--- a/flow/20230914_vu_template/drafts/2024-12-u/30-ПН-Анісії.docx
+++ b/flow/20230914_vu_template/drafts/2024-12-u/30-ПН-Анісії.docx
@@ -134,6 +134,32 @@
       </w:pPr>
       <w:r>
         <w:rPr>
+          <w:rFonts w:ascii="Times New Roman" w:hAnsi="Times New Roman"/>
+          <w:i/>
+          <w:color w:val="FF0000"/>
+          <w:sz w:val="24"/>
+        </w:rPr>
+        <w:t>Священник:</w:t>
+      </w:r>
+      <w:r>
+        <w:rPr>
+          <w:rFonts w:ascii="Times New Roman" w:hAnsi="Times New Roman"/>
+          <w:sz w:val="24"/>
+        </w:rPr>
+        <w:t xml:space="preserve"> Благословенний Бог наш завжди, нині і повсякчас, і на віки віків.</w:t>
+      </w:r>
+    </w:p>
+    <w:p>
+      <w:pPr>
+        <w:spacing w:after="120" w:line="240" w:lineRule="auto"/>
+        <w:rPr>
+          <w:rFonts w:ascii="Times New Roman" w:cs="Times New Roman" w:eastAsia="Times New Roman" w:hAnsi="Times New Roman"/>
+          <w:sz w:val="24"/>
+          <w:szCs w:val="24"/>
+        </w:rPr>
+      </w:pPr>
+      <w:r>
+        <w:rPr>
           <w:rFonts w:ascii="Times New Roman" w:cs="Times New Roman" w:eastAsia="Times New Roman" w:hAnsi="Times New Roman"/>
           <w:i w:val="1"/>
           <w:color w:val="ff0000"/>
@@ -141,113 +167,156 @@
           <w:szCs w:val="24"/>
           <w:rtl w:val="0"/>
         </w:rPr>
-        <w:t xml:space="preserve">Священник:</w:t>
-      </w:r>
-      <w:r>
-        <w:rPr>
-          <w:rFonts w:ascii="Times New Roman" w:cs="Times New Roman" w:eastAsia="Times New Roman" w:hAnsi="Times New Roman"/>
-          <w:sz w:val="24"/>
-          <w:szCs w:val="24"/>
-          <w:rtl w:val="0"/>
-        </w:rPr>
-        <w:t xml:space="preserve"> Благословенний Бог наш завжди, нині і повсякчас, і на віки віків.</w:t>
-      </w:r>
-    </w:p>
-    <w:p>
-      <w:pPr>
-        <w:spacing w:after="120" w:line="240" w:lineRule="auto"/>
-        <w:rPr>
-          <w:rFonts w:ascii="Times New Roman" w:cs="Times New Roman" w:eastAsia="Times New Roman" w:hAnsi="Times New Roman"/>
-          <w:sz w:val="24"/>
-          <w:szCs w:val="24"/>
-        </w:rPr>
-      </w:pPr>
-      <w:r>
-        <w:rPr>
-          <w:rFonts w:ascii="Times New Roman" w:cs="Times New Roman" w:eastAsia="Times New Roman" w:hAnsi="Times New Roman"/>
-          <w:i w:val="1"/>
+        <w:t xml:space="preserve">Вірні:</w:t>
+      </w:r>
+      <w:r>
+        <w:rPr>
+          <w:rFonts w:ascii="Times New Roman" w:cs="Times New Roman" w:eastAsia="Times New Roman" w:hAnsi="Times New Roman"/>
           <w:color w:val="ff0000"/>
           <w:sz w:val="24"/>
           <w:szCs w:val="24"/>
           <w:rtl w:val="0"/>
         </w:rPr>
-        <w:t xml:space="preserve">Вірні:</w:t>
-      </w:r>
-      <w:r>
-        <w:rPr>
-          <w:rFonts w:ascii="Times New Roman" w:cs="Times New Roman" w:eastAsia="Times New Roman" w:hAnsi="Times New Roman"/>
+        <w:t xml:space="preserve"> </w:t>
+      </w:r>
+      <w:r>
+        <w:rPr>
+          <w:rFonts w:ascii="Times New Roman" w:cs="Times New Roman" w:eastAsia="Times New Roman" w:hAnsi="Times New Roman"/>
+          <w:sz w:val="24"/>
+          <w:szCs w:val="24"/>
+          <w:rtl w:val="0"/>
+        </w:rPr>
+        <w:t xml:space="preserve">Амі́нь.</w:t>
+      </w:r>
+    </w:p>
+    <w:p>
+      <w:pPr>
+        <w:spacing w:after="120" w:line="240" w:lineRule="auto"/>
+        <w:rPr>
+          <w:rFonts w:ascii="Times New Roman" w:cs="Times New Roman" w:eastAsia="Times New Roman" w:hAnsi="Times New Roman"/>
+          <w:sz w:val="24"/>
+          <w:szCs w:val="24"/>
+        </w:rPr>
+      </w:pPr>
+      <w:r>
+        <w:rPr>
+          <w:rFonts w:ascii="Times New Roman" w:cs="Times New Roman" w:eastAsia="Times New Roman" w:hAnsi="Times New Roman"/>
+          <w:sz w:val="24"/>
+          <w:szCs w:val="24"/>
+          <w:rtl w:val="0"/>
+        </w:rPr>
+        <w:t xml:space="preserve">Сла́ва Тобі́, Бо́же наш, сла́ва Тобі́.</w:t>
+      </w:r>
+    </w:p>
+    <w:p>
+      <w:pPr>
+        <w:spacing w:after="120" w:line="240" w:lineRule="auto"/>
+        <w:rPr>
+          <w:rFonts w:ascii="Times New Roman" w:cs="Times New Roman" w:eastAsia="Times New Roman" w:hAnsi="Times New Roman"/>
+          <w:sz w:val="24"/>
+          <w:szCs w:val="24"/>
+        </w:rPr>
+      </w:pPr>
+      <w:r>
+        <w:rPr>
+          <w:rFonts w:ascii="Times New Roman" w:cs="Times New Roman" w:eastAsia="Times New Roman" w:hAnsi="Times New Roman"/>
+          <w:sz w:val="24"/>
+          <w:szCs w:val="24"/>
+          <w:rtl w:val="0"/>
+        </w:rPr>
+        <w:t xml:space="preserve">Ца́рю небе́сний, утіши́телю, Ду́ше íстини,* що всю́ди єси́ і все наповня́єш,* скарбни́це благ і життя́ пода́телю,* прийди́, і всели́ся в нас,* і очи́сти нас від уся́кої скве́рни,* і спаси́, благи́й, ду́ші на́ші.</w:t>
+      </w:r>
+    </w:p>
+    <w:p>
+      <w:pPr>
+        <w:spacing w:after="120" w:line="240" w:lineRule="auto"/>
+        <w:rPr>
+          <w:rFonts w:ascii="Times New Roman" w:cs="Times New Roman" w:eastAsia="Times New Roman" w:hAnsi="Times New Roman"/>
+          <w:sz w:val="24"/>
+          <w:szCs w:val="24"/>
+        </w:rPr>
+      </w:pPr>
+      <w:r>
+        <w:rPr>
+          <w:rFonts w:ascii="Times New Roman" w:cs="Times New Roman" w:eastAsia="Times New Roman" w:hAnsi="Times New Roman"/>
+          <w:sz w:val="24"/>
+          <w:szCs w:val="24"/>
+          <w:rtl w:val="0"/>
+        </w:rPr>
+        <w:t xml:space="preserve">Святи́й Бо́же, святи́й Крі́пкий, святи́й Безсме́ртний, поми́луй нас. </w:t>
+      </w:r>
+      <w:r>
+        <w:rPr>
+          <w:rFonts w:ascii="Times New Roman" w:cs="Times New Roman" w:eastAsia="Times New Roman" w:hAnsi="Times New Roman"/>
+          <w:i w:val="1"/>
           <w:color w:val="ff0000"/>
           <w:sz w:val="24"/>
           <w:szCs w:val="24"/>
           <w:rtl w:val="0"/>
         </w:rPr>
-        <w:t xml:space="preserve"> </w:t>
-      </w:r>
-      <w:r>
-        <w:rPr>
-          <w:rFonts w:ascii="Times New Roman" w:cs="Times New Roman" w:eastAsia="Times New Roman" w:hAnsi="Times New Roman"/>
-          <w:sz w:val="24"/>
-          <w:szCs w:val="24"/>
-          <w:rtl w:val="0"/>
-        </w:rPr>
-        <w:t xml:space="preserve">Амі́нь.</w:t>
-      </w:r>
-    </w:p>
-    <w:p>
-      <w:pPr>
-        <w:spacing w:after="120" w:line="240" w:lineRule="auto"/>
-        <w:rPr>
-          <w:rFonts w:ascii="Times New Roman" w:cs="Times New Roman" w:eastAsia="Times New Roman" w:hAnsi="Times New Roman"/>
-          <w:sz w:val="24"/>
-          <w:szCs w:val="24"/>
-        </w:rPr>
-      </w:pPr>
-      <w:r>
-        <w:rPr>
-          <w:rFonts w:ascii="Times New Roman" w:cs="Times New Roman" w:eastAsia="Times New Roman" w:hAnsi="Times New Roman"/>
-          <w:sz w:val="24"/>
-          <w:szCs w:val="24"/>
-          <w:rtl w:val="0"/>
-        </w:rPr>
-        <w:t xml:space="preserve">Сла́ва Тобі́, Бо́же наш, сла́ва Тобі́.</w:t>
-      </w:r>
-    </w:p>
-    <w:p>
-      <w:pPr>
-        <w:spacing w:after="120" w:line="240" w:lineRule="auto"/>
-        <w:rPr>
-          <w:rFonts w:ascii="Times New Roman" w:cs="Times New Roman" w:eastAsia="Times New Roman" w:hAnsi="Times New Roman"/>
-          <w:sz w:val="24"/>
-          <w:szCs w:val="24"/>
-        </w:rPr>
-      </w:pPr>
-      <w:r>
-        <w:rPr>
-          <w:rFonts w:ascii="Times New Roman" w:cs="Times New Roman" w:eastAsia="Times New Roman" w:hAnsi="Times New Roman"/>
-          <w:sz w:val="24"/>
-          <w:szCs w:val="24"/>
-          <w:rtl w:val="0"/>
-        </w:rPr>
-        <w:t xml:space="preserve">Ца́рю небе́сний, утіши́телю, Ду́ше íстини,* що всю́ди єси́ і все наповня́єш,* скарбни́це благ і життя́ пода́телю,* прийди́, і всели́ся в нас,* і очи́сти нас від уся́кої скве́рни,* і спаси́, благи́й, ду́ші на́ші.</w:t>
-      </w:r>
-    </w:p>
-    <w:p>
-      <w:pPr>
-        <w:spacing w:after="120" w:line="240" w:lineRule="auto"/>
-        <w:rPr>
-          <w:rFonts w:ascii="Times New Roman" w:cs="Times New Roman" w:eastAsia="Times New Roman" w:hAnsi="Times New Roman"/>
-          <w:sz w:val="24"/>
-          <w:szCs w:val="24"/>
-        </w:rPr>
-      </w:pPr>
-      <w:r>
-        <w:rPr>
-          <w:rFonts w:ascii="Times New Roman" w:cs="Times New Roman" w:eastAsia="Times New Roman" w:hAnsi="Times New Roman"/>
-          <w:sz w:val="24"/>
-          <w:szCs w:val="24"/>
-          <w:rtl w:val="0"/>
-        </w:rPr>
-        <w:t xml:space="preserve">Святи́й Бо́же, святи́й Крі́пкий, святи́й Безсме́ртний, поми́луй нас. </w:t>
+        <w:t xml:space="preserve">(3 р.)</w:t>
+      </w:r>
+      <w:r>
+        <w:rPr>
+          <w:rtl w:val="0"/>
+        </w:rPr>
+      </w:r>
+    </w:p>
+    <w:p>
+      <w:pPr>
+        <w:spacing w:after="120" w:line="240" w:lineRule="auto"/>
+        <w:rPr>
+          <w:rFonts w:ascii="Times New Roman" w:cs="Times New Roman" w:eastAsia="Times New Roman" w:hAnsi="Times New Roman"/>
+          <w:sz w:val="24"/>
+          <w:szCs w:val="24"/>
+        </w:rPr>
+      </w:pPr>
+      <w:r>
+        <w:rPr>
+          <w:rFonts w:ascii="Times New Roman" w:cs="Times New Roman" w:eastAsia="Times New Roman" w:hAnsi="Times New Roman"/>
+          <w:sz w:val="24"/>
+          <w:szCs w:val="24"/>
+          <w:rtl w:val="0"/>
+        </w:rPr>
+        <w:t xml:space="preserve">Сла́ва Отцю́, і Си́ну, і Свято́му Ду́хові,* і ни́ні, і повсякча́с, і на ві́ки вікі́в. Амі́нь.</w:t>
+      </w:r>
+    </w:p>
+    <w:p>
+      <w:pPr>
+        <w:spacing w:after="120" w:line="240" w:lineRule="auto"/>
+        <w:rPr>
+          <w:rFonts w:ascii="Times New Roman" w:cs="Times New Roman" w:eastAsia="Times New Roman" w:hAnsi="Times New Roman"/>
+          <w:sz w:val="24"/>
+          <w:szCs w:val="24"/>
+        </w:rPr>
+      </w:pPr>
+      <w:r>
+        <w:rPr>
+          <w:rFonts w:ascii="Times New Roman" w:cs="Times New Roman" w:eastAsia="Times New Roman" w:hAnsi="Times New Roman"/>
+          <w:sz w:val="24"/>
+          <w:szCs w:val="24"/>
+          <w:rtl w:val="0"/>
+        </w:rPr>
+        <w:t xml:space="preserve">Пресвята́ Тро́йце, поми́луй нас; Го́споди, очи́сти гріхи́ на́ші; Влади́ко, прости́ беззако́ння на́ші; Святи́й, завіта́й і зціли́ не́мочі на́ші, І́мени Твого́ ра́ди.</w:t>
+      </w:r>
+    </w:p>
+    <w:p>
+      <w:pPr>
+        <w:spacing w:after="120" w:line="240" w:lineRule="auto"/>
+        <w:rPr>
+          <w:rFonts w:ascii="Times New Roman" w:cs="Times New Roman" w:eastAsia="Times New Roman" w:hAnsi="Times New Roman"/>
+          <w:sz w:val="24"/>
+          <w:szCs w:val="24"/>
+        </w:rPr>
+      </w:pPr>
+      <w:r>
+        <w:rPr>
+          <w:rFonts w:ascii="Times New Roman" w:cs="Times New Roman" w:eastAsia="Times New Roman" w:hAnsi="Times New Roman"/>
+          <w:sz w:val="24"/>
+          <w:szCs w:val="24"/>
+          <w:rtl w:val="0"/>
+        </w:rPr>
+        <w:t xml:space="preserve">Го́споди, поми́луй. </w:t>
       </w:r>
       <w:r>
         <w:rPr>
@@ -301,79 +370,6 @@
           <w:szCs w:val="24"/>
           <w:rtl w:val="0"/>
         </w:rPr>
-        <w:t xml:space="preserve">Пресвята́ Тро́йце, поми́луй нас; Го́споди, очи́сти гріхи́ на́ші; Влади́ко, прости́ беззако́ння на́ші; Святи́й, завіта́й і зціли́ не́мочі на́ші, І́мени Твого́ ра́ди.</w:t>
-      </w:r>
-    </w:p>
-    <w:p>
-      <w:pPr>
-        <w:spacing w:after="120" w:line="240" w:lineRule="auto"/>
-        <w:rPr>
-          <w:rFonts w:ascii="Times New Roman" w:cs="Times New Roman" w:eastAsia="Times New Roman" w:hAnsi="Times New Roman"/>
-          <w:sz w:val="24"/>
-          <w:szCs w:val="24"/>
-        </w:rPr>
-      </w:pPr>
-      <w:r>
-        <w:rPr>
-          <w:rFonts w:ascii="Times New Roman" w:cs="Times New Roman" w:eastAsia="Times New Roman" w:hAnsi="Times New Roman"/>
-          <w:sz w:val="24"/>
-          <w:szCs w:val="24"/>
-          <w:rtl w:val="0"/>
-        </w:rPr>
-        <w:t xml:space="preserve">Го́споди, поми́луй. </w:t>
-      </w:r>
-      <w:r>
-        <w:rPr>
-          <w:rFonts w:ascii="Times New Roman" w:cs="Times New Roman" w:eastAsia="Times New Roman" w:hAnsi="Times New Roman"/>
-          <w:i w:val="1"/>
-          <w:color w:val="ff0000"/>
-          <w:sz w:val="24"/>
-          <w:szCs w:val="24"/>
-          <w:rtl w:val="0"/>
-        </w:rPr>
-        <w:t xml:space="preserve">(3 р.)</w:t>
-      </w:r>
-      <w:r>
-        <w:rPr>
-          <w:rtl w:val="0"/>
-        </w:rPr>
-      </w:r>
-    </w:p>
-    <w:p>
-      <w:pPr>
-        <w:spacing w:after="120" w:line="240" w:lineRule="auto"/>
-        <w:rPr>
-          <w:rFonts w:ascii="Times New Roman" w:cs="Times New Roman" w:eastAsia="Times New Roman" w:hAnsi="Times New Roman"/>
-          <w:sz w:val="24"/>
-          <w:szCs w:val="24"/>
-        </w:rPr>
-      </w:pPr>
-      <w:r>
-        <w:rPr>
-          <w:rFonts w:ascii="Times New Roman" w:cs="Times New Roman" w:eastAsia="Times New Roman" w:hAnsi="Times New Roman"/>
-          <w:sz w:val="24"/>
-          <w:szCs w:val="24"/>
-          <w:rtl w:val="0"/>
-        </w:rPr>
-        <w:t xml:space="preserve">Сла́ва Отцю́, і Си́ну, і Свято́му Ду́хові,* і ни́ні, і повсякча́с, і на ві́ки вікі́в. Амі́нь.</w:t>
-      </w:r>
-    </w:p>
-    <w:p>
-      <w:pPr>
-        <w:spacing w:after="120" w:line="240" w:lineRule="auto"/>
-        <w:rPr>
-          <w:rFonts w:ascii="Times New Roman" w:cs="Times New Roman" w:eastAsia="Times New Roman" w:hAnsi="Times New Roman"/>
-          <w:sz w:val="24"/>
-          <w:szCs w:val="24"/>
-        </w:rPr>
-      </w:pPr>
-      <w:r>
-        <w:rPr>
-          <w:rFonts w:ascii="Times New Roman" w:cs="Times New Roman" w:eastAsia="Times New Roman" w:hAnsi="Times New Roman"/>
-          <w:sz w:val="24"/>
-          <w:szCs w:val="24"/>
-          <w:rtl w:val="0"/>
-        </w:rPr>
         <w:t xml:space="preserve">О́тче наш, що єси́ на небеса́х,* неха́й святи́ться ім’я́ Твоє́,* неха́й при́йде ца́рство Твоє́,* неха́й бу́де во́ля Твоя́, як на не́бі, так і на землі́.* Хліб наш насу́щний дай нам сього́дні;* і прости́ нам прови́ни на́ші,* як і ми проща́ємо винува́тцям на́шим;* і не введи́ нас у споку́су,* але́ ви́зволи нас від лука́вого.</w:t>
       </w:r>
     </w:p>
@@ -388,21 +384,17 @@
       </w:pPr>
       <w:r>
         <w:rPr>
-          <w:rFonts w:ascii="Times New Roman" w:cs="Times New Roman" w:eastAsia="Times New Roman" w:hAnsi="Times New Roman"/>
-          <w:i w:val="1"/>
-          <w:color w:val="ff0000"/>
-          <w:sz w:val="24"/>
-          <w:szCs w:val="24"/>
-          <w:rtl w:val="0"/>
-        </w:rPr>
-        <w:t xml:space="preserve">Священник:</w:t>
-      </w:r>
-      <w:r>
-        <w:rPr>
-          <w:rFonts w:ascii="Times New Roman" w:cs="Times New Roman" w:eastAsia="Times New Roman" w:hAnsi="Times New Roman"/>
-          <w:sz w:val="24"/>
-          <w:szCs w:val="24"/>
-          <w:rtl w:val="0"/>
+          <w:rFonts w:ascii="Times New Roman" w:hAnsi="Times New Roman"/>
+          <w:i/>
+          <w:color w:val="FF0000"/>
+          <w:sz w:val="24"/>
+        </w:rPr>
+        <w:t>Священник:</w:t>
+      </w:r>
+      <w:r>
+        <w:rPr>
+          <w:rFonts w:ascii="Times New Roman" w:hAnsi="Times New Roman"/>
+          <w:sz w:val="24"/>
         </w:rPr>
         <w:t xml:space="preserve"> Бо Твоє є царство, і сила, і слава, Отця, і Сина, і Святого Духа, нині, і повсякчас, і на віки віків.</w:t>
       </w:r>
@@ -2648,21 +2640,17 @@
       </w:pPr>
       <w:r>
         <w:rPr>
-          <w:rFonts w:ascii="Times New Roman" w:cs="Times New Roman" w:eastAsia="Times New Roman" w:hAnsi="Times New Roman"/>
-          <w:i w:val="1"/>
-          <w:color w:val="ff0000"/>
-          <w:sz w:val="24"/>
-          <w:szCs w:val="24"/>
-          <w:rtl w:val="0"/>
-        </w:rPr>
-        <w:t xml:space="preserve">Священник:</w:t>
-      </w:r>
-      <w:r>
-        <w:rPr>
-          <w:rFonts w:ascii="Times New Roman" w:cs="Times New Roman" w:eastAsia="Times New Roman" w:hAnsi="Times New Roman"/>
-          <w:sz w:val="24"/>
-          <w:szCs w:val="24"/>
-          <w:rtl w:val="0"/>
+          <w:rFonts w:ascii="Times New Roman" w:hAnsi="Times New Roman"/>
+          <w:i/>
+          <w:color w:val="FF0000"/>
+          <w:sz w:val="24"/>
+        </w:rPr>
+        <w:t>Священник:</w:t>
+      </w:r>
+      <w:r>
+        <w:rPr>
+          <w:rFonts w:ascii="Times New Roman" w:hAnsi="Times New Roman"/>
+          <w:sz w:val="24"/>
         </w:rPr>
         <w:t xml:space="preserve"> Бо Тобі належить усяка слава, честь і поклоніння, Отцю, і Сину, і Святому Духові, нині, і повсякчас, і на віки віків.</w:t>
       </w:r>
@@ -4003,21 +3991,17 @@
       </w:pPr>
       <w:r>
         <w:rPr>
-          <w:rFonts w:ascii="Times New Roman" w:cs="Times New Roman" w:eastAsia="Times New Roman" w:hAnsi="Times New Roman"/>
-          <w:i w:val="1"/>
-          <w:color w:val="ff0000"/>
-          <w:sz w:val="24"/>
-          <w:szCs w:val="24"/>
-          <w:rtl w:val="0"/>
-        </w:rPr>
-        <w:t xml:space="preserve">Священник:</w:t>
-      </w:r>
-      <w:r>
-        <w:rPr>
-          <w:rFonts w:ascii="Times New Roman" w:cs="Times New Roman" w:eastAsia="Times New Roman" w:hAnsi="Times New Roman"/>
-          <w:sz w:val="24"/>
-          <w:szCs w:val="24"/>
-          <w:rtl w:val="0"/>
+          <w:rFonts w:ascii="Times New Roman" w:hAnsi="Times New Roman"/>
+          <w:i/>
+          <w:color w:val="FF0000"/>
+          <w:sz w:val="24"/>
+        </w:rPr>
+        <w:t>Священник:</w:t>
+      </w:r>
+      <w:r>
+        <w:rPr>
+          <w:rFonts w:ascii="Times New Roman" w:hAnsi="Times New Roman"/>
+          <w:sz w:val="24"/>
         </w:rPr>
         <w:t xml:space="preserve"> Мир всім.</w:t>
       </w:r>
@@ -5012,6 +4996,33 @@
       </w:pPr>
       <w:r>
         <w:rPr>
+          <w:rFonts w:ascii="Times New Roman" w:hAnsi="Times New Roman"/>
+          <w:i/>
+          <w:color w:val="FF0000"/>
+          <w:sz w:val="24"/>
+        </w:rPr>
+        <w:t>Священник:</w:t>
+      </w:r>
+      <w:r>
+        <w:rPr>
+          <w:rFonts w:ascii="Times New Roman" w:hAnsi="Times New Roman"/>
+          <w:sz w:val="24"/>
+        </w:rPr>
+        <w:t xml:space="preserve"> Бо Ти – Бог милости, ласк і людинолюбности, і Тобі славу возсилаємо, Отцю, і Сину, і Святому Духові, нині, і повсякчас, і на віки віків.</w:t>
+      </w:r>
+    </w:p>
+    <w:p>
+      <w:pPr>
+        <w:spacing w:after="120" w:line="240" w:lineRule="auto"/>
+        <w:jc w:val="both"/>
+        <w:rPr>
+          <w:rFonts w:ascii="Times New Roman" w:cs="Times New Roman" w:eastAsia="Times New Roman" w:hAnsi="Times New Roman"/>
+          <w:sz w:val="24"/>
+          <w:szCs w:val="24"/>
+        </w:rPr>
+      </w:pPr>
+      <w:r>
+        <w:rPr>
           <w:rFonts w:ascii="Times New Roman" w:cs="Times New Roman" w:eastAsia="Times New Roman" w:hAnsi="Times New Roman"/>
           <w:i w:val="1"/>
           <w:color w:val="ff0000"/>
@@ -5019,37 +5030,74 @@
           <w:szCs w:val="24"/>
           <w:rtl w:val="0"/>
         </w:rPr>
-        <w:t xml:space="preserve">Священник:</w:t>
-      </w:r>
-      <w:r>
-        <w:rPr>
-          <w:rFonts w:ascii="Times New Roman" w:cs="Times New Roman" w:eastAsia="Times New Roman" w:hAnsi="Times New Roman"/>
-          <w:sz w:val="24"/>
-          <w:szCs w:val="24"/>
-          <w:rtl w:val="0"/>
-        </w:rPr>
-        <w:t xml:space="preserve"> Бо Ти – Бог милости, ласк і людинолюбности, і Тобі славу возсилаємо, Отцю, і Сину, і Святому Духові, нині, і повсякчас, і на віки віків.</w:t>
-      </w:r>
-    </w:p>
-    <w:p>
-      <w:pPr>
-        <w:spacing w:after="120" w:line="240" w:lineRule="auto"/>
-        <w:jc w:val="both"/>
-        <w:rPr>
-          <w:rFonts w:ascii="Times New Roman" w:cs="Times New Roman" w:eastAsia="Times New Roman" w:hAnsi="Times New Roman"/>
-          <w:sz w:val="24"/>
-          <w:szCs w:val="24"/>
-        </w:rPr>
-      </w:pPr>
-      <w:r>
-        <w:rPr>
-          <w:rFonts w:ascii="Times New Roman" w:cs="Times New Roman" w:eastAsia="Times New Roman" w:hAnsi="Times New Roman"/>
-          <w:i w:val="1"/>
+        <w:t xml:space="preserve">Вірні:</w:t>
+      </w:r>
+      <w:r>
+        <w:rPr>
+          <w:rFonts w:ascii="Times New Roman" w:cs="Times New Roman" w:eastAsia="Times New Roman" w:hAnsi="Times New Roman"/>
           <w:color w:val="ff0000"/>
           <w:sz w:val="24"/>
           <w:szCs w:val="24"/>
           <w:rtl w:val="0"/>
         </w:rPr>
+        <w:t xml:space="preserve"> </w:t>
+      </w:r>
+      <w:r>
+        <w:rPr>
+          <w:rFonts w:ascii="Times New Roman" w:cs="Times New Roman" w:eastAsia="Times New Roman" w:hAnsi="Times New Roman"/>
+          <w:sz w:val="24"/>
+          <w:szCs w:val="24"/>
+          <w:rtl w:val="0"/>
+        </w:rPr>
+        <w:t xml:space="preserve">Амінь.</w:t>
+      </w:r>
+    </w:p>
+    <w:p>
+      <w:pPr>
+        <w:spacing w:after="120" w:line="240" w:lineRule="auto"/>
+        <w:jc w:val="both"/>
+        <w:rPr>
+          <w:rFonts w:ascii="Times New Roman" w:cs="Times New Roman" w:eastAsia="Times New Roman" w:hAnsi="Times New Roman"/>
+          <w:sz w:val="24"/>
+          <w:szCs w:val="24"/>
+        </w:rPr>
+      </w:pPr>
+      <w:r>
+        <w:rPr>
+          <w:rFonts w:ascii="Times New Roman" w:hAnsi="Times New Roman"/>
+          <w:i/>
+          <w:color w:val="FF0000"/>
+          <w:sz w:val="24"/>
+        </w:rPr>
+        <w:t>Священник:</w:t>
+      </w:r>
+      <w:r>
+        <w:rPr>
+          <w:rFonts w:ascii="Times New Roman" w:hAnsi="Times New Roman"/>
+          <w:sz w:val="24"/>
+        </w:rPr>
+        <w:t xml:space="preserve"> Мир всім.</w:t>
+      </w:r>
+    </w:p>
+    <w:p>
+      <w:pPr>
+        <w:spacing w:after="120" w:line="240" w:lineRule="auto"/>
+        <w:jc w:val="both"/>
+        <w:rPr>
+          <w:rFonts w:ascii="Times New Roman" w:cs="Times New Roman" w:eastAsia="Times New Roman" w:hAnsi="Times New Roman"/>
+          <w:sz w:val="24"/>
+          <w:szCs w:val="24"/>
+        </w:rPr>
+      </w:pPr>
+      <w:r>
+        <w:rPr>
+          <w:rFonts w:ascii="Times New Roman" w:cs="Times New Roman" w:eastAsia="Times New Roman" w:hAnsi="Times New Roman"/>
+          <w:i w:val="1"/>
+          <w:color w:val="ff0000"/>
+          <w:sz w:val="24"/>
+          <w:szCs w:val="24"/>
+          <w:rtl w:val="0"/>
+        </w:rPr>
         <w:t xml:space="preserve">Вірні:</w:t>
       </w:r>
       <w:r>
@@ -5069,7 +5117,27 @@
           <w:szCs w:val="24"/>
           <w:rtl w:val="0"/>
         </w:rPr>
-        <w:t xml:space="preserve">Амінь.</w:t>
+        <w:t xml:space="preserve">І духові твоєму.</w:t>
+      </w:r>
+    </w:p>
+    <w:p>
+      <w:pPr>
+        <w:spacing w:after="120" w:line="240" w:lineRule="auto"/>
+        <w:jc w:val="both"/>
+        <w:rPr>
+          <w:rFonts w:ascii="Times New Roman" w:cs="Times New Roman" w:eastAsia="Times New Roman" w:hAnsi="Times New Roman"/>
+          <w:sz w:val="24"/>
+          <w:szCs w:val="24"/>
+        </w:rPr>
+      </w:pPr>
+      <w:r>
+        <w:rPr>
+          <w:rFonts w:ascii="Times New Roman" w:cs="Times New Roman" w:eastAsia="Times New Roman" w:hAnsi="Times New Roman"/>
+          <w:sz w:val="24"/>
+          <w:szCs w:val="24"/>
+          <w:rtl w:val="0"/>
+        </w:rPr>
+        <w:t xml:space="preserve">Голови ваші перед Господом схиліть.</w:t>
       </w:r>
     </w:p>
     <w:p>
@@ -5091,139 +5159,47 @@
           <w:szCs w:val="24"/>
           <w:rtl w:val="0"/>
         </w:rPr>
-        <w:t xml:space="preserve">Священник:</w:t>
-      </w:r>
-      <w:r>
-        <w:rPr>
-          <w:rFonts w:ascii="Times New Roman" w:cs="Times New Roman" w:eastAsia="Times New Roman" w:hAnsi="Times New Roman"/>
-          <w:sz w:val="24"/>
-          <w:szCs w:val="24"/>
-          <w:rtl w:val="0"/>
-        </w:rPr>
-        <w:t xml:space="preserve"> Мир всім.</w:t>
-      </w:r>
-    </w:p>
-    <w:p>
-      <w:pPr>
-        <w:spacing w:after="120" w:line="240" w:lineRule="auto"/>
-        <w:jc w:val="both"/>
-        <w:rPr>
-          <w:rFonts w:ascii="Times New Roman" w:cs="Times New Roman" w:eastAsia="Times New Roman" w:hAnsi="Times New Roman"/>
-          <w:sz w:val="24"/>
-          <w:szCs w:val="24"/>
-        </w:rPr>
-      </w:pPr>
-      <w:r>
-        <w:rPr>
-          <w:rFonts w:ascii="Times New Roman" w:cs="Times New Roman" w:eastAsia="Times New Roman" w:hAnsi="Times New Roman"/>
-          <w:i w:val="1"/>
+        <w:t xml:space="preserve">Вірні:</w:t>
+      </w:r>
+      <w:r>
+        <w:rPr>
+          <w:rFonts w:ascii="Times New Roman" w:cs="Times New Roman" w:eastAsia="Times New Roman" w:hAnsi="Times New Roman"/>
           <w:color w:val="ff0000"/>
           <w:sz w:val="24"/>
           <w:szCs w:val="24"/>
           <w:rtl w:val="0"/>
         </w:rPr>
-        <w:t xml:space="preserve">Вірні:</w:t>
-      </w:r>
-      <w:r>
-        <w:rPr>
-          <w:rFonts w:ascii="Times New Roman" w:cs="Times New Roman" w:eastAsia="Times New Roman" w:hAnsi="Times New Roman"/>
+        <w:t xml:space="preserve"> </w:t>
+      </w:r>
+      <w:r>
+        <w:rPr>
+          <w:rFonts w:ascii="Times New Roman" w:cs="Times New Roman" w:eastAsia="Times New Roman" w:hAnsi="Times New Roman"/>
+          <w:sz w:val="24"/>
+          <w:szCs w:val="24"/>
+          <w:rtl w:val="0"/>
+        </w:rPr>
+        <w:t xml:space="preserve">Тобі, Господи.</w:t>
+      </w:r>
+    </w:p>
+    <w:p>
+      <w:pPr>
+        <w:spacing w:after="120" w:line="240" w:lineRule="auto"/>
+        <w:jc w:val="both"/>
+        <w:rPr>
+          <w:rFonts w:ascii="Times New Roman" w:cs="Times New Roman" w:eastAsia="Times New Roman" w:hAnsi="Times New Roman"/>
+          <w:sz w:val="24"/>
+          <w:szCs w:val="24"/>
+        </w:rPr>
+      </w:pPr>
+      <w:r>
+        <w:rPr>
+          <w:rFonts w:ascii="Times New Roman" w:cs="Times New Roman" w:eastAsia="Times New Roman" w:hAnsi="Times New Roman"/>
+          <w:i w:val="1"/>
           <w:color w:val="ff0000"/>
           <w:sz w:val="24"/>
           <w:szCs w:val="24"/>
           <w:rtl w:val="0"/>
         </w:rPr>
-        <w:t xml:space="preserve"> </w:t>
-      </w:r>
-      <w:r>
-        <w:rPr>
-          <w:rFonts w:ascii="Times New Roman" w:cs="Times New Roman" w:eastAsia="Times New Roman" w:hAnsi="Times New Roman"/>
-          <w:sz w:val="24"/>
-          <w:szCs w:val="24"/>
-          <w:rtl w:val="0"/>
-        </w:rPr>
-        <w:t xml:space="preserve">І духові твоєму.</w:t>
-      </w:r>
-    </w:p>
-    <w:p>
-      <w:pPr>
-        <w:spacing w:after="120" w:line="240" w:lineRule="auto"/>
-        <w:jc w:val="both"/>
-        <w:rPr>
-          <w:rFonts w:ascii="Times New Roman" w:cs="Times New Roman" w:eastAsia="Times New Roman" w:hAnsi="Times New Roman"/>
-          <w:sz w:val="24"/>
-          <w:szCs w:val="24"/>
-        </w:rPr>
-      </w:pPr>
-      <w:r>
-        <w:rPr>
-          <w:rFonts w:ascii="Times New Roman" w:cs="Times New Roman" w:eastAsia="Times New Roman" w:hAnsi="Times New Roman"/>
-          <w:sz w:val="24"/>
-          <w:szCs w:val="24"/>
-          <w:rtl w:val="0"/>
-        </w:rPr>
-        <w:t xml:space="preserve">Голови ваші перед Господом схиліть.</w:t>
-      </w:r>
-    </w:p>
-    <w:p>
-      <w:pPr>
-        <w:spacing w:after="120" w:line="240" w:lineRule="auto"/>
-        <w:jc w:val="both"/>
-        <w:rPr>
-          <w:rFonts w:ascii="Times New Roman" w:cs="Times New Roman" w:eastAsia="Times New Roman" w:hAnsi="Times New Roman"/>
-          <w:sz w:val="24"/>
-          <w:szCs w:val="24"/>
-        </w:rPr>
-      </w:pPr>
-      <w:r>
-        <w:rPr>
-          <w:rFonts w:ascii="Times New Roman" w:cs="Times New Roman" w:eastAsia="Times New Roman" w:hAnsi="Times New Roman"/>
-          <w:i w:val="1"/>
-          <w:color w:val="ff0000"/>
-          <w:sz w:val="24"/>
-          <w:szCs w:val="24"/>
-          <w:rtl w:val="0"/>
-        </w:rPr>
-        <w:t xml:space="preserve">Вірні:</w:t>
-      </w:r>
-      <w:r>
-        <w:rPr>
-          <w:rFonts w:ascii="Times New Roman" w:cs="Times New Roman" w:eastAsia="Times New Roman" w:hAnsi="Times New Roman"/>
-          <w:color w:val="ff0000"/>
-          <w:sz w:val="24"/>
-          <w:szCs w:val="24"/>
-          <w:rtl w:val="0"/>
-        </w:rPr>
-        <w:t xml:space="preserve"> </w:t>
-      </w:r>
-      <w:r>
-        <w:rPr>
-          <w:rFonts w:ascii="Times New Roman" w:cs="Times New Roman" w:eastAsia="Times New Roman" w:hAnsi="Times New Roman"/>
-          <w:sz w:val="24"/>
-          <w:szCs w:val="24"/>
-          <w:rtl w:val="0"/>
-        </w:rPr>
-        <w:t xml:space="preserve">Тобі, Господи.</w:t>
-      </w:r>
-    </w:p>
-    <w:p>
-      <w:pPr>
-        <w:spacing w:after="120" w:line="240" w:lineRule="auto"/>
-        <w:jc w:val="both"/>
-        <w:rPr>
-          <w:rFonts w:ascii="Times New Roman" w:cs="Times New Roman" w:eastAsia="Times New Roman" w:hAnsi="Times New Roman"/>
-          <w:sz w:val="24"/>
-          <w:szCs w:val="24"/>
-        </w:rPr>
-      </w:pPr>
-      <w:r>
-        <w:rPr>
-          <w:rFonts w:ascii="Times New Roman" w:cs="Times New Roman" w:eastAsia="Times New Roman" w:hAnsi="Times New Roman"/>
-          <w:i w:val="1"/>
-          <w:color w:val="ff0000"/>
-          <w:sz w:val="24"/>
-          <w:szCs w:val="24"/>
-          <w:rtl w:val="0"/>
-        </w:rPr>
         <w:t xml:space="preserve">Священник читає молитву:</w:t>
       </w:r>
       <w:r>
@@ -5247,21 +5223,17 @@
       </w:pPr>
       <w:r>
         <w:rPr>
-          <w:rFonts w:ascii="Times New Roman" w:cs="Times New Roman" w:eastAsia="Times New Roman" w:hAnsi="Times New Roman"/>
-          <w:i w:val="1"/>
-          <w:color w:val="ff0000"/>
-          <w:sz w:val="24"/>
-          <w:szCs w:val="24"/>
-          <w:rtl w:val="0"/>
-        </w:rPr>
-        <w:t xml:space="preserve">Священник:</w:t>
-      </w:r>
-      <w:r>
-        <w:rPr>
-          <w:rFonts w:ascii="Times New Roman" w:cs="Times New Roman" w:eastAsia="Times New Roman" w:hAnsi="Times New Roman"/>
-          <w:sz w:val="24"/>
-          <w:szCs w:val="24"/>
-          <w:rtl w:val="0"/>
+          <w:rFonts w:ascii="Times New Roman" w:hAnsi="Times New Roman"/>
+          <w:i/>
+          <w:color w:val="FF0000"/>
+          <w:sz w:val="24"/>
+        </w:rPr>
+        <w:t>Священник:</w:t>
+      </w:r>
+      <w:r>
+        <w:rPr>
+          <w:rFonts w:ascii="Times New Roman" w:hAnsi="Times New Roman"/>
+          <w:sz w:val="24"/>
         </w:rPr>
         <w:t xml:space="preserve"> Нехай буде влада царства Твого благословенна і дуже прославлена: Отця, і Сина, і Святого Духа, нині і повсякчас, і на віки віків.</w:t>
       </w:r>
@@ -5835,21 +5807,17 @@
       </w:pPr>
       <w:r>
         <w:rPr>
-          <w:rFonts w:ascii="Times New Roman" w:cs="Times New Roman" w:eastAsia="Times New Roman" w:hAnsi="Times New Roman"/>
-          <w:i w:val="1"/>
-          <w:color w:val="ff0000"/>
-          <w:sz w:val="24"/>
-          <w:szCs w:val="24"/>
-          <w:rtl w:val="0"/>
-        </w:rPr>
-        <w:t xml:space="preserve">Священник:</w:t>
-      </w:r>
-      <w:r>
-        <w:rPr>
-          <w:rFonts w:ascii="Times New Roman" w:cs="Times New Roman" w:eastAsia="Times New Roman" w:hAnsi="Times New Roman"/>
-          <w:sz w:val="24"/>
-          <w:szCs w:val="24"/>
-          <w:rtl w:val="0"/>
+          <w:rFonts w:ascii="Times New Roman" w:hAnsi="Times New Roman"/>
+          <w:i/>
+          <w:color w:val="FF0000"/>
+          <w:sz w:val="24"/>
+        </w:rPr>
+        <w:t>Священник:</w:t>
+      </w:r>
+      <w:r>
+        <w:rPr>
+          <w:rFonts w:ascii="Times New Roman" w:hAnsi="Times New Roman"/>
+          <w:sz w:val="24"/>
         </w:rPr>
         <w:t xml:space="preserve"> Бо Твоє є царство, і сила, і слава, Отця, і Сина, і Святого Духа, нині, і повсякчас, і на віки віків.</w:t>
       </w:r>
@@ -6586,21 +6554,17 @@
       </w:pPr>
       <w:r>
         <w:rPr>
-          <w:rFonts w:ascii="Times New Roman" w:cs="Times New Roman" w:eastAsia="Times New Roman" w:hAnsi="Times New Roman"/>
-          <w:i w:val="1"/>
-          <w:color w:val="ff0000"/>
-          <w:sz w:val="24"/>
-          <w:szCs w:val="24"/>
-          <w:rtl w:val="0"/>
-        </w:rPr>
-        <w:t xml:space="preserve">Священник:</w:t>
-      </w:r>
-      <w:r>
-        <w:rPr>
-          <w:rFonts w:ascii="Times New Roman" w:cs="Times New Roman" w:eastAsia="Times New Roman" w:hAnsi="Times New Roman"/>
-          <w:sz w:val="24"/>
-          <w:szCs w:val="24"/>
-          <w:rtl w:val="0"/>
+          <w:rFonts w:ascii="Times New Roman" w:hAnsi="Times New Roman"/>
+          <w:i/>
+          <w:color w:val="FF0000"/>
+          <w:sz w:val="24"/>
+        </w:rPr>
+        <w:t>Священник:</w:t>
+      </w:r>
+      <w:r>
+        <w:rPr>
+          <w:rFonts w:ascii="Times New Roman" w:hAnsi="Times New Roman"/>
+          <w:sz w:val="24"/>
         </w:rPr>
         <w:t xml:space="preserve"> Бо милостивий і людинолюбний Бог єси, і Тобі славу возсилаємо, Отцю, і Сину, і Святому Духові, нині, і повсякчас, і на віки віків.</w:t>
       </w:r>
@@ -6734,6 +6698,32 @@
       </w:pPr>
       <w:r>
         <w:rPr>
+          <w:rFonts w:ascii="Times New Roman" w:hAnsi="Times New Roman"/>
+          <w:i/>
+          <w:color w:val="FF0000"/>
+          <w:sz w:val="24"/>
+        </w:rPr>
+        <w:t>Священник:</w:t>
+      </w:r>
+      <w:r>
+        <w:rPr>
+          <w:rFonts w:ascii="Times New Roman" w:hAnsi="Times New Roman"/>
+          <w:sz w:val="24"/>
+        </w:rPr>
+        <w:t xml:space="preserve"> Сла́ва Тобі́, Хри́сте Бо́же, упова́ння на́ше, сла́ва Тобі́!</w:t>
+      </w:r>
+    </w:p>
+    <w:p>
+      <w:pPr>
+        <w:spacing w:after="120" w:line="240" w:lineRule="auto"/>
+        <w:rPr>
+          <w:rFonts w:ascii="Times New Roman" w:cs="Times New Roman" w:eastAsia="Times New Roman" w:hAnsi="Times New Roman"/>
+          <w:sz w:val="24"/>
+          <w:szCs w:val="24"/>
+        </w:rPr>
+      </w:pPr>
+      <w:r>
+        <w:rPr>
           <w:rFonts w:ascii="Times New Roman" w:cs="Times New Roman" w:eastAsia="Times New Roman" w:hAnsi="Times New Roman"/>
           <w:i w:val="1"/>
           <w:color w:val="ff0000"/>
@@ -6741,66 +6731,36 @@
           <w:szCs w:val="24"/>
           <w:rtl w:val="0"/>
         </w:rPr>
-        <w:t xml:space="preserve">Священник:</w:t>
-      </w:r>
-      <w:r>
-        <w:rPr>
-          <w:rFonts w:ascii="Times New Roman" w:cs="Times New Roman" w:eastAsia="Times New Roman" w:hAnsi="Times New Roman"/>
-          <w:sz w:val="24"/>
-          <w:szCs w:val="24"/>
-          <w:rtl w:val="0"/>
-        </w:rPr>
-        <w:t xml:space="preserve"> Сла́ва Тобі́, Хри́сте Бо́же, упова́ння на́ше, сла́ва Тобі́!</w:t>
-      </w:r>
-    </w:p>
-    <w:p>
-      <w:pPr>
-        <w:spacing w:after="120" w:line="240" w:lineRule="auto"/>
-        <w:rPr>
-          <w:rFonts w:ascii="Times New Roman" w:cs="Times New Roman" w:eastAsia="Times New Roman" w:hAnsi="Times New Roman"/>
-          <w:sz w:val="24"/>
-          <w:szCs w:val="24"/>
-        </w:rPr>
-      </w:pPr>
-      <w:r>
-        <w:rPr>
-          <w:rFonts w:ascii="Times New Roman" w:cs="Times New Roman" w:eastAsia="Times New Roman" w:hAnsi="Times New Roman"/>
-          <w:i w:val="1"/>
+        <w:t xml:space="preserve">Вірні:</w:t>
+      </w:r>
+      <w:r>
+        <w:rPr>
+          <w:rFonts w:ascii="Times New Roman" w:cs="Times New Roman" w:eastAsia="Times New Roman" w:hAnsi="Times New Roman"/>
           <w:color w:val="ff0000"/>
           <w:sz w:val="24"/>
           <w:szCs w:val="24"/>
           <w:rtl w:val="0"/>
         </w:rPr>
-        <w:t xml:space="preserve">Вірні:</w:t>
-      </w:r>
-      <w:r>
-        <w:rPr>
-          <w:rFonts w:ascii="Times New Roman" w:cs="Times New Roman" w:eastAsia="Times New Roman" w:hAnsi="Times New Roman"/>
+        <w:t xml:space="preserve"> </w:t>
+      </w:r>
+      <w:r>
+        <w:rPr>
+          <w:rFonts w:ascii="Times New Roman" w:cs="Times New Roman" w:eastAsia="Times New Roman" w:hAnsi="Times New Roman"/>
+          <w:sz w:val="24"/>
+          <w:szCs w:val="24"/>
+          <w:rtl w:val="0"/>
+        </w:rPr>
+        <w:t xml:space="preserve">Сла́ва Отцю́, і Си́ну, і Свято́му Ду́хові, і ни́ні, і повсякча́с, і на ві́ки вікі́в. Амі́нь. Го́споди, поми́луй. </w:t>
+      </w:r>
+      <w:r>
+        <w:rPr>
+          <w:rFonts w:ascii="Times New Roman" w:cs="Times New Roman" w:eastAsia="Times New Roman" w:hAnsi="Times New Roman"/>
+          <w:i w:val="1"/>
           <w:color w:val="ff0000"/>
           <w:sz w:val="24"/>
           <w:szCs w:val="24"/>
           <w:rtl w:val="0"/>
         </w:rPr>
-        <w:t xml:space="preserve"> </w:t>
-      </w:r>
-      <w:r>
-        <w:rPr>
-          <w:rFonts w:ascii="Times New Roman" w:cs="Times New Roman" w:eastAsia="Times New Roman" w:hAnsi="Times New Roman"/>
-          <w:sz w:val="24"/>
-          <w:szCs w:val="24"/>
-          <w:rtl w:val="0"/>
-        </w:rPr>
-        <w:t xml:space="preserve">Сла́ва Отцю́, і Си́ну, і Свято́му Ду́хові, і ни́ні, і повсякча́с, і на ві́ки вікі́в. Амі́нь. Го́споди, поми́луй. </w:t>
-      </w:r>
-      <w:r>
-        <w:rPr>
-          <w:rFonts w:ascii="Times New Roman" w:cs="Times New Roman" w:eastAsia="Times New Roman" w:hAnsi="Times New Roman"/>
-          <w:i w:val="1"/>
-          <w:color w:val="ff0000"/>
-          <w:sz w:val="24"/>
-          <w:szCs w:val="24"/>
-          <w:rtl w:val="0"/>
-        </w:rPr>
         <w:t xml:space="preserve">(3 р.)</w:t>
       </w:r>
       <w:r>
@@ -6815,82 +6775,23 @@
     </w:p>
     <w:p>
       <w:pPr>
-        <w:spacing w:after="120" w:line="240" w:lineRule="auto"/>
-        <w:jc w:val="both"/>
-        <w:rPr>
-          <w:rFonts w:ascii="Times New Roman" w:cs="Times New Roman" w:eastAsia="Times New Roman" w:hAnsi="Times New Roman"/>
-          <w:sz w:val="24"/>
-          <w:szCs w:val="24"/>
-        </w:rPr>
-      </w:pPr>
-      <w:r>
-        <w:rPr>
-          <w:rFonts w:ascii="Times New Roman" w:cs="Times New Roman" w:eastAsia="Times New Roman" w:hAnsi="Times New Roman"/>
-          <w:i w:val="1"/>
-          <w:color w:val="ff0000"/>
-          <w:sz w:val="24"/>
-          <w:szCs w:val="24"/>
-          <w:rtl w:val="0"/>
-        </w:rPr>
-        <w:t xml:space="preserve">Священик:</w:t>
-      </w:r>
-      <w:r>
-        <w:rPr>
-          <w:rFonts w:ascii="Times New Roman" w:cs="Times New Roman" w:eastAsia="Times New Roman" w:hAnsi="Times New Roman"/>
-          <w:color w:val="ff0000"/>
-          <w:sz w:val="24"/>
-          <w:szCs w:val="24"/>
-          <w:rtl w:val="0"/>
-        </w:rPr>
-        <w:t xml:space="preserve"> </w:t>
-      </w:r>
-      <w:r>
-        <w:rPr>
-          <w:rFonts w:ascii="Times New Roman" w:cs="Times New Roman" w:eastAsia="Times New Roman" w:hAnsi="Times New Roman"/>
-          <w:sz w:val="24"/>
-          <w:szCs w:val="24"/>
-          <w:rtl w:val="0"/>
-        </w:rPr>
-        <w:t xml:space="preserve">Христос, істинний Бог наш, що народився в вертепі у Вифлеємі Юдейському і дав себе покласти у ясла спасення нашого ради, молитвами пречистої своєї Матері, святих, славних і всехвальних апостолів, і святого (</w:t>
-      </w:r>
-      <w:r>
-        <w:rPr>
-          <w:rFonts w:ascii="Times New Roman" w:cs="Times New Roman" w:eastAsia="Times New Roman" w:hAnsi="Times New Roman"/>
-          <w:i w:val="1"/>
-          <w:color w:val="ff0000"/>
-          <w:sz w:val="24"/>
-          <w:szCs w:val="24"/>
-          <w:rtl w:val="0"/>
-        </w:rPr>
-        <w:t xml:space="preserve">ім'я, якого є храм</w:t>
-      </w:r>
-      <w:r>
-        <w:rPr>
-          <w:rFonts w:ascii="Times New Roman" w:cs="Times New Roman" w:eastAsia="Times New Roman" w:hAnsi="Times New Roman"/>
-          <w:sz w:val="24"/>
-          <w:szCs w:val="24"/>
-          <w:rtl w:val="0"/>
-        </w:rPr>
-        <w:t xml:space="preserve">), і святої мучениці </w:t>
-      </w:r>
-      <w:r>
-        <w:rPr>
-          <w:rFonts w:ascii="Times New Roman" w:cs="Times New Roman" w:eastAsia="Times New Roman" w:hAnsi="Times New Roman"/>
-          <w:color w:val="000000"/>
-          <w:sz w:val="24"/>
-          <w:szCs w:val="24"/>
-          <w:rtl w:val="0"/>
-        </w:rPr>
-        <w:t xml:space="preserve">Анісії, та преподобної матері нашої </w:t>
-      </w:r>
-      <w:r>
-        <w:rPr>
-          <w:rFonts w:ascii="Times New Roman" w:cs="Times New Roman" w:eastAsia="Times New Roman" w:hAnsi="Times New Roman"/>
-          <w:sz w:val="24"/>
-          <w:szCs w:val="24"/>
-          <w:rtl w:val="0"/>
-        </w:rPr>
-        <w:t xml:space="preserve">Меланії Римлянки, і всіх святих, помилує і спасе нас, як благий і людинолюбний.</w:t>
+        <w:spacing w:after="120"/>
+      </w:pPr>
+      <w:r>
+        <w:rPr>
+          <w:rFonts w:ascii="Times New Roman" w:hAnsi="Times New Roman"/>
+          <w:i/>
+          <w:color w:val="FF0000"/>
+          <w:sz w:val="24"/>
+        </w:rPr>
+        <w:t>Священник:</w:t>
+      </w:r>
+      <w:r>
+        <w:rPr>
+          <w:rFonts w:ascii="Times New Roman" w:hAnsi="Times New Roman"/>
+          <w:sz w:val="24"/>
+        </w:rPr>
+        <w:t xml:space="preserve"> Христос, істинний Бог наш, що народився у вертепі у Вифлеємі Юдейському і в яслах положився спасіння нашого ради - молитвами пречистої своєї Матері, якої пам'ять собору святкуємо, святих, славних і всехвальних апостолів, і святої мучениці Анісії, преподобного Зотика, пресвітера і кормителя сиріт, і всіх святих - помилує і спасе нас як благий і людинолюбний.</w:t>
       </w:r>
     </w:p>
     <w:p>
@@ -7090,21 +6991,17 @@
       </w:pPr>
       <w:r>
         <w:rPr>
-          <w:rFonts w:ascii="Times New Roman" w:cs="Times New Roman" w:eastAsia="Times New Roman" w:hAnsi="Times New Roman"/>
-          <w:i w:val="1"/>
-          <w:color w:val="ff0000"/>
-          <w:sz w:val="24"/>
-          <w:szCs w:val="24"/>
-          <w:rtl w:val="0"/>
-        </w:rPr>
-        <w:t xml:space="preserve">Священник:</w:t>
-      </w:r>
-      <w:r>
-        <w:rPr>
-          <w:rFonts w:ascii="Times New Roman" w:cs="Times New Roman" w:eastAsia="Times New Roman" w:hAnsi="Times New Roman"/>
-          <w:sz w:val="24"/>
-          <w:szCs w:val="24"/>
-          <w:rtl w:val="0"/>
+          <w:rFonts w:ascii="Times New Roman" w:hAnsi="Times New Roman"/>
+          <w:i/>
+          <w:color w:val="FF0000"/>
+          <w:sz w:val="24"/>
+        </w:rPr>
+        <w:t>Священник:</w:t>
+      </w:r>
+      <w:r>
+        <w:rPr>
+          <w:rFonts w:ascii="Times New Roman" w:hAnsi="Times New Roman"/>
+          <w:sz w:val="24"/>
         </w:rPr>
         <w:t xml:space="preserve"> Слава святій, одноістотній, животворчій і нероздільній Тройці, завжди, нині і повсякчас, і на віки віків.</w:t>
       </w:r>
@@ -11255,21 +11152,17 @@
       </w:pPr>
       <w:r>
         <w:rPr>
-          <w:rFonts w:ascii="Times New Roman" w:cs="Times New Roman" w:eastAsia="Times New Roman" w:hAnsi="Times New Roman"/>
-          <w:i w:val="1"/>
-          <w:color w:val="ff0000"/>
-          <w:sz w:val="24"/>
-          <w:szCs w:val="24"/>
-          <w:rtl w:val="0"/>
-        </w:rPr>
-        <w:t xml:space="preserve">Священник:</w:t>
-      </w:r>
-      <w:r>
-        <w:rPr>
-          <w:rFonts w:ascii="Times New Roman" w:cs="Times New Roman" w:eastAsia="Times New Roman" w:hAnsi="Times New Roman"/>
-          <w:sz w:val="24"/>
-          <w:szCs w:val="24"/>
-          <w:rtl w:val="0"/>
+          <w:rFonts w:ascii="Times New Roman" w:hAnsi="Times New Roman"/>
+          <w:i/>
+          <w:color w:val="FF0000"/>
+          <w:sz w:val="24"/>
+        </w:rPr>
+        <w:t>Священник:</w:t>
+      </w:r>
+      <w:r>
+        <w:rPr>
+          <w:rFonts w:ascii="Times New Roman" w:hAnsi="Times New Roman"/>
+          <w:sz w:val="24"/>
         </w:rPr>
         <w:t xml:space="preserve"> Бо Тобі належить усяка слава, честь і поклоніння, Отцю, і Сину, і Святому Духові, нині, і повсякчас, і на віки віків.</w:t>
       </w:r>
@@ -12051,21 +11944,17 @@
       </w:pPr>
       <w:r>
         <w:rPr>
-          <w:rFonts w:ascii="Times New Roman" w:cs="Times New Roman" w:eastAsia="Times New Roman" w:hAnsi="Times New Roman"/>
-          <w:i w:val="1"/>
-          <w:color w:val="ff0000"/>
-          <w:sz w:val="24"/>
-          <w:szCs w:val="24"/>
-          <w:rtl w:val="0"/>
-        </w:rPr>
-        <w:t xml:space="preserve">Священник:</w:t>
-      </w:r>
-      <w:r>
-        <w:rPr>
-          <w:rFonts w:ascii="Times New Roman" w:cs="Times New Roman" w:eastAsia="Times New Roman" w:hAnsi="Times New Roman"/>
-          <w:sz w:val="24"/>
-          <w:szCs w:val="24"/>
-          <w:rtl w:val="0"/>
+          <w:rFonts w:ascii="Times New Roman" w:hAnsi="Times New Roman"/>
+          <w:i/>
+          <w:color w:val="FF0000"/>
+          <w:sz w:val="24"/>
+        </w:rPr>
+        <w:t>Священник:</w:t>
+      </w:r>
+      <w:r>
+        <w:rPr>
+          <w:rFonts w:ascii="Times New Roman" w:hAnsi="Times New Roman"/>
+          <w:sz w:val="24"/>
         </w:rPr>
         <w:t xml:space="preserve"> Бо Твоя є влада і Твоє є царство, і сила, і слава, Отця, і Сина, і Святого Духа, нині, і повсякчас, і на віки віків.</w:t>
       </w:r>
@@ -12489,21 +12378,17 @@
       </w:pPr>
       <w:r>
         <w:rPr>
-          <w:rFonts w:ascii="Times New Roman" w:cs="Times New Roman" w:eastAsia="Times New Roman" w:hAnsi="Times New Roman"/>
-          <w:i w:val="1"/>
-          <w:color w:val="ff0000"/>
-          <w:sz w:val="24"/>
-          <w:szCs w:val="24"/>
-          <w:rtl w:val="0"/>
-        </w:rPr>
-        <w:t xml:space="preserve">Священник:</w:t>
-      </w:r>
-      <w:r>
-        <w:rPr>
-          <w:rFonts w:ascii="Times New Roman" w:cs="Times New Roman" w:eastAsia="Times New Roman" w:hAnsi="Times New Roman"/>
-          <w:sz w:val="24"/>
-          <w:szCs w:val="24"/>
-          <w:rtl w:val="0"/>
+          <w:rFonts w:ascii="Times New Roman" w:hAnsi="Times New Roman"/>
+          <w:i/>
+          <w:color w:val="FF0000"/>
+          <w:sz w:val="24"/>
+        </w:rPr>
+        <w:t>Священник:</w:t>
+      </w:r>
+      <w:r>
+        <w:rPr>
+          <w:rFonts w:ascii="Times New Roman" w:hAnsi="Times New Roman"/>
+          <w:sz w:val="24"/>
         </w:rPr>
         <w:t xml:space="preserve"> Бо Ти благий і людинолюбний Бог – і Тобі славу возсилаємо, Отцю, і Сину, і Святому Духові, нині, і повсякчас, і на віки віків.</w:t>
       </w:r>
@@ -16234,21 +16119,17 @@
       </w:pPr>
       <w:r>
         <w:rPr>
-          <w:rFonts w:ascii="Times New Roman" w:cs="Times New Roman" w:eastAsia="Times New Roman" w:hAnsi="Times New Roman"/>
-          <w:i w:val="1"/>
-          <w:color w:val="ff0000"/>
-          <w:sz w:val="24"/>
-          <w:szCs w:val="24"/>
-          <w:rtl w:val="0"/>
-        </w:rPr>
-        <w:t xml:space="preserve">Священник:</w:t>
-      </w:r>
-      <w:r>
-        <w:rPr>
-          <w:rFonts w:ascii="Times New Roman" w:cs="Times New Roman" w:eastAsia="Times New Roman" w:hAnsi="Times New Roman"/>
-          <w:sz w:val="24"/>
-          <w:szCs w:val="24"/>
-          <w:rtl w:val="0"/>
+          <w:rFonts w:ascii="Times New Roman" w:hAnsi="Times New Roman"/>
+          <w:i/>
+          <w:color w:val="FF0000"/>
+          <w:sz w:val="24"/>
+        </w:rPr>
+        <w:t>Священник:</w:t>
+      </w:r>
+      <w:r>
+        <w:rPr>
+          <w:rFonts w:ascii="Times New Roman" w:hAnsi="Times New Roman"/>
+          <w:sz w:val="24"/>
         </w:rPr>
         <w:t xml:space="preserve"> Бо Тебе хвалять усі сили небесні і Тобі славу возсилаємо: Отцю, і Сину, і Святому Духові, нині і повсякчас, і на віки віків.</w:t>
       </w:r>
@@ -17149,21 +17030,17 @@
       </w:pPr>
       <w:r>
         <w:rPr>
-          <w:rFonts w:ascii="Times New Roman" w:cs="Times New Roman" w:eastAsia="Times New Roman" w:hAnsi="Times New Roman"/>
-          <w:i w:val="1"/>
-          <w:color w:val="ff0000"/>
-          <w:sz w:val="24"/>
-          <w:szCs w:val="24"/>
-          <w:rtl w:val="0"/>
-        </w:rPr>
-        <w:t xml:space="preserve">Священник:</w:t>
-      </w:r>
-      <w:r>
-        <w:rPr>
-          <w:rFonts w:ascii="Times New Roman" w:cs="Times New Roman" w:eastAsia="Times New Roman" w:hAnsi="Times New Roman"/>
-          <w:sz w:val="24"/>
-          <w:szCs w:val="24"/>
-          <w:rtl w:val="0"/>
+          <w:rFonts w:ascii="Times New Roman" w:hAnsi="Times New Roman"/>
+          <w:i/>
+          <w:color w:val="FF0000"/>
+          <w:sz w:val="24"/>
+        </w:rPr>
+        <w:t>Священник:</w:t>
+      </w:r>
+      <w:r>
+        <w:rPr>
+          <w:rFonts w:ascii="Times New Roman" w:hAnsi="Times New Roman"/>
+          <w:sz w:val="24"/>
         </w:rPr>
         <w:t xml:space="preserve"> Слава тобі, що Світло нам показав!</w:t>
       </w:r>
@@ -18176,6 +18053,33 @@
       </w:pPr>
       <w:r>
         <w:rPr>
+          <w:rFonts w:ascii="Times New Roman" w:hAnsi="Times New Roman"/>
+          <w:i/>
+          <w:color w:val="FF0000"/>
+          <w:sz w:val="24"/>
+        </w:rPr>
+        <w:t>Священник:</w:t>
+      </w:r>
+      <w:r>
+        <w:rPr>
+          <w:rFonts w:ascii="Times New Roman" w:hAnsi="Times New Roman"/>
+          <w:sz w:val="24"/>
+        </w:rPr>
+        <w:t xml:space="preserve"> Бо Ти – Бог милости, ласк і людинолюбности, і Тобі славу возсилаємо, Отцю, і Сину, і Святому Духові, нині, і повсякчас, і на віки віків.</w:t>
+      </w:r>
+    </w:p>
+    <w:p>
+      <w:pPr>
+        <w:spacing w:after="120" w:line="240" w:lineRule="auto"/>
+        <w:jc w:val="both"/>
+        <w:rPr>
+          <w:rFonts w:ascii="Times New Roman" w:cs="Times New Roman" w:eastAsia="Times New Roman" w:hAnsi="Times New Roman"/>
+          <w:sz w:val="24"/>
+          <w:szCs w:val="24"/>
+        </w:rPr>
+      </w:pPr>
+      <w:r>
+        <w:rPr>
           <w:rFonts w:ascii="Times New Roman" w:cs="Times New Roman" w:eastAsia="Times New Roman" w:hAnsi="Times New Roman"/>
           <w:i w:val="1"/>
           <w:color w:val="ff0000"/>
@@ -18183,37 +18087,74 @@
           <w:szCs w:val="24"/>
           <w:rtl w:val="0"/>
         </w:rPr>
-        <w:t xml:space="preserve">Священник:</w:t>
-      </w:r>
-      <w:r>
-        <w:rPr>
-          <w:rFonts w:ascii="Times New Roman" w:cs="Times New Roman" w:eastAsia="Times New Roman" w:hAnsi="Times New Roman"/>
-          <w:sz w:val="24"/>
-          <w:szCs w:val="24"/>
-          <w:rtl w:val="0"/>
-        </w:rPr>
-        <w:t xml:space="preserve"> Бо Ти – Бог милости, ласк і людинолюбности, і Тобі славу возсилаємо, Отцю, і Сину, і Святому Духові, нині, і повсякчас, і на віки віків.</w:t>
-      </w:r>
-    </w:p>
-    <w:p>
-      <w:pPr>
-        <w:spacing w:after="120" w:line="240" w:lineRule="auto"/>
-        <w:jc w:val="both"/>
-        <w:rPr>
-          <w:rFonts w:ascii="Times New Roman" w:cs="Times New Roman" w:eastAsia="Times New Roman" w:hAnsi="Times New Roman"/>
-          <w:sz w:val="24"/>
-          <w:szCs w:val="24"/>
-        </w:rPr>
-      </w:pPr>
-      <w:r>
-        <w:rPr>
-          <w:rFonts w:ascii="Times New Roman" w:cs="Times New Roman" w:eastAsia="Times New Roman" w:hAnsi="Times New Roman"/>
-          <w:i w:val="1"/>
+        <w:t xml:space="preserve">Вірні:</w:t>
+      </w:r>
+      <w:r>
+        <w:rPr>
+          <w:rFonts w:ascii="Times New Roman" w:cs="Times New Roman" w:eastAsia="Times New Roman" w:hAnsi="Times New Roman"/>
           <w:color w:val="ff0000"/>
           <w:sz w:val="24"/>
           <w:szCs w:val="24"/>
           <w:rtl w:val="0"/>
         </w:rPr>
+        <w:t xml:space="preserve"> </w:t>
+      </w:r>
+      <w:r>
+        <w:rPr>
+          <w:rFonts w:ascii="Times New Roman" w:cs="Times New Roman" w:eastAsia="Times New Roman" w:hAnsi="Times New Roman"/>
+          <w:sz w:val="24"/>
+          <w:szCs w:val="24"/>
+          <w:rtl w:val="0"/>
+        </w:rPr>
+        <w:t xml:space="preserve">Амінь.</w:t>
+      </w:r>
+    </w:p>
+    <w:p>
+      <w:pPr>
+        <w:spacing w:after="120" w:line="240" w:lineRule="auto"/>
+        <w:jc w:val="both"/>
+        <w:rPr>
+          <w:rFonts w:ascii="Times New Roman" w:cs="Times New Roman" w:eastAsia="Times New Roman" w:hAnsi="Times New Roman"/>
+          <w:sz w:val="24"/>
+          <w:szCs w:val="24"/>
+        </w:rPr>
+      </w:pPr>
+      <w:r>
+        <w:rPr>
+          <w:rFonts w:ascii="Times New Roman" w:hAnsi="Times New Roman"/>
+          <w:i/>
+          <w:color w:val="FF0000"/>
+          <w:sz w:val="24"/>
+        </w:rPr>
+        <w:t>Священник:</w:t>
+      </w:r>
+      <w:r>
+        <w:rPr>
+          <w:rFonts w:ascii="Times New Roman" w:hAnsi="Times New Roman"/>
+          <w:sz w:val="24"/>
+        </w:rPr>
+        <w:t xml:space="preserve"> Мир всім.</w:t>
+      </w:r>
+    </w:p>
+    <w:p>
+      <w:pPr>
+        <w:spacing w:after="120" w:line="240" w:lineRule="auto"/>
+        <w:jc w:val="both"/>
+        <w:rPr>
+          <w:rFonts w:ascii="Times New Roman" w:cs="Times New Roman" w:eastAsia="Times New Roman" w:hAnsi="Times New Roman"/>
+          <w:sz w:val="24"/>
+          <w:szCs w:val="24"/>
+        </w:rPr>
+      </w:pPr>
+      <w:r>
+        <w:rPr>
+          <w:rFonts w:ascii="Times New Roman" w:cs="Times New Roman" w:eastAsia="Times New Roman" w:hAnsi="Times New Roman"/>
+          <w:i w:val="1"/>
+          <w:color w:val="ff0000"/>
+          <w:sz w:val="24"/>
+          <w:szCs w:val="24"/>
+          <w:rtl w:val="0"/>
+        </w:rPr>
         <w:t xml:space="preserve">Вірні:</w:t>
       </w:r>
       <w:r>
@@ -18233,7 +18174,27 @@
           <w:szCs w:val="24"/>
           <w:rtl w:val="0"/>
         </w:rPr>
-        <w:t xml:space="preserve">Амінь.</w:t>
+        <w:t xml:space="preserve">І духові твоєму.</w:t>
+      </w:r>
+    </w:p>
+    <w:p>
+      <w:pPr>
+        <w:spacing w:after="120" w:line="240" w:lineRule="auto"/>
+        <w:jc w:val="both"/>
+        <w:rPr>
+          <w:rFonts w:ascii="Times New Roman" w:cs="Times New Roman" w:eastAsia="Times New Roman" w:hAnsi="Times New Roman"/>
+          <w:sz w:val="24"/>
+          <w:szCs w:val="24"/>
+        </w:rPr>
+      </w:pPr>
+      <w:r>
+        <w:rPr>
+          <w:rFonts w:ascii="Times New Roman" w:cs="Times New Roman" w:eastAsia="Times New Roman" w:hAnsi="Times New Roman"/>
+          <w:sz w:val="24"/>
+          <w:szCs w:val="24"/>
+          <w:rtl w:val="0"/>
+        </w:rPr>
+        <w:t xml:space="preserve">Голови ваші перед Господом схиліть.</w:t>
       </w:r>
     </w:p>
     <w:p>
@@ -18255,139 +18216,47 @@
           <w:szCs w:val="24"/>
           <w:rtl w:val="0"/>
         </w:rPr>
-        <w:t xml:space="preserve">Священник:</w:t>
-      </w:r>
-      <w:r>
-        <w:rPr>
-          <w:rFonts w:ascii="Times New Roman" w:cs="Times New Roman" w:eastAsia="Times New Roman" w:hAnsi="Times New Roman"/>
-          <w:sz w:val="24"/>
-          <w:szCs w:val="24"/>
-          <w:rtl w:val="0"/>
-        </w:rPr>
-        <w:t xml:space="preserve"> Мир всім.</w:t>
-      </w:r>
-    </w:p>
-    <w:p>
-      <w:pPr>
-        <w:spacing w:after="120" w:line="240" w:lineRule="auto"/>
-        <w:jc w:val="both"/>
-        <w:rPr>
-          <w:rFonts w:ascii="Times New Roman" w:cs="Times New Roman" w:eastAsia="Times New Roman" w:hAnsi="Times New Roman"/>
-          <w:sz w:val="24"/>
-          <w:szCs w:val="24"/>
-        </w:rPr>
-      </w:pPr>
-      <w:r>
-        <w:rPr>
-          <w:rFonts w:ascii="Times New Roman" w:cs="Times New Roman" w:eastAsia="Times New Roman" w:hAnsi="Times New Roman"/>
-          <w:i w:val="1"/>
+        <w:t xml:space="preserve">Вірні:</w:t>
+      </w:r>
+      <w:r>
+        <w:rPr>
+          <w:rFonts w:ascii="Times New Roman" w:cs="Times New Roman" w:eastAsia="Times New Roman" w:hAnsi="Times New Roman"/>
           <w:color w:val="ff0000"/>
           <w:sz w:val="24"/>
           <w:szCs w:val="24"/>
           <w:rtl w:val="0"/>
         </w:rPr>
-        <w:t xml:space="preserve">Вірні:</w:t>
-      </w:r>
-      <w:r>
-        <w:rPr>
-          <w:rFonts w:ascii="Times New Roman" w:cs="Times New Roman" w:eastAsia="Times New Roman" w:hAnsi="Times New Roman"/>
+        <w:t xml:space="preserve"> </w:t>
+      </w:r>
+      <w:r>
+        <w:rPr>
+          <w:rFonts w:ascii="Times New Roman" w:cs="Times New Roman" w:eastAsia="Times New Roman" w:hAnsi="Times New Roman"/>
+          <w:sz w:val="24"/>
+          <w:szCs w:val="24"/>
+          <w:rtl w:val="0"/>
+        </w:rPr>
+        <w:t xml:space="preserve">Тобі, Господи.</w:t>
+      </w:r>
+    </w:p>
+    <w:p>
+      <w:pPr>
+        <w:spacing w:after="120" w:line="240" w:lineRule="auto"/>
+        <w:jc w:val="both"/>
+        <w:rPr>
+          <w:rFonts w:ascii="Times New Roman" w:cs="Times New Roman" w:eastAsia="Times New Roman" w:hAnsi="Times New Roman"/>
+          <w:sz w:val="24"/>
+          <w:szCs w:val="24"/>
+        </w:rPr>
+      </w:pPr>
+      <w:r>
+        <w:rPr>
+          <w:rFonts w:ascii="Times New Roman" w:cs="Times New Roman" w:eastAsia="Times New Roman" w:hAnsi="Times New Roman"/>
+          <w:i w:val="1"/>
           <w:color w:val="ff0000"/>
           <w:sz w:val="24"/>
           <w:szCs w:val="24"/>
           <w:rtl w:val="0"/>
         </w:rPr>
-        <w:t xml:space="preserve"> </w:t>
-      </w:r>
-      <w:r>
-        <w:rPr>
-          <w:rFonts w:ascii="Times New Roman" w:cs="Times New Roman" w:eastAsia="Times New Roman" w:hAnsi="Times New Roman"/>
-          <w:sz w:val="24"/>
-          <w:szCs w:val="24"/>
-          <w:rtl w:val="0"/>
-        </w:rPr>
-        <w:t xml:space="preserve">І духові твоєму.</w:t>
-      </w:r>
-    </w:p>
-    <w:p>
-      <w:pPr>
-        <w:spacing w:after="120" w:line="240" w:lineRule="auto"/>
-        <w:jc w:val="both"/>
-        <w:rPr>
-          <w:rFonts w:ascii="Times New Roman" w:cs="Times New Roman" w:eastAsia="Times New Roman" w:hAnsi="Times New Roman"/>
-          <w:sz w:val="24"/>
-          <w:szCs w:val="24"/>
-        </w:rPr>
-      </w:pPr>
-      <w:r>
-        <w:rPr>
-          <w:rFonts w:ascii="Times New Roman" w:cs="Times New Roman" w:eastAsia="Times New Roman" w:hAnsi="Times New Roman"/>
-          <w:sz w:val="24"/>
-          <w:szCs w:val="24"/>
-          <w:rtl w:val="0"/>
-        </w:rPr>
-        <w:t xml:space="preserve">Голови ваші перед Господом схиліть.</w:t>
-      </w:r>
-    </w:p>
-    <w:p>
-      <w:pPr>
-        <w:spacing w:after="120" w:line="240" w:lineRule="auto"/>
-        <w:jc w:val="both"/>
-        <w:rPr>
-          <w:rFonts w:ascii="Times New Roman" w:cs="Times New Roman" w:eastAsia="Times New Roman" w:hAnsi="Times New Roman"/>
-          <w:sz w:val="24"/>
-          <w:szCs w:val="24"/>
-        </w:rPr>
-      </w:pPr>
-      <w:r>
-        <w:rPr>
-          <w:rFonts w:ascii="Times New Roman" w:cs="Times New Roman" w:eastAsia="Times New Roman" w:hAnsi="Times New Roman"/>
-          <w:i w:val="1"/>
-          <w:color w:val="ff0000"/>
-          <w:sz w:val="24"/>
-          <w:szCs w:val="24"/>
-          <w:rtl w:val="0"/>
-        </w:rPr>
-        <w:t xml:space="preserve">Вірні:</w:t>
-      </w:r>
-      <w:r>
-        <w:rPr>
-          <w:rFonts w:ascii="Times New Roman" w:cs="Times New Roman" w:eastAsia="Times New Roman" w:hAnsi="Times New Roman"/>
-          <w:color w:val="ff0000"/>
-          <w:sz w:val="24"/>
-          <w:szCs w:val="24"/>
-          <w:rtl w:val="0"/>
-        </w:rPr>
-        <w:t xml:space="preserve"> </w:t>
-      </w:r>
-      <w:r>
-        <w:rPr>
-          <w:rFonts w:ascii="Times New Roman" w:cs="Times New Roman" w:eastAsia="Times New Roman" w:hAnsi="Times New Roman"/>
-          <w:sz w:val="24"/>
-          <w:szCs w:val="24"/>
-          <w:rtl w:val="0"/>
-        </w:rPr>
-        <w:t xml:space="preserve">Тобі, Господи.</w:t>
-      </w:r>
-    </w:p>
-    <w:p>
-      <w:pPr>
-        <w:spacing w:after="120" w:line="240" w:lineRule="auto"/>
-        <w:jc w:val="both"/>
-        <w:rPr>
-          <w:rFonts w:ascii="Times New Roman" w:cs="Times New Roman" w:eastAsia="Times New Roman" w:hAnsi="Times New Roman"/>
-          <w:sz w:val="24"/>
-          <w:szCs w:val="24"/>
-        </w:rPr>
-      </w:pPr>
-      <w:r>
-        <w:rPr>
-          <w:rFonts w:ascii="Times New Roman" w:cs="Times New Roman" w:eastAsia="Times New Roman" w:hAnsi="Times New Roman"/>
-          <w:i w:val="1"/>
-          <w:color w:val="ff0000"/>
-          <w:sz w:val="24"/>
-          <w:szCs w:val="24"/>
-          <w:rtl w:val="0"/>
-        </w:rPr>
         <w:t xml:space="preserve">Священник читає молитву:</w:t>
       </w:r>
       <w:r>
@@ -18411,21 +18280,17 @@
       </w:pPr>
       <w:r>
         <w:rPr>
-          <w:rFonts w:ascii="Times New Roman" w:cs="Times New Roman" w:eastAsia="Times New Roman" w:hAnsi="Times New Roman"/>
-          <w:i w:val="1"/>
-          <w:color w:val="ff0000"/>
-          <w:sz w:val="24"/>
-          <w:szCs w:val="24"/>
-          <w:rtl w:val="0"/>
-        </w:rPr>
-        <w:t xml:space="preserve">Священник:</w:t>
-      </w:r>
-      <w:r>
-        <w:rPr>
-          <w:rFonts w:ascii="Times New Roman" w:cs="Times New Roman" w:eastAsia="Times New Roman" w:hAnsi="Times New Roman"/>
-          <w:sz w:val="24"/>
-          <w:szCs w:val="24"/>
-          <w:rtl w:val="0"/>
+          <w:rFonts w:ascii="Times New Roman" w:hAnsi="Times New Roman"/>
+          <w:i/>
+          <w:color w:val="FF0000"/>
+          <w:sz w:val="24"/>
+        </w:rPr>
+        <w:t>Священник:</w:t>
+      </w:r>
+      <w:r>
+        <w:rPr>
+          <w:rFonts w:ascii="Times New Roman" w:hAnsi="Times New Roman"/>
+          <w:sz w:val="24"/>
         </w:rPr>
         <w:t xml:space="preserve"> Бо до Тебе належить милувати і спасати нас, Боже наш, і Тобі славу возсилаємо, Отцю, і Сину, і Святому Духові, нині, і повсякчас, і на віки віків.</w:t>
       </w:r>
@@ -18983,21 +18848,17 @@
       </w:pPr>
       <w:r>
         <w:rPr>
-          <w:rFonts w:ascii="Times New Roman" w:cs="Times New Roman" w:eastAsia="Times New Roman" w:hAnsi="Times New Roman"/>
-          <w:i w:val="1"/>
-          <w:color w:val="ff0000"/>
-          <w:sz w:val="24"/>
-          <w:szCs w:val="24"/>
-          <w:rtl w:val="0"/>
-        </w:rPr>
-        <w:t xml:space="preserve">Священник:</w:t>
-      </w:r>
-      <w:r>
-        <w:rPr>
-          <w:rFonts w:ascii="Times New Roman" w:cs="Times New Roman" w:eastAsia="Times New Roman" w:hAnsi="Times New Roman"/>
-          <w:sz w:val="24"/>
-          <w:szCs w:val="24"/>
-          <w:rtl w:val="0"/>
+          <w:rFonts w:ascii="Times New Roman" w:hAnsi="Times New Roman"/>
+          <w:i/>
+          <w:color w:val="FF0000"/>
+          <w:sz w:val="24"/>
+        </w:rPr>
+        <w:t>Священник:</w:t>
+      </w:r>
+      <w:r>
+        <w:rPr>
+          <w:rFonts w:ascii="Times New Roman" w:hAnsi="Times New Roman"/>
+          <w:sz w:val="24"/>
         </w:rPr>
         <w:t xml:space="preserve"> Бо Твоє є царство, і сила, і слава, Отця, і Сина, і Святого Духа, нині, і повсякчас, і на віки віків.</w:t>
       </w:r>
@@ -19617,21 +19478,17 @@
       </w:pPr>
       <w:r>
         <w:rPr>
-          <w:rFonts w:ascii="Times New Roman" w:cs="Times New Roman" w:eastAsia="Times New Roman" w:hAnsi="Times New Roman"/>
-          <w:i w:val="1"/>
-          <w:color w:val="ff0000"/>
-          <w:sz w:val="24"/>
-          <w:szCs w:val="24"/>
-          <w:rtl w:val="0"/>
-        </w:rPr>
-        <w:t xml:space="preserve">Священник:</w:t>
-      </w:r>
-      <w:r>
-        <w:rPr>
-          <w:rFonts w:ascii="Times New Roman" w:cs="Times New Roman" w:eastAsia="Times New Roman" w:hAnsi="Times New Roman"/>
-          <w:sz w:val="24"/>
-          <w:szCs w:val="24"/>
-          <w:rtl w:val="0"/>
+          <w:rFonts w:ascii="Times New Roman" w:hAnsi="Times New Roman"/>
+          <w:i/>
+          <w:color w:val="FF0000"/>
+          <w:sz w:val="24"/>
+        </w:rPr>
+        <w:t>Священник:</w:t>
+      </w:r>
+      <w:r>
+        <w:rPr>
+          <w:rFonts w:ascii="Times New Roman" w:hAnsi="Times New Roman"/>
+          <w:sz w:val="24"/>
         </w:rPr>
         <w:t xml:space="preserve"> Бо милостивий і людинолюбний Бог єси, і Тобі славу возсилаємо, Отцю, і Сину, і Святому Духові, нині, і повсякчас, і на віки віків.</w:t>
       </w:r>
@@ -19780,6 +19637,32 @@
       </w:pPr>
       <w:r>
         <w:rPr>
+          <w:rFonts w:ascii="Times New Roman" w:hAnsi="Times New Roman"/>
+          <w:i/>
+          <w:color w:val="FF0000"/>
+          <w:sz w:val="24"/>
+        </w:rPr>
+        <w:t>Священник:</w:t>
+      </w:r>
+      <w:r>
+        <w:rPr>
+          <w:rFonts w:ascii="Times New Roman" w:hAnsi="Times New Roman"/>
+          <w:sz w:val="24"/>
+        </w:rPr>
+        <w:t xml:space="preserve"> Сла́ва Тобі́, Хри́сте Бо́же, упова́ння на́ше, сла́ва Тобі́!</w:t>
+      </w:r>
+    </w:p>
+    <w:p>
+      <w:pPr>
+        <w:spacing w:after="120" w:line="240" w:lineRule="auto"/>
+        <w:rPr>
+          <w:rFonts w:ascii="Times New Roman" w:cs="Times New Roman" w:eastAsia="Times New Roman" w:hAnsi="Times New Roman"/>
+          <w:sz w:val="24"/>
+          <w:szCs w:val="24"/>
+        </w:rPr>
+      </w:pPr>
+      <w:r>
+        <w:rPr>
           <w:rFonts w:ascii="Times New Roman" w:cs="Times New Roman" w:eastAsia="Times New Roman" w:hAnsi="Times New Roman"/>
           <w:i w:val="1"/>
           <w:color w:val="ff0000"/>
@@ -19787,66 +19670,36 @@
           <w:szCs w:val="24"/>
           <w:rtl w:val="0"/>
         </w:rPr>
-        <w:t xml:space="preserve">Священник:</w:t>
-      </w:r>
-      <w:r>
-        <w:rPr>
-          <w:rFonts w:ascii="Times New Roman" w:cs="Times New Roman" w:eastAsia="Times New Roman" w:hAnsi="Times New Roman"/>
-          <w:sz w:val="24"/>
-          <w:szCs w:val="24"/>
-          <w:rtl w:val="0"/>
-        </w:rPr>
-        <w:t xml:space="preserve"> Сла́ва Тобі́, Хри́сте Бо́же, упова́ння на́ше, сла́ва Тобі́!</w:t>
-      </w:r>
-    </w:p>
-    <w:p>
-      <w:pPr>
-        <w:spacing w:after="120" w:line="240" w:lineRule="auto"/>
-        <w:rPr>
-          <w:rFonts w:ascii="Times New Roman" w:cs="Times New Roman" w:eastAsia="Times New Roman" w:hAnsi="Times New Roman"/>
-          <w:sz w:val="24"/>
-          <w:szCs w:val="24"/>
-        </w:rPr>
-      </w:pPr>
-      <w:r>
-        <w:rPr>
-          <w:rFonts w:ascii="Times New Roman" w:cs="Times New Roman" w:eastAsia="Times New Roman" w:hAnsi="Times New Roman"/>
-          <w:i w:val="1"/>
+        <w:t xml:space="preserve">Вірні:</w:t>
+      </w:r>
+      <w:r>
+        <w:rPr>
+          <w:rFonts w:ascii="Times New Roman" w:cs="Times New Roman" w:eastAsia="Times New Roman" w:hAnsi="Times New Roman"/>
           <w:color w:val="ff0000"/>
           <w:sz w:val="24"/>
           <w:szCs w:val="24"/>
           <w:rtl w:val="0"/>
         </w:rPr>
-        <w:t xml:space="preserve">Вірні:</w:t>
-      </w:r>
-      <w:r>
-        <w:rPr>
-          <w:rFonts w:ascii="Times New Roman" w:cs="Times New Roman" w:eastAsia="Times New Roman" w:hAnsi="Times New Roman"/>
+        <w:t xml:space="preserve"> </w:t>
+      </w:r>
+      <w:r>
+        <w:rPr>
+          <w:rFonts w:ascii="Times New Roman" w:cs="Times New Roman" w:eastAsia="Times New Roman" w:hAnsi="Times New Roman"/>
+          <w:sz w:val="24"/>
+          <w:szCs w:val="24"/>
+          <w:rtl w:val="0"/>
+        </w:rPr>
+        <w:t xml:space="preserve">Сла́ва Отцю́, і Си́ну, і Свято́му Ду́хові, і ни́ні, і повсякча́с, і на ві́ки вікі́в. Амі́нь. Го́споди, поми́луй. </w:t>
+      </w:r>
+      <w:r>
+        <w:rPr>
+          <w:rFonts w:ascii="Times New Roman" w:cs="Times New Roman" w:eastAsia="Times New Roman" w:hAnsi="Times New Roman"/>
+          <w:i w:val="1"/>
           <w:color w:val="ff0000"/>
           <w:sz w:val="24"/>
           <w:szCs w:val="24"/>
           <w:rtl w:val="0"/>
         </w:rPr>
-        <w:t xml:space="preserve"> </w:t>
-      </w:r>
-      <w:r>
-        <w:rPr>
-          <w:rFonts w:ascii="Times New Roman" w:cs="Times New Roman" w:eastAsia="Times New Roman" w:hAnsi="Times New Roman"/>
-          <w:sz w:val="24"/>
-          <w:szCs w:val="24"/>
-          <w:rtl w:val="0"/>
-        </w:rPr>
-        <w:t xml:space="preserve">Сла́ва Отцю́, і Си́ну, і Свято́му Ду́хові, і ни́ні, і повсякча́с, і на ві́ки вікі́в. Амі́нь. Го́споди, поми́луй. </w:t>
-      </w:r>
-      <w:r>
-        <w:rPr>
-          <w:rFonts w:ascii="Times New Roman" w:cs="Times New Roman" w:eastAsia="Times New Roman" w:hAnsi="Times New Roman"/>
-          <w:i w:val="1"/>
-          <w:color w:val="ff0000"/>
-          <w:sz w:val="24"/>
-          <w:szCs w:val="24"/>
-          <w:rtl w:val="0"/>
-        </w:rPr>
         <w:t xml:space="preserve">(3 р.)</w:t>
       </w:r>
       <w:r>
@@ -19861,82 +19714,23 @@
     </w:p>
     <w:p>
       <w:pPr>
-        <w:spacing w:after="120" w:line="240" w:lineRule="auto"/>
-        <w:jc w:val="both"/>
-        <w:rPr>
-          <w:rFonts w:ascii="Times New Roman" w:cs="Times New Roman" w:eastAsia="Times New Roman" w:hAnsi="Times New Roman"/>
-          <w:sz w:val="24"/>
-          <w:szCs w:val="24"/>
-        </w:rPr>
-      </w:pPr>
-      <w:r>
-        <w:rPr>
-          <w:rFonts w:ascii="Times New Roman" w:cs="Times New Roman" w:eastAsia="Times New Roman" w:hAnsi="Times New Roman"/>
-          <w:i w:val="1"/>
-          <w:color w:val="ff0000"/>
-          <w:sz w:val="24"/>
-          <w:szCs w:val="24"/>
-          <w:rtl w:val="0"/>
-        </w:rPr>
-        <w:t xml:space="preserve">Священик:</w:t>
-      </w:r>
-      <w:r>
-        <w:rPr>
-          <w:rFonts w:ascii="Times New Roman" w:cs="Times New Roman" w:eastAsia="Times New Roman" w:hAnsi="Times New Roman"/>
-          <w:color w:val="ff0000"/>
-          <w:sz w:val="24"/>
-          <w:szCs w:val="24"/>
-          <w:rtl w:val="0"/>
-        </w:rPr>
-        <w:t xml:space="preserve"> </w:t>
-      </w:r>
-      <w:r>
-        <w:rPr>
-          <w:rFonts w:ascii="Times New Roman" w:cs="Times New Roman" w:eastAsia="Times New Roman" w:hAnsi="Times New Roman"/>
-          <w:sz w:val="24"/>
-          <w:szCs w:val="24"/>
-          <w:rtl w:val="0"/>
-        </w:rPr>
-        <w:t xml:space="preserve">Христос, істинний Бог наш, що народився в вертепі у Вифлеємі Юдейському і дав себе покласти у ясла спасення нашого ради, молитвами пречистої своєї Матері, святих, славних і всехвальних апостолів, і святого (</w:t>
-      </w:r>
-      <w:r>
-        <w:rPr>
-          <w:rFonts w:ascii="Times New Roman" w:cs="Times New Roman" w:eastAsia="Times New Roman" w:hAnsi="Times New Roman"/>
-          <w:i w:val="1"/>
-          <w:color w:val="ff0000"/>
-          <w:sz w:val="24"/>
-          <w:szCs w:val="24"/>
-          <w:rtl w:val="0"/>
-        </w:rPr>
-        <w:t xml:space="preserve">ім'я, якого є храм</w:t>
-      </w:r>
-      <w:r>
-        <w:rPr>
-          <w:rFonts w:ascii="Times New Roman" w:cs="Times New Roman" w:eastAsia="Times New Roman" w:hAnsi="Times New Roman"/>
-          <w:sz w:val="24"/>
-          <w:szCs w:val="24"/>
-          <w:rtl w:val="0"/>
-        </w:rPr>
-        <w:t xml:space="preserve">), і святої мучениці </w:t>
-      </w:r>
-      <w:r>
-        <w:rPr>
-          <w:rFonts w:ascii="Times New Roman" w:cs="Times New Roman" w:eastAsia="Times New Roman" w:hAnsi="Times New Roman"/>
-          <w:color w:val="000000"/>
-          <w:sz w:val="24"/>
-          <w:szCs w:val="24"/>
-          <w:rtl w:val="0"/>
-        </w:rPr>
-        <w:t xml:space="preserve">Анісії, та преподобної матері нашої </w:t>
-      </w:r>
-      <w:r>
-        <w:rPr>
-          <w:rFonts w:ascii="Times New Roman" w:cs="Times New Roman" w:eastAsia="Times New Roman" w:hAnsi="Times New Roman"/>
-          <w:sz w:val="24"/>
-          <w:szCs w:val="24"/>
-          <w:rtl w:val="0"/>
-        </w:rPr>
-        <w:t xml:space="preserve">Меланії Римлянки, і всіх святих, помилує і спасе нас, як благий і людинолюбний.</w:t>
+        <w:spacing w:after="120"/>
+      </w:pPr>
+      <w:r>
+        <w:rPr>
+          <w:rFonts w:ascii="Times New Roman" w:hAnsi="Times New Roman"/>
+          <w:i/>
+          <w:color w:val="FF0000"/>
+          <w:sz w:val="24"/>
+        </w:rPr>
+        <w:t>Священник:</w:t>
+      </w:r>
+      <w:r>
+        <w:rPr>
+          <w:rFonts w:ascii="Times New Roman" w:hAnsi="Times New Roman"/>
+          <w:sz w:val="24"/>
+        </w:rPr>
+        <w:t xml:space="preserve"> Христос, істинний Бог наш, що народився у вертепі у Вифлеємі Юдейському і в яслах положився спасіння нашого ради - молитвами пречистої своєї Матері, якої пам'ять собору святкуємо, святих, славних і всехвальних апостолів, і святої мучениці Анісії, преподобного Зотика, пресвітера і кормителя сиріт, і всіх святих - помилує і спасе нас як благий і людинолюбний.</w:t>
       </w:r>
     </w:p>
     <w:p>

--- a/flow/20230914_vu_template/drafts/2024-12-u/30-ПН-Анісії.docx
+++ b/flow/20230914_vu_template/drafts/2024-12-u/30-ПН-Анісії.docx
@@ -3349,14 +3349,269 @@
     </w:p>
     <w:p>
       <w:pPr>
-        <w:spacing w:after="120" w:line="240" w:lineRule="auto"/>
-        <w:jc w:val="both"/>
-        <w:rPr>
-          <w:rFonts w:ascii="Times New Roman" w:eastAsia="Times New Roman" w:hAnsi="Times New Roman" w:cs="Times New Roman"/>
-          <w:sz w:val="24"/>
-          <w:szCs w:val="24"/>
+        <w:spacing w:after="120"/>
+        <w:jc w:val="both"/>
+      </w:pPr>
+      <w:r>
+        <w:rPr>
+          <w:rFonts w:ascii="Times New Roman" w:hAnsi="Times New Roman"/>
+          <w:i/>
+          <w:color w:val="FF0000"/>
+          <w:sz w:val="24"/>
+        </w:rPr>
+        <w:t>Стих:</w:t>
+      </w:r>
+      <w:r>
+        <w:rPr>
+          <w:rFonts w:ascii="Times New Roman" w:hAnsi="Times New Roman"/>
+          <w:i/>
+          <w:sz w:val="24"/>
+        </w:rPr>
+        <w:t xml:space="preserve"> </w:t>
+      </w:r>
+      <w:r>
+        <w:rPr>
+          <w:rFonts w:ascii="Times New Roman" w:hAnsi="Times New Roman"/>
+          <w:sz w:val="24"/>
           <w:u w:val="single"/>
         </w:rPr>
+        <w:t>Коли́</w:t>
+      </w:r>
+      <w:r>
+        <w:rPr>
+          <w:rFonts w:ascii="Times New Roman" w:hAnsi="Times New Roman"/>
+          <w:sz w:val="24"/>
+          <w:u w:val="single"/>
+        </w:rPr>
+        <w:t xml:space="preserve"> </w:t>
+      </w:r>
+      <w:r>
+        <w:rPr>
+          <w:rFonts w:ascii="Times New Roman" w:hAnsi="Times New Roman"/>
+          <w:sz w:val="24"/>
+          <w:u w:val="single"/>
+        </w:rPr>
+        <w:t>Ти,</w:t>
+      </w:r>
+      <w:r>
+        <w:rPr>
+          <w:rFonts w:ascii="Times New Roman" w:hAnsi="Times New Roman"/>
+          <w:sz w:val="24"/>
+          <w:u w:val="single"/>
+        </w:rPr>
+        <w:t xml:space="preserve"> </w:t>
+      </w:r>
+      <w:r>
+        <w:rPr>
+          <w:rFonts w:ascii="Times New Roman" w:hAnsi="Times New Roman"/>
+          <w:sz w:val="24"/>
+          <w:u w:val="single"/>
+        </w:rPr>
+        <w:t>Го́споди,</w:t>
+      </w:r>
+      <w:r>
+        <w:rPr>
+          <w:rFonts w:ascii="Times New Roman" w:hAnsi="Times New Roman"/>
+          <w:sz w:val="24"/>
+          <w:u w:val="single"/>
+        </w:rPr>
+        <w:t xml:space="preserve"> </w:t>
+      </w:r>
+      <w:r>
+        <w:rPr>
+          <w:rFonts w:ascii="Times New Roman" w:hAnsi="Times New Roman"/>
+          <w:sz w:val="24"/>
+          <w:u w:val="single"/>
+        </w:rPr>
+        <w:t>зважа́тимеш</w:t>
+      </w:r>
+      <w:r>
+        <w:rPr>
+          <w:rFonts w:ascii="Times New Roman" w:hAnsi="Times New Roman"/>
+          <w:sz w:val="24"/>
+          <w:u w:val="single"/>
+        </w:rPr>
+        <w:t xml:space="preserve"> </w:t>
+      </w:r>
+      <w:r>
+        <w:rPr>
+          <w:rFonts w:ascii="Times New Roman" w:hAnsi="Times New Roman"/>
+          <w:sz w:val="24"/>
+          <w:u w:val="single"/>
+        </w:rPr>
+        <w:t>на</w:t>
+      </w:r>
+      <w:r>
+        <w:rPr>
+          <w:rFonts w:ascii="Times New Roman" w:hAnsi="Times New Roman"/>
+          <w:sz w:val="24"/>
+          <w:u w:val="single"/>
+        </w:rPr>
+        <w:t xml:space="preserve"> </w:t>
+      </w:r>
+      <w:r>
+        <w:rPr>
+          <w:rFonts w:ascii="Times New Roman" w:hAnsi="Times New Roman"/>
+          <w:sz w:val="24"/>
+          <w:u w:val="single"/>
+        </w:rPr>
+        <w:t>беззако́ння,</w:t>
+      </w:r>
+      <w:r>
+        <w:rPr>
+          <w:rFonts w:ascii="Times New Roman" w:hAnsi="Times New Roman"/>
+          <w:sz w:val="24"/>
+          <w:u w:val="single"/>
+        </w:rPr>
+        <w:t xml:space="preserve"> </w:t>
+      </w:r>
+      <w:r>
+        <w:rPr>
+          <w:rFonts w:ascii="Times New Roman" w:hAnsi="Times New Roman"/>
+          <w:sz w:val="24"/>
+          <w:u w:val="single"/>
+        </w:rPr>
+        <w:t>то</w:t>
+      </w:r>
+      <w:r>
+        <w:rPr>
+          <w:rFonts w:ascii="Times New Roman" w:hAnsi="Times New Roman"/>
+          <w:sz w:val="24"/>
+          <w:u w:val="single"/>
+        </w:rPr>
+        <w:t xml:space="preserve"> </w:t>
+      </w:r>
+      <w:r>
+        <w:rPr>
+          <w:rFonts w:ascii="Times New Roman" w:hAnsi="Times New Roman"/>
+          <w:sz w:val="24"/>
+          <w:u w:val="single"/>
+        </w:rPr>
+        <w:t>хто</w:t>
+      </w:r>
+      <w:r>
+        <w:rPr>
+          <w:rFonts w:ascii="Times New Roman" w:hAnsi="Times New Roman"/>
+          <w:sz w:val="24"/>
+          <w:u w:val="single"/>
+        </w:rPr>
+        <w:t xml:space="preserve"> </w:t>
+      </w:r>
+      <w:r>
+        <w:rPr>
+          <w:rFonts w:ascii="Times New Roman" w:hAnsi="Times New Roman"/>
+          <w:sz w:val="24"/>
+          <w:u w:val="single"/>
+        </w:rPr>
+        <w:t>всто́їться,</w:t>
+      </w:r>
+      <w:r>
+        <w:rPr>
+          <w:rFonts w:ascii="Times New Roman" w:hAnsi="Times New Roman"/>
+          <w:sz w:val="24"/>
+          <w:u w:val="single"/>
+        </w:rPr>
+        <w:t xml:space="preserve"> </w:t>
+      </w:r>
+      <w:r>
+        <w:rPr>
+          <w:rFonts w:ascii="Times New Roman" w:hAnsi="Times New Roman"/>
+          <w:sz w:val="24"/>
+          <w:u w:val="single"/>
+        </w:rPr>
+        <w:t>Го́споди.*</w:t>
+      </w:r>
+      <w:r>
+        <w:rPr>
+          <w:rFonts w:ascii="Times New Roman" w:hAnsi="Times New Roman"/>
+          <w:sz w:val="24"/>
+          <w:u w:val="single"/>
+        </w:rPr>
+        <w:t xml:space="preserve"> </w:t>
+      </w:r>
+      <w:r>
+        <w:rPr>
+          <w:rFonts w:ascii="Times New Roman" w:hAnsi="Times New Roman"/>
+          <w:sz w:val="24"/>
+          <w:u w:val="single"/>
+        </w:rPr>
+        <w:t>Та</w:t>
+      </w:r>
+      <w:r>
+        <w:rPr>
+          <w:rFonts w:ascii="Times New Roman" w:hAnsi="Times New Roman"/>
+          <w:sz w:val="24"/>
+          <w:u w:val="single"/>
+        </w:rPr>
+        <w:t xml:space="preserve"> </w:t>
+      </w:r>
+      <w:r>
+        <w:rPr>
+          <w:rFonts w:ascii="Times New Roman" w:hAnsi="Times New Roman"/>
+          <w:sz w:val="24"/>
+          <w:u w:val="single"/>
+        </w:rPr>
+        <w:t>в</w:t>
+      </w:r>
+      <w:r>
+        <w:rPr>
+          <w:rFonts w:ascii="Times New Roman" w:hAnsi="Times New Roman"/>
+          <w:sz w:val="24"/>
+          <w:u w:val="single"/>
+        </w:rPr>
+        <w:t xml:space="preserve"> </w:t>
+      </w:r>
+      <w:r>
+        <w:rPr>
+          <w:rFonts w:ascii="Times New Roman" w:hAnsi="Times New Roman"/>
+          <w:sz w:val="24"/>
+          <w:u w:val="single"/>
+        </w:rPr>
+        <w:t>Те́бе</w:t>
+      </w:r>
+      <w:r>
+        <w:rPr>
+          <w:rFonts w:ascii="Times New Roman" w:hAnsi="Times New Roman"/>
+          <w:sz w:val="24"/>
+          <w:u w:val="single"/>
+        </w:rPr>
+        <w:t xml:space="preserve"> </w:t>
+      </w:r>
+      <w:r>
+        <w:rPr>
+          <w:rFonts w:ascii="Times New Roman" w:hAnsi="Times New Roman"/>
+          <w:sz w:val="24"/>
+          <w:u w:val="single"/>
+        </w:rPr>
+        <w:t>є</w:t>
+      </w:r>
+      <w:r>
+        <w:rPr>
+          <w:rFonts w:ascii="Times New Roman" w:hAnsi="Times New Roman"/>
+          <w:sz w:val="24"/>
+          <w:u w:val="single"/>
+        </w:rPr>
+        <w:t xml:space="preserve"> </w:t>
+      </w:r>
+      <w:r>
+        <w:rPr>
+          <w:rFonts w:ascii="Times New Roman" w:hAnsi="Times New Roman"/>
+          <w:sz w:val="24"/>
+          <w:u w:val="single"/>
+        </w:rPr>
+        <w:t>проще́ння.</w:t>
+      </w:r>
+    </w:p>
+    <w:p>
+      <w:pPr>
+        <w:spacing w:after="120" w:line="240" w:lineRule="auto"/>
+        <w:jc w:val="both"/>
+        <w:rPr>
+          <w:rFonts w:ascii="Times New Roman" w:eastAsia="Times New Roman" w:hAnsi="Times New Roman" w:cs="Times New Roman"/>
+          <w:b/>
+          <w:sz w:val="24"/>
+          <w:szCs w:val="24"/>
+        </w:rPr>
       </w:pPr>
       <w:r>
         <w:rPr>
@@ -3366,25 +3621,643 @@
           <w:sz w:val="24"/>
           <w:szCs w:val="24"/>
         </w:rPr>
+        <w:t>(г. 4, подібний: Як хороброго):</w:t>
+      </w:r>
+      <w:r>
+        <w:rPr>
+          <w:rFonts w:ascii="Times New Roman" w:eastAsia="Times New Roman" w:hAnsi="Times New Roman" w:cs="Times New Roman"/>
+          <w:sz w:val="24"/>
+          <w:szCs w:val="24"/>
+        </w:rPr>
+        <w:t xml:space="preserve"> Дівства світлістю* осяявшися, всехвальна,* ти заблистіла мучеництва подвигами:* бо не погодившись поклонитися сонцю,* неправедне п</w:t>
+      </w:r>
+      <w:r>
+        <w:rPr>
+          <w:rFonts w:ascii="Times New Roman" w:eastAsia="Times New Roman" w:hAnsi="Times New Roman" w:cs="Times New Roman"/>
+          <w:sz w:val="24"/>
+          <w:szCs w:val="24"/>
+        </w:rPr>
+        <w:t>еретерпіла заколення,* і кров’ю обагрившись,* предстала Сонцю слави, вінценосице,* і промінням, від Нього сяючим,* радісно озорилася.</w:t>
+      </w:r>
+    </w:p>
+    <w:p>
+      <w:pPr>
+        <w:spacing w:after="120"/>
+        <w:jc w:val="both"/>
+      </w:pPr>
+      <w:r>
+        <w:rPr>
+          <w:rFonts w:ascii="Times New Roman" w:hAnsi="Times New Roman"/>
+          <w:i/>
+          <w:color w:val="FF0000"/>
+          <w:sz w:val="24"/>
+        </w:rPr>
         <w:t>Стих:</w:t>
       </w:r>
       <w:r>
         <w:rPr>
-          <w:rFonts w:ascii="Times New Roman" w:eastAsia="Times New Roman" w:hAnsi="Times New Roman" w:cs="Times New Roman"/>
-          <w:i/>
-          <w:sz w:val="24"/>
-          <w:szCs w:val="24"/>
+          <w:rFonts w:ascii="Times New Roman" w:hAnsi="Times New Roman"/>
+          <w:i/>
+          <w:sz w:val="24"/>
         </w:rPr>
         <w:t xml:space="preserve"> </w:t>
       </w:r>
       <w:r>
         <w:rPr>
-          <w:rFonts w:ascii="Times New Roman" w:eastAsia="Times New Roman" w:hAnsi="Times New Roman" w:cs="Times New Roman"/>
-          <w:sz w:val="24"/>
-          <w:szCs w:val="24"/>
+          <w:rFonts w:ascii="Times New Roman" w:hAnsi="Times New Roman"/>
+          <w:sz w:val="24"/>
           <w:u w:val="single"/>
         </w:rPr>
-        <w:t>Коли ти, Господи, зважатимеш на беззаконня,* то хто встоїться, Господи, та в тебе є прощення.</w:t>
+        <w:t>За́для</w:t>
+      </w:r>
+      <w:r>
+        <w:rPr>
+          <w:rFonts w:ascii="Times New Roman" w:hAnsi="Times New Roman"/>
+          <w:sz w:val="24"/>
+          <w:u w:val="single"/>
+        </w:rPr>
+        <w:t xml:space="preserve"> </w:t>
+      </w:r>
+      <w:r>
+        <w:rPr>
+          <w:rFonts w:ascii="Times New Roman" w:hAnsi="Times New Roman"/>
+          <w:sz w:val="24"/>
+          <w:u w:val="single"/>
+        </w:rPr>
+        <w:t>І́мени</w:t>
+      </w:r>
+      <w:r>
+        <w:rPr>
+          <w:rFonts w:ascii="Times New Roman" w:hAnsi="Times New Roman"/>
+          <w:sz w:val="24"/>
+          <w:u w:val="single"/>
+        </w:rPr>
+        <w:t xml:space="preserve"> </w:t>
+      </w:r>
+      <w:r>
+        <w:rPr>
+          <w:rFonts w:ascii="Times New Roman" w:hAnsi="Times New Roman"/>
+          <w:sz w:val="24"/>
+          <w:u w:val="single"/>
+        </w:rPr>
+        <w:t>Твого́</w:t>
+      </w:r>
+      <w:r>
+        <w:rPr>
+          <w:rFonts w:ascii="Times New Roman" w:hAnsi="Times New Roman"/>
+          <w:sz w:val="24"/>
+          <w:u w:val="single"/>
+        </w:rPr>
+        <w:t xml:space="preserve"> </w:t>
+      </w:r>
+      <w:r>
+        <w:rPr>
+          <w:rFonts w:ascii="Times New Roman" w:hAnsi="Times New Roman"/>
+          <w:sz w:val="24"/>
+          <w:u w:val="single"/>
+        </w:rPr>
+        <w:t>наді́юсь</w:t>
+      </w:r>
+      <w:r>
+        <w:rPr>
+          <w:rFonts w:ascii="Times New Roman" w:hAnsi="Times New Roman"/>
+          <w:sz w:val="24"/>
+          <w:u w:val="single"/>
+        </w:rPr>
+        <w:t xml:space="preserve"> </w:t>
+      </w:r>
+      <w:r>
+        <w:rPr>
+          <w:rFonts w:ascii="Times New Roman" w:hAnsi="Times New Roman"/>
+          <w:sz w:val="24"/>
+          <w:u w:val="single"/>
+        </w:rPr>
+        <w:t>на</w:t>
+      </w:r>
+      <w:r>
+        <w:rPr>
+          <w:rFonts w:ascii="Times New Roman" w:hAnsi="Times New Roman"/>
+          <w:sz w:val="24"/>
+          <w:u w:val="single"/>
+        </w:rPr>
+        <w:t xml:space="preserve"> </w:t>
+      </w:r>
+      <w:r>
+        <w:rPr>
+          <w:rFonts w:ascii="Times New Roman" w:hAnsi="Times New Roman"/>
+          <w:sz w:val="24"/>
+          <w:u w:val="single"/>
+        </w:rPr>
+        <w:t>Те́бе,</w:t>
+      </w:r>
+      <w:r>
+        <w:rPr>
+          <w:rFonts w:ascii="Times New Roman" w:hAnsi="Times New Roman"/>
+          <w:sz w:val="24"/>
+          <w:u w:val="single"/>
+        </w:rPr>
+        <w:t xml:space="preserve"> </w:t>
+      </w:r>
+      <w:r>
+        <w:rPr>
+          <w:rFonts w:ascii="Times New Roman" w:hAnsi="Times New Roman"/>
+          <w:sz w:val="24"/>
+          <w:u w:val="single"/>
+        </w:rPr>
+        <w:t>Го́споди,</w:t>
+      </w:r>
+      <w:r>
+        <w:rPr>
+          <w:rFonts w:ascii="Times New Roman" w:hAnsi="Times New Roman"/>
+          <w:sz w:val="24"/>
+          <w:u w:val="single"/>
+        </w:rPr>
+        <w:t xml:space="preserve"> </w:t>
+      </w:r>
+      <w:r>
+        <w:rPr>
+          <w:rFonts w:ascii="Times New Roman" w:hAnsi="Times New Roman"/>
+          <w:sz w:val="24"/>
+          <w:u w:val="single"/>
+        </w:rPr>
+        <w:t>наді́ється</w:t>
+      </w:r>
+      <w:r>
+        <w:rPr>
+          <w:rFonts w:ascii="Times New Roman" w:hAnsi="Times New Roman"/>
+          <w:sz w:val="24"/>
+          <w:u w:val="single"/>
+        </w:rPr>
+        <w:t xml:space="preserve"> </w:t>
+      </w:r>
+      <w:r>
+        <w:rPr>
+          <w:rFonts w:ascii="Times New Roman" w:hAnsi="Times New Roman"/>
+          <w:sz w:val="24"/>
+          <w:u w:val="single"/>
+        </w:rPr>
+        <w:t>душа́</w:t>
+      </w:r>
+      <w:r>
+        <w:rPr>
+          <w:rFonts w:ascii="Times New Roman" w:hAnsi="Times New Roman"/>
+          <w:sz w:val="24"/>
+          <w:u w:val="single"/>
+        </w:rPr>
+        <w:t xml:space="preserve"> </w:t>
+      </w:r>
+      <w:r>
+        <w:rPr>
+          <w:rFonts w:ascii="Times New Roman" w:hAnsi="Times New Roman"/>
+          <w:sz w:val="24"/>
+          <w:u w:val="single"/>
+        </w:rPr>
+        <w:t>моя́</w:t>
+      </w:r>
+      <w:r>
+        <w:rPr>
+          <w:rFonts w:ascii="Times New Roman" w:hAnsi="Times New Roman"/>
+          <w:sz w:val="24"/>
+          <w:u w:val="single"/>
+        </w:rPr>
+        <w:t xml:space="preserve"> </w:t>
+      </w:r>
+      <w:r>
+        <w:rPr>
+          <w:rFonts w:ascii="Times New Roman" w:hAnsi="Times New Roman"/>
+          <w:sz w:val="24"/>
+          <w:u w:val="single"/>
+        </w:rPr>
+        <w:t>на</w:t>
+      </w:r>
+      <w:r>
+        <w:rPr>
+          <w:rFonts w:ascii="Times New Roman" w:hAnsi="Times New Roman"/>
+          <w:sz w:val="24"/>
+          <w:u w:val="single"/>
+        </w:rPr>
+        <w:t xml:space="preserve"> </w:t>
+      </w:r>
+      <w:r>
+        <w:rPr>
+          <w:rFonts w:ascii="Times New Roman" w:hAnsi="Times New Roman"/>
+          <w:sz w:val="24"/>
+          <w:u w:val="single"/>
+        </w:rPr>
+        <w:t>сло́во</w:t>
+      </w:r>
+      <w:r>
+        <w:rPr>
+          <w:rFonts w:ascii="Times New Roman" w:hAnsi="Times New Roman"/>
+          <w:sz w:val="24"/>
+          <w:u w:val="single"/>
+        </w:rPr>
+        <w:t xml:space="preserve"> </w:t>
+      </w:r>
+      <w:r>
+        <w:rPr>
+          <w:rFonts w:ascii="Times New Roman" w:hAnsi="Times New Roman"/>
+          <w:sz w:val="24"/>
+          <w:u w:val="single"/>
+        </w:rPr>
+        <w:t>Твоє́;*</w:t>
+      </w:r>
+      <w:r>
+        <w:rPr>
+          <w:rFonts w:ascii="Times New Roman" w:hAnsi="Times New Roman"/>
+          <w:sz w:val="24"/>
+          <w:u w:val="single"/>
+        </w:rPr>
+        <w:t xml:space="preserve"> </w:t>
+      </w:r>
+      <w:r>
+        <w:rPr>
+          <w:rFonts w:ascii="Times New Roman" w:hAnsi="Times New Roman"/>
+          <w:sz w:val="24"/>
+          <w:u w:val="single"/>
+        </w:rPr>
+        <w:t>наді́ється</w:t>
+      </w:r>
+      <w:r>
+        <w:rPr>
+          <w:rFonts w:ascii="Times New Roman" w:hAnsi="Times New Roman"/>
+          <w:sz w:val="24"/>
+          <w:u w:val="single"/>
+        </w:rPr>
+        <w:t xml:space="preserve"> </w:t>
+      </w:r>
+      <w:r>
+        <w:rPr>
+          <w:rFonts w:ascii="Times New Roman" w:hAnsi="Times New Roman"/>
+          <w:sz w:val="24"/>
+          <w:u w:val="single"/>
+        </w:rPr>
+        <w:t>душа́</w:t>
+      </w:r>
+      <w:r>
+        <w:rPr>
+          <w:rFonts w:ascii="Times New Roman" w:hAnsi="Times New Roman"/>
+          <w:sz w:val="24"/>
+          <w:u w:val="single"/>
+        </w:rPr>
+        <w:t xml:space="preserve"> </w:t>
+      </w:r>
+      <w:r>
+        <w:rPr>
+          <w:rFonts w:ascii="Times New Roman" w:hAnsi="Times New Roman"/>
+          <w:sz w:val="24"/>
+          <w:u w:val="single"/>
+        </w:rPr>
+        <w:t>моя́</w:t>
+      </w:r>
+      <w:r>
+        <w:rPr>
+          <w:rFonts w:ascii="Times New Roman" w:hAnsi="Times New Roman"/>
+          <w:sz w:val="24"/>
+          <w:u w:val="single"/>
+        </w:rPr>
+        <w:t xml:space="preserve"> </w:t>
+      </w:r>
+      <w:r>
+        <w:rPr>
+          <w:rFonts w:ascii="Times New Roman" w:hAnsi="Times New Roman"/>
+          <w:sz w:val="24"/>
+          <w:u w:val="single"/>
+        </w:rPr>
+        <w:t>на</w:t>
+      </w:r>
+      <w:r>
+        <w:rPr>
+          <w:rFonts w:ascii="Times New Roman" w:hAnsi="Times New Roman"/>
+          <w:sz w:val="24"/>
+          <w:u w:val="single"/>
+        </w:rPr>
+        <w:t xml:space="preserve"> </w:t>
+      </w:r>
+      <w:r>
+        <w:rPr>
+          <w:rFonts w:ascii="Times New Roman" w:hAnsi="Times New Roman"/>
+          <w:sz w:val="24"/>
+          <w:u w:val="single"/>
+        </w:rPr>
+        <w:t>Го́спода.</w:t>
+      </w:r>
+    </w:p>
+    <w:p>
+      <w:pPr>
+        <w:spacing w:after="120" w:line="240" w:lineRule="auto"/>
+        <w:jc w:val="both"/>
+        <w:rPr>
+          <w:rFonts w:ascii="Times New Roman" w:eastAsia="Times New Roman" w:hAnsi="Times New Roman" w:cs="Times New Roman"/>
+          <w:sz w:val="24"/>
+          <w:szCs w:val="24"/>
+        </w:rPr>
+      </w:pPr>
+      <w:r>
+        <w:rPr>
+          <w:rFonts w:ascii="Times New Roman" w:eastAsia="Times New Roman" w:hAnsi="Times New Roman" w:cs="Times New Roman"/>
+          <w:sz w:val="24"/>
+          <w:szCs w:val="24"/>
+        </w:rPr>
+        <w:t>Сердеч</w:t>
+      </w:r>
+      <w:r>
+        <w:rPr>
+          <w:rFonts w:ascii="Times New Roman" w:eastAsia="Times New Roman" w:hAnsi="Times New Roman" w:cs="Times New Roman"/>
+          <w:sz w:val="24"/>
+          <w:szCs w:val="24"/>
+        </w:rPr>
+        <w:t>ну любов* являючи, славна,* ти сльозами каяття зросила землю* і волоссям обтерла умозриме Христове підніжжя,* споглядаючи перед собою як Присутнього* Того, Кого жадала,* і Його стіп подумки торкаючись,* Божественними видіннями* просвітила твою душу.</w:t>
+      </w:r>
+    </w:p>
+    <w:p>
+      <w:pPr>
+        <w:spacing w:after="120"/>
+        <w:jc w:val="both"/>
+      </w:pPr>
+      <w:r>
+        <w:rPr>
+          <w:rFonts w:ascii="Times New Roman" w:hAnsi="Times New Roman"/>
+          <w:i/>
+          <w:color w:val="FF0000"/>
+          <w:sz w:val="24"/>
+        </w:rPr>
+        <w:t>Стих:</w:t>
+      </w:r>
+      <w:r>
+        <w:rPr>
+          <w:rFonts w:ascii="Times New Roman" w:hAnsi="Times New Roman"/>
+          <w:i/>
+          <w:sz w:val="24"/>
+        </w:rPr>
+        <w:t xml:space="preserve"> </w:t>
+      </w:r>
+      <w:r>
+        <w:rPr>
+          <w:rFonts w:ascii="Times New Roman" w:hAnsi="Times New Roman"/>
+          <w:sz w:val="24"/>
+          <w:u w:val="single"/>
+        </w:rPr>
+        <w:t>Від</w:t>
+      </w:r>
+      <w:r>
+        <w:rPr>
+          <w:rFonts w:ascii="Times New Roman" w:hAnsi="Times New Roman"/>
+          <w:sz w:val="24"/>
+          <w:u w:val="single"/>
+        </w:rPr>
+        <w:t xml:space="preserve"> </w:t>
+      </w:r>
+      <w:r>
+        <w:rPr>
+          <w:rFonts w:ascii="Times New Roman" w:hAnsi="Times New Roman"/>
+          <w:sz w:val="24"/>
+          <w:u w:val="single"/>
+        </w:rPr>
+        <w:t>ра́нньої</w:t>
+      </w:r>
+      <w:r>
+        <w:rPr>
+          <w:rFonts w:ascii="Times New Roman" w:hAnsi="Times New Roman"/>
+          <w:sz w:val="24"/>
+          <w:u w:val="single"/>
+        </w:rPr>
+        <w:t xml:space="preserve"> </w:t>
+      </w:r>
+      <w:r>
+        <w:rPr>
+          <w:rFonts w:ascii="Times New Roman" w:hAnsi="Times New Roman"/>
+          <w:sz w:val="24"/>
+          <w:u w:val="single"/>
+        </w:rPr>
+        <w:t>сторо́жі</w:t>
+      </w:r>
+      <w:r>
+        <w:rPr>
+          <w:rFonts w:ascii="Times New Roman" w:hAnsi="Times New Roman"/>
+          <w:sz w:val="24"/>
+          <w:u w:val="single"/>
+        </w:rPr>
+        <w:t xml:space="preserve"> </w:t>
+      </w:r>
+      <w:r>
+        <w:rPr>
+          <w:rFonts w:ascii="Times New Roman" w:hAnsi="Times New Roman"/>
+          <w:sz w:val="24"/>
+          <w:u w:val="single"/>
+        </w:rPr>
+        <w:t>до</w:t>
+      </w:r>
+      <w:r>
+        <w:rPr>
+          <w:rFonts w:ascii="Times New Roman" w:hAnsi="Times New Roman"/>
+          <w:sz w:val="24"/>
+          <w:u w:val="single"/>
+        </w:rPr>
+        <w:t xml:space="preserve"> </w:t>
+      </w:r>
+      <w:r>
+        <w:rPr>
+          <w:rFonts w:ascii="Times New Roman" w:hAnsi="Times New Roman"/>
+          <w:sz w:val="24"/>
+          <w:u w:val="single"/>
+        </w:rPr>
+        <w:t>но́чі</w:t>
+      </w:r>
+      <w:r>
+        <w:rPr>
+          <w:rFonts w:ascii="Times New Roman" w:hAnsi="Times New Roman"/>
+          <w:sz w:val="24"/>
+          <w:u w:val="single"/>
+        </w:rPr>
+        <w:t xml:space="preserve"> </w:t>
+      </w:r>
+      <w:r>
+        <w:rPr>
+          <w:rFonts w:ascii="Times New Roman" w:hAnsi="Times New Roman"/>
+          <w:sz w:val="24"/>
+          <w:u w:val="single"/>
+        </w:rPr>
+        <w:t>від</w:t>
+      </w:r>
+      <w:r>
+        <w:rPr>
+          <w:rFonts w:ascii="Times New Roman" w:hAnsi="Times New Roman"/>
+          <w:sz w:val="24"/>
+          <w:u w:val="single"/>
+        </w:rPr>
+        <w:t xml:space="preserve"> </w:t>
+      </w:r>
+      <w:r>
+        <w:rPr>
+          <w:rFonts w:ascii="Times New Roman" w:hAnsi="Times New Roman"/>
+          <w:sz w:val="24"/>
+          <w:u w:val="single"/>
+        </w:rPr>
+        <w:t>ра́нньої</w:t>
+      </w:r>
+      <w:r>
+        <w:rPr>
+          <w:rFonts w:ascii="Times New Roman" w:hAnsi="Times New Roman"/>
+          <w:sz w:val="24"/>
+          <w:u w:val="single"/>
+        </w:rPr>
+        <w:t xml:space="preserve"> </w:t>
+      </w:r>
+      <w:r>
+        <w:rPr>
+          <w:rFonts w:ascii="Times New Roman" w:hAnsi="Times New Roman"/>
+          <w:sz w:val="24"/>
+          <w:u w:val="single"/>
+        </w:rPr>
+        <w:t>сторо́жі*</w:t>
+      </w:r>
+      <w:r>
+        <w:rPr>
+          <w:rFonts w:ascii="Times New Roman" w:hAnsi="Times New Roman"/>
+          <w:sz w:val="24"/>
+          <w:u w:val="single"/>
+        </w:rPr>
+        <w:t xml:space="preserve"> </w:t>
+      </w:r>
+      <w:r>
+        <w:rPr>
+          <w:rFonts w:ascii="Times New Roman" w:hAnsi="Times New Roman"/>
+          <w:sz w:val="24"/>
+          <w:u w:val="single"/>
+        </w:rPr>
+        <w:t>неха́й</w:t>
+      </w:r>
+      <w:r>
+        <w:rPr>
+          <w:rFonts w:ascii="Times New Roman" w:hAnsi="Times New Roman"/>
+          <w:sz w:val="24"/>
+          <w:u w:val="single"/>
+        </w:rPr>
+        <w:t xml:space="preserve"> </w:t>
+      </w:r>
+      <w:r>
+        <w:rPr>
+          <w:rFonts w:ascii="Times New Roman" w:hAnsi="Times New Roman"/>
+          <w:sz w:val="24"/>
+          <w:u w:val="single"/>
+        </w:rPr>
+        <w:t>упова́є</w:t>
+      </w:r>
+      <w:r>
+        <w:rPr>
+          <w:rFonts w:ascii="Times New Roman" w:hAnsi="Times New Roman"/>
+          <w:sz w:val="24"/>
+          <w:u w:val="single"/>
+        </w:rPr>
+        <w:t xml:space="preserve"> </w:t>
+      </w:r>
+      <w:r>
+        <w:rPr>
+          <w:rFonts w:ascii="Times New Roman" w:hAnsi="Times New Roman"/>
+          <w:sz w:val="24"/>
+          <w:u w:val="single"/>
+        </w:rPr>
+        <w:t>Ізра́їль</w:t>
+      </w:r>
+      <w:r>
+        <w:rPr>
+          <w:rFonts w:ascii="Times New Roman" w:hAnsi="Times New Roman"/>
+          <w:sz w:val="24"/>
+          <w:u w:val="single"/>
+        </w:rPr>
+        <w:t xml:space="preserve"> </w:t>
+      </w:r>
+      <w:r>
+        <w:rPr>
+          <w:rFonts w:ascii="Times New Roman" w:hAnsi="Times New Roman"/>
+          <w:sz w:val="24"/>
+          <w:u w:val="single"/>
+        </w:rPr>
+        <w:t>на</w:t>
+      </w:r>
+      <w:r>
+        <w:rPr>
+          <w:rFonts w:ascii="Times New Roman" w:hAnsi="Times New Roman"/>
+          <w:sz w:val="24"/>
+          <w:u w:val="single"/>
+        </w:rPr>
+        <w:t xml:space="preserve"> </w:t>
+      </w:r>
+      <w:r>
+        <w:rPr>
+          <w:rFonts w:ascii="Times New Roman" w:hAnsi="Times New Roman"/>
+          <w:sz w:val="24"/>
+          <w:u w:val="single"/>
+        </w:rPr>
+        <w:t>Го́спода.</w:t>
+      </w:r>
+    </w:p>
+    <w:p>
+      <w:pPr>
+        <w:spacing w:after="120" w:line="240" w:lineRule="auto"/>
+        <w:jc w:val="both"/>
+        <w:rPr>
+          <w:rFonts w:ascii="Times New Roman" w:eastAsia="Times New Roman" w:hAnsi="Times New Roman" w:cs="Times New Roman"/>
+          <w:sz w:val="24"/>
+          <w:szCs w:val="24"/>
+        </w:rPr>
+      </w:pPr>
+      <w:r>
+        <w:rPr>
+          <w:rFonts w:ascii="Times New Roman" w:eastAsia="Times New Roman" w:hAnsi="Times New Roman" w:cs="Times New Roman"/>
+          <w:sz w:val="24"/>
+          <w:szCs w:val="24"/>
+        </w:rPr>
+        <w:t>І багатство роздавши,* і вбогим допомігши,* стала ти невістою Нетлінного Творця* і як віно, всеславна,* принесла Йому потоки крови* та Страстей наслідування,* що їх перетерпі</w:t>
+      </w:r>
+      <w:r>
+        <w:rPr>
+          <w:rFonts w:ascii="Times New Roman" w:eastAsia="Times New Roman" w:hAnsi="Times New Roman" w:cs="Times New Roman"/>
+          <w:sz w:val="24"/>
+          <w:szCs w:val="24"/>
+        </w:rPr>
+        <w:t>ла ти, Анісіє;* і в божественний весільний покій вселив тебе Єдиний,* як страстотерпицю і мученицю.</w:t>
+      </w:r>
+    </w:p>
+    <w:p>
+      <w:pPr>
+        <w:spacing w:after="120" w:line="240" w:lineRule="auto"/>
+        <w:jc w:val="both"/>
+        <w:rPr>
+          <w:rFonts w:ascii="Times New Roman" w:eastAsia="Times New Roman" w:hAnsi="Times New Roman" w:cs="Times New Roman"/>
+          <w:sz w:val="24"/>
+          <w:szCs w:val="24"/>
+          <w:u w:val="single"/>
+        </w:rPr>
+      </w:pPr>
+      <w:r>
+        <w:rPr>
+          <w:rFonts w:ascii="Times New Roman" w:eastAsia="Times New Roman" w:hAnsi="Times New Roman" w:cs="Times New Roman"/>
+          <w:i/>
+          <w:color w:val="FF0000"/>
+          <w:sz w:val="24"/>
+          <w:szCs w:val="24"/>
+        </w:rPr>
+        <w:t xml:space="preserve"> Стих:</w:t>
+      </w:r>
+      <w:r>
+        <w:rPr>
+          <w:rFonts w:ascii="Times New Roman" w:eastAsia="Times New Roman" w:hAnsi="Times New Roman" w:cs="Times New Roman"/>
+          <w:i/>
+          <w:sz w:val="24"/>
+          <w:szCs w:val="24"/>
+        </w:rPr>
+        <w:t xml:space="preserve"> </w:t>
+      </w:r>
+      <w:r>
+        <w:rPr>
+          <w:rFonts w:ascii="Times New Roman" w:eastAsia="Times New Roman" w:hAnsi="Times New Roman" w:cs="Times New Roman"/>
+          <w:sz w:val="24"/>
+          <w:szCs w:val="24"/>
+          <w:u w:val="single"/>
+        </w:rPr>
+        <w:t>Бо в Господа милість і відкуплення велике в нього;* він визволить Ізраїля від усього беззаконня його.</w:t>
       </w:r>
     </w:p>
     <w:p>
@@ -3406,375 +4279,410 @@
           <w:sz w:val="24"/>
           <w:szCs w:val="24"/>
         </w:rPr>
-        <w:t>(г. 4, подібний: Як хороброго):</w:t>
-      </w:r>
-      <w:r>
-        <w:rPr>
-          <w:rFonts w:ascii="Times New Roman" w:eastAsia="Times New Roman" w:hAnsi="Times New Roman" w:cs="Times New Roman"/>
-          <w:sz w:val="24"/>
-          <w:szCs w:val="24"/>
-        </w:rPr>
-        <w:t xml:space="preserve"> Дівства світлістю* осяявшися, всехвальна,* ти заблистіла мучеництва подвигами:* бо не погодившись поклонитися сонцю,* неправедне п</w:t>
-      </w:r>
-      <w:r>
-        <w:rPr>
-          <w:rFonts w:ascii="Times New Roman" w:eastAsia="Times New Roman" w:hAnsi="Times New Roman" w:cs="Times New Roman"/>
-          <w:sz w:val="24"/>
-          <w:szCs w:val="24"/>
-        </w:rPr>
-        <w:t>еретерпіла заколення,* і кров’ю обагрившись,* предстала Сонцю слави, вінценосице,* і промінням, від Нього сяючим,* радісно озорилася.</w:t>
-      </w:r>
-    </w:p>
-    <w:p>
-      <w:pPr>
-        <w:spacing w:after="120" w:line="240" w:lineRule="auto"/>
-        <w:jc w:val="both"/>
-        <w:rPr>
-          <w:rFonts w:ascii="Times New Roman" w:eastAsia="Times New Roman" w:hAnsi="Times New Roman" w:cs="Times New Roman"/>
-          <w:sz w:val="24"/>
-          <w:szCs w:val="24"/>
+        <w:t>(г. 4, подібний: Покликаний був ти):</w:t>
+      </w:r>
+      <w:r>
+        <w:rPr>
+          <w:rFonts w:ascii="Times New Roman" w:eastAsia="Times New Roman" w:hAnsi="Times New Roman" w:cs="Times New Roman"/>
+          <w:color w:val="FF0000"/>
+          <w:sz w:val="24"/>
+          <w:szCs w:val="24"/>
+        </w:rPr>
+        <w:t xml:space="preserve"> </w:t>
+      </w:r>
+      <w:r>
+        <w:rPr>
+          <w:rFonts w:ascii="Times New Roman" w:eastAsia="Times New Roman" w:hAnsi="Times New Roman" w:cs="Times New Roman"/>
+          <w:sz w:val="24"/>
+          <w:szCs w:val="24"/>
+        </w:rPr>
+        <w:t>З ангельсь</w:t>
+      </w:r>
+      <w:r>
+        <w:rPr>
+          <w:rFonts w:ascii="Times New Roman" w:eastAsia="Times New Roman" w:hAnsi="Times New Roman" w:cs="Times New Roman"/>
+          <w:sz w:val="24"/>
+          <w:szCs w:val="24"/>
+        </w:rPr>
+        <w:t xml:space="preserve">кими хорами злучилася ти,* коли любов до Бога розпалила тебе* і сподвигнула злетіти вище видимого* ради безстрастя та чистоти;* тоді твого чоловіка* ти словами Богопокірними вмовила* відложити мінливе і швидкоплинне житейське сум’яття.* Тим-то, здобувши з </w:t>
+      </w:r>
+      <w:r>
+        <w:rPr>
+          <w:rFonts w:ascii="Times New Roman" w:eastAsia="Times New Roman" w:hAnsi="Times New Roman" w:cs="Times New Roman"/>
+          <w:sz w:val="24"/>
+          <w:szCs w:val="24"/>
+        </w:rPr>
+        <w:t>ним вічне життя та насолоду,* молиш ти, Меланіє,* спасти душі наші.</w:t>
+      </w:r>
+    </w:p>
+    <w:p>
+      <w:pPr>
+        <w:spacing w:after="120" w:line="240" w:lineRule="auto"/>
+        <w:jc w:val="center"/>
+        <w:rPr>
+          <w:rFonts w:ascii="Times New Roman" w:eastAsia="Times New Roman" w:hAnsi="Times New Roman" w:cs="Times New Roman"/>
+          <w:b/>
+          <w:i/>
+          <w:color w:val="FF0000"/>
+          <w:sz w:val="24"/>
+          <w:szCs w:val="24"/>
+        </w:rPr>
+      </w:pPr>
+      <w:r>
+        <w:rPr>
+          <w:rFonts w:ascii="Times New Roman" w:eastAsia="Times New Roman" w:hAnsi="Times New Roman" w:cs="Times New Roman"/>
+          <w:b/>
+          <w:i/>
+          <w:color w:val="FF0000"/>
+          <w:sz w:val="24"/>
+          <w:szCs w:val="24"/>
+        </w:rPr>
+        <w:t>Псалом 116</w:t>
+      </w:r>
+    </w:p>
+    <w:p>
+      <w:pPr>
+        <w:spacing w:after="120"/>
+        <w:jc w:val="both"/>
+      </w:pPr>
+      <w:r>
+        <w:rPr>
+          <w:rFonts w:ascii="Times New Roman" w:hAnsi="Times New Roman"/>
+          <w:i/>
+          <w:color w:val="FF0000"/>
+          <w:sz w:val="24"/>
+        </w:rPr>
+        <w:t>Стих:</w:t>
+      </w:r>
+      <w:r>
+        <w:rPr>
+          <w:rFonts w:ascii="Times New Roman" w:hAnsi="Times New Roman"/>
+          <w:i/>
+          <w:sz w:val="24"/>
+        </w:rPr>
+        <w:t xml:space="preserve"> </w:t>
+      </w:r>
+      <w:r>
+        <w:rPr>
+          <w:rFonts w:ascii="Times New Roman" w:hAnsi="Times New Roman"/>
+          <w:sz w:val="24"/>
           <w:u w:val="single"/>
         </w:rPr>
-      </w:pPr>
-      <w:r>
-        <w:rPr>
-          <w:rFonts w:ascii="Times New Roman" w:eastAsia="Times New Roman" w:hAnsi="Times New Roman" w:cs="Times New Roman"/>
+        <w:t>Хвалі́те</w:t>
+      </w:r>
+      <w:r>
+        <w:rPr>
+          <w:rFonts w:ascii="Times New Roman" w:hAnsi="Times New Roman"/>
+          <w:sz w:val="24"/>
+          <w:u w:val="single"/>
+        </w:rPr>
+        <w:t xml:space="preserve"> </w:t>
+      </w:r>
+      <w:r>
+        <w:rPr>
+          <w:rFonts w:ascii="Times New Roman" w:hAnsi="Times New Roman"/>
+          <w:sz w:val="24"/>
+          <w:u w:val="single"/>
+        </w:rPr>
+        <w:t>Го́спода</w:t>
+      </w:r>
+      <w:r>
+        <w:rPr>
+          <w:rFonts w:ascii="Times New Roman" w:hAnsi="Times New Roman"/>
+          <w:sz w:val="24"/>
+          <w:u w:val="single"/>
+        </w:rPr>
+        <w:t xml:space="preserve"> </w:t>
+      </w:r>
+      <w:r>
+        <w:rPr>
+          <w:rFonts w:ascii="Times New Roman" w:hAnsi="Times New Roman"/>
+          <w:sz w:val="24"/>
+          <w:u w:val="single"/>
+        </w:rPr>
+        <w:t>всі</w:t>
+      </w:r>
+      <w:r>
+        <w:rPr>
+          <w:rFonts w:ascii="Times New Roman" w:hAnsi="Times New Roman"/>
+          <w:sz w:val="24"/>
+          <w:u w:val="single"/>
+        </w:rPr>
+        <w:t xml:space="preserve"> </w:t>
+      </w:r>
+      <w:r>
+        <w:rPr>
+          <w:rFonts w:ascii="Times New Roman" w:hAnsi="Times New Roman"/>
+          <w:sz w:val="24"/>
+          <w:u w:val="single"/>
+        </w:rPr>
+        <w:t>наро́ди!*</w:t>
+      </w:r>
+      <w:r>
+        <w:rPr>
+          <w:rFonts w:ascii="Times New Roman" w:hAnsi="Times New Roman"/>
+          <w:sz w:val="24"/>
+          <w:u w:val="single"/>
+        </w:rPr>
+        <w:t xml:space="preserve"> </w:t>
+      </w:r>
+      <w:r>
+        <w:rPr>
+          <w:rFonts w:ascii="Times New Roman" w:hAnsi="Times New Roman"/>
+          <w:sz w:val="24"/>
+          <w:u w:val="single"/>
+        </w:rPr>
+        <w:t>Прославля́йте</w:t>
+      </w:r>
+      <w:r>
+        <w:rPr>
+          <w:rFonts w:ascii="Times New Roman" w:hAnsi="Times New Roman"/>
+          <w:sz w:val="24"/>
+          <w:u w:val="single"/>
+        </w:rPr>
+        <w:t xml:space="preserve"> </w:t>
+      </w:r>
+      <w:r>
+        <w:rPr>
+          <w:rFonts w:ascii="Times New Roman" w:hAnsi="Times New Roman"/>
+          <w:sz w:val="24"/>
+          <w:u w:val="single"/>
+        </w:rPr>
+        <w:t>Його́</w:t>
+      </w:r>
+      <w:r>
+        <w:rPr>
+          <w:rFonts w:ascii="Times New Roman" w:hAnsi="Times New Roman"/>
+          <w:sz w:val="24"/>
+          <w:u w:val="single"/>
+        </w:rPr>
+        <w:t xml:space="preserve"> </w:t>
+      </w:r>
+      <w:r>
+        <w:rPr>
+          <w:rFonts w:ascii="Times New Roman" w:hAnsi="Times New Roman"/>
+          <w:sz w:val="24"/>
+          <w:u w:val="single"/>
+        </w:rPr>
+        <w:t>всі</w:t>
+      </w:r>
+      <w:r>
+        <w:rPr>
+          <w:rFonts w:ascii="Times New Roman" w:hAnsi="Times New Roman"/>
+          <w:sz w:val="24"/>
+          <w:u w:val="single"/>
+        </w:rPr>
+        <w:t xml:space="preserve"> </w:t>
+      </w:r>
+      <w:r>
+        <w:rPr>
+          <w:rFonts w:ascii="Times New Roman" w:hAnsi="Times New Roman"/>
+          <w:sz w:val="24"/>
+          <w:u w:val="single"/>
+        </w:rPr>
+        <w:t>лю́ди!</w:t>
+      </w:r>
+    </w:p>
+    <w:p>
+      <w:pPr>
+        <w:spacing w:after="120" w:line="240" w:lineRule="auto"/>
+        <w:jc w:val="both"/>
+        <w:rPr>
+          <w:rFonts w:ascii="Times New Roman" w:eastAsia="Times New Roman" w:hAnsi="Times New Roman" w:cs="Times New Roman"/>
+          <w:sz w:val="24"/>
+          <w:szCs w:val="24"/>
+        </w:rPr>
+      </w:pPr>
+      <w:r>
+        <w:rPr>
+          <w:rFonts w:ascii="Times New Roman" w:eastAsia="Times New Roman" w:hAnsi="Times New Roman" w:cs="Times New Roman"/>
+          <w:sz w:val="24"/>
+          <w:szCs w:val="24"/>
+        </w:rPr>
+        <w:t>Ангельського життя запрагнула ти,* коли розкішну їжу виплюнула,* вправляючись у воздержності і чуванні,* долу лежанні й упокоренні;* тоді щонайчистішою посудиною Божественного Духа стала ти,* прикрашена Його пресвітлими харизмами, всемудра;* тим-то ревніст</w:t>
+      </w:r>
+      <w:r>
+        <w:rPr>
+          <w:rFonts w:ascii="Times New Roman" w:eastAsia="Times New Roman" w:hAnsi="Times New Roman" w:cs="Times New Roman"/>
+          <w:sz w:val="24"/>
+          <w:szCs w:val="24"/>
+        </w:rPr>
+        <w:t>ю твоєю божественною* притягнула ти людей* і привела, Меланіє, до Владики* і Спаса душ наших.</w:t>
+      </w:r>
+    </w:p>
+    <w:p>
+      <w:pPr>
+        <w:spacing w:after="120"/>
+        <w:jc w:val="both"/>
+      </w:pPr>
+      <w:r>
+        <w:rPr>
+          <w:rFonts w:ascii="Times New Roman" w:hAnsi="Times New Roman"/>
           <w:i/>
           <w:color w:val="FF0000"/>
           <w:sz w:val="24"/>
-          <w:szCs w:val="24"/>
-        </w:rPr>
-        <w:t xml:space="preserve">Стих: </w:t>
-      </w:r>
-      <w:r>
-        <w:rPr>
-          <w:rFonts w:ascii="Times New Roman" w:eastAsia="Times New Roman" w:hAnsi="Times New Roman" w:cs="Times New Roman"/>
-          <w:sz w:val="24"/>
-          <w:szCs w:val="24"/>
+        </w:rPr>
+        <w:t>Стих:</w:t>
+      </w:r>
+      <w:r>
+        <w:rPr>
+          <w:rFonts w:ascii="Times New Roman" w:hAnsi="Times New Roman"/>
+          <w:i/>
+          <w:sz w:val="24"/>
+        </w:rPr>
+        <w:t xml:space="preserve"> </w:t>
+      </w:r>
+      <w:r>
+        <w:rPr>
+          <w:rFonts w:ascii="Times New Roman" w:hAnsi="Times New Roman"/>
+          <w:sz w:val="24"/>
           <w:u w:val="single"/>
         </w:rPr>
-        <w:t>Задля імени твого надіюсь на тебе, Господи,* надіється душа моя на слово твоє; надіється душа моя на Господа.</w:t>
-      </w:r>
-    </w:p>
-    <w:p>
-      <w:pPr>
-        <w:spacing w:after="120" w:line="240" w:lineRule="auto"/>
-        <w:jc w:val="both"/>
-        <w:rPr>
-          <w:rFonts w:ascii="Times New Roman" w:eastAsia="Times New Roman" w:hAnsi="Times New Roman" w:cs="Times New Roman"/>
-          <w:sz w:val="24"/>
-          <w:szCs w:val="24"/>
-        </w:rPr>
-      </w:pPr>
-      <w:r>
-        <w:rPr>
-          <w:rFonts w:ascii="Times New Roman" w:eastAsia="Times New Roman" w:hAnsi="Times New Roman" w:cs="Times New Roman"/>
-          <w:sz w:val="24"/>
-          <w:szCs w:val="24"/>
-        </w:rPr>
-        <w:t>Сердеч</w:t>
-      </w:r>
-      <w:r>
-        <w:rPr>
-          <w:rFonts w:ascii="Times New Roman" w:eastAsia="Times New Roman" w:hAnsi="Times New Roman" w:cs="Times New Roman"/>
-          <w:sz w:val="24"/>
-          <w:szCs w:val="24"/>
-        </w:rPr>
-        <w:t>ну любов* являючи, славна,* ти сльозами каяття зросила землю* і волоссям обтерла умозриме Христове підніжжя,* споглядаючи перед собою як Присутнього* Того, Кого жадала,* і Його стіп подумки торкаючись,* Божественними видіннями* просвітила твою душу.</w:t>
-      </w:r>
-    </w:p>
-    <w:p>
-      <w:pPr>
-        <w:spacing w:after="120" w:line="240" w:lineRule="auto"/>
-        <w:jc w:val="both"/>
-        <w:rPr>
-          <w:rFonts w:ascii="Times New Roman" w:eastAsia="Times New Roman" w:hAnsi="Times New Roman" w:cs="Times New Roman"/>
-          <w:sz w:val="24"/>
-          <w:szCs w:val="24"/>
+        <w:t>Вели́ке</w:t>
+      </w:r>
+      <w:r>
+        <w:rPr>
+          <w:rFonts w:ascii="Times New Roman" w:hAnsi="Times New Roman"/>
+          <w:sz w:val="24"/>
           <w:u w:val="single"/>
         </w:rPr>
-      </w:pPr>
-      <w:r>
-        <w:rPr>
-          <w:rFonts w:ascii="Times New Roman" w:eastAsia="Times New Roman" w:hAnsi="Times New Roman" w:cs="Times New Roman"/>
-          <w:i/>
-          <w:color w:val="FF0000"/>
-          <w:sz w:val="24"/>
-          <w:szCs w:val="24"/>
-        </w:rPr>
-        <w:t>Стих:</w:t>
-      </w:r>
-      <w:r>
-        <w:rPr>
-          <w:rFonts w:ascii="Times New Roman" w:eastAsia="Times New Roman" w:hAnsi="Times New Roman" w:cs="Times New Roman"/>
-          <w:i/>
-          <w:sz w:val="24"/>
-          <w:szCs w:val="24"/>
-        </w:rPr>
         <w:t xml:space="preserve"> </w:t>
       </w:r>
       <w:r>
         <w:rPr>
-          <w:rFonts w:ascii="Times New Roman" w:eastAsia="Times New Roman" w:hAnsi="Times New Roman" w:cs="Times New Roman"/>
-          <w:sz w:val="24"/>
-          <w:szCs w:val="24"/>
+          <w:rFonts w:ascii="Times New Roman" w:hAnsi="Times New Roman"/>
+          <w:sz w:val="24"/>
           <w:u w:val="single"/>
         </w:rPr>
-        <w:t>Від ранньої сторожі до ночі* від ранньої сторожі нехай уповає Ізраїль на Господа.</w:t>
-      </w:r>
-    </w:p>
-    <w:p>
-      <w:pPr>
-        <w:spacing w:after="120" w:line="240" w:lineRule="auto"/>
-        <w:jc w:val="both"/>
-        <w:rPr>
-          <w:rFonts w:ascii="Times New Roman" w:eastAsia="Times New Roman" w:hAnsi="Times New Roman" w:cs="Times New Roman"/>
-          <w:sz w:val="24"/>
-          <w:szCs w:val="24"/>
-        </w:rPr>
-      </w:pPr>
-      <w:r>
-        <w:rPr>
-          <w:rFonts w:ascii="Times New Roman" w:eastAsia="Times New Roman" w:hAnsi="Times New Roman" w:cs="Times New Roman"/>
-          <w:sz w:val="24"/>
-          <w:szCs w:val="24"/>
-        </w:rPr>
-        <w:t>І багатство роздавши,* і вбогим допомігши,* стала ти невістою Нетлінного Творця* і як віно, всеславна,* принесла Йому потоки крови* та Страстей наслідування,* що їх перетерпі</w:t>
-      </w:r>
-      <w:r>
-        <w:rPr>
-          <w:rFonts w:ascii="Times New Roman" w:eastAsia="Times New Roman" w:hAnsi="Times New Roman" w:cs="Times New Roman"/>
-          <w:sz w:val="24"/>
-          <w:szCs w:val="24"/>
-        </w:rPr>
-        <w:t>ла ти, Анісіє;* і в божественний весільний покій вселив тебе Єдиний,* як страстотерпицю і мученицю.</w:t>
-      </w:r>
-    </w:p>
-    <w:p>
-      <w:pPr>
-        <w:spacing w:after="120" w:line="240" w:lineRule="auto"/>
-        <w:jc w:val="both"/>
-        <w:rPr>
-          <w:rFonts w:ascii="Times New Roman" w:eastAsia="Times New Roman" w:hAnsi="Times New Roman" w:cs="Times New Roman"/>
-          <w:sz w:val="24"/>
-          <w:szCs w:val="24"/>
+        <w:t>бо</w:t>
+      </w:r>
+      <w:r>
+        <w:rPr>
+          <w:rFonts w:ascii="Times New Roman" w:hAnsi="Times New Roman"/>
+          <w:sz w:val="24"/>
           <w:u w:val="single"/>
         </w:rPr>
-      </w:pPr>
-      <w:r>
-        <w:rPr>
-          <w:rFonts w:ascii="Times New Roman" w:eastAsia="Times New Roman" w:hAnsi="Times New Roman" w:cs="Times New Roman"/>
-          <w:i/>
-          <w:color w:val="FF0000"/>
-          <w:sz w:val="24"/>
-          <w:szCs w:val="24"/>
-        </w:rPr>
-        <w:t xml:space="preserve"> Стих:</w:t>
-      </w:r>
-      <w:r>
-        <w:rPr>
-          <w:rFonts w:ascii="Times New Roman" w:eastAsia="Times New Roman" w:hAnsi="Times New Roman" w:cs="Times New Roman"/>
-          <w:i/>
-          <w:sz w:val="24"/>
-          <w:szCs w:val="24"/>
-        </w:rPr>
         <w:t xml:space="preserve"> </w:t>
       </w:r>
       <w:r>
         <w:rPr>
-          <w:rFonts w:ascii="Times New Roman" w:eastAsia="Times New Roman" w:hAnsi="Times New Roman" w:cs="Times New Roman"/>
-          <w:sz w:val="24"/>
-          <w:szCs w:val="24"/>
+          <w:rFonts w:ascii="Times New Roman" w:hAnsi="Times New Roman"/>
+          <w:sz w:val="24"/>
           <w:u w:val="single"/>
         </w:rPr>
-        <w:t>Бо в Господа милість і відкуплення велике в нього;* він визволить Ізраїля від усього беззаконня його.</w:t>
-      </w:r>
-    </w:p>
-    <w:p>
-      <w:pPr>
-        <w:spacing w:after="120" w:line="240" w:lineRule="auto"/>
-        <w:jc w:val="both"/>
-        <w:rPr>
-          <w:rFonts w:ascii="Times New Roman" w:eastAsia="Times New Roman" w:hAnsi="Times New Roman" w:cs="Times New Roman"/>
-          <w:b/>
-          <w:sz w:val="24"/>
-          <w:szCs w:val="24"/>
-        </w:rPr>
-      </w:pPr>
-      <w:r>
-        <w:rPr>
-          <w:rFonts w:ascii="Times New Roman" w:eastAsia="Times New Roman" w:hAnsi="Times New Roman" w:cs="Times New Roman"/>
-          <w:i/>
-          <w:color w:val="FF0000"/>
-          <w:sz w:val="24"/>
-          <w:szCs w:val="24"/>
-        </w:rPr>
-        <w:t>(г. 4, подібний: Покликаний був ти):</w:t>
-      </w:r>
-      <w:r>
-        <w:rPr>
-          <w:rFonts w:ascii="Times New Roman" w:eastAsia="Times New Roman" w:hAnsi="Times New Roman" w:cs="Times New Roman"/>
-          <w:color w:val="FF0000"/>
-          <w:sz w:val="24"/>
-          <w:szCs w:val="24"/>
+        <w:t>до</w:t>
+      </w:r>
+      <w:r>
+        <w:rPr>
+          <w:rFonts w:ascii="Times New Roman" w:hAnsi="Times New Roman"/>
+          <w:sz w:val="24"/>
+          <w:u w:val="single"/>
         </w:rPr>
         <w:t xml:space="preserve"> </w:t>
       </w:r>
       <w:r>
         <w:rPr>
-          <w:rFonts w:ascii="Times New Roman" w:eastAsia="Times New Roman" w:hAnsi="Times New Roman" w:cs="Times New Roman"/>
-          <w:sz w:val="24"/>
-          <w:szCs w:val="24"/>
-        </w:rPr>
-        <w:t>З ангельсь</w:t>
-      </w:r>
-      <w:r>
-        <w:rPr>
-          <w:rFonts w:ascii="Times New Roman" w:eastAsia="Times New Roman" w:hAnsi="Times New Roman" w:cs="Times New Roman"/>
-          <w:sz w:val="24"/>
-          <w:szCs w:val="24"/>
-        </w:rPr>
-        <w:t xml:space="preserve">кими хорами злучилася ти,* коли любов до Бога розпалила тебе* і сподвигнула злетіти вище видимого* ради безстрастя та чистоти;* тоді твого чоловіка* ти словами Богопокірними вмовила* відложити мінливе і швидкоплинне житейське сум’яття.* Тим-то, здобувши з </w:t>
-      </w:r>
-      <w:r>
-        <w:rPr>
-          <w:rFonts w:ascii="Times New Roman" w:eastAsia="Times New Roman" w:hAnsi="Times New Roman" w:cs="Times New Roman"/>
-          <w:sz w:val="24"/>
-          <w:szCs w:val="24"/>
-        </w:rPr>
-        <w:t>ним вічне життя та насолоду,* молиш ти, Меланіє,* спасти душі наші.</w:t>
-      </w:r>
-    </w:p>
-    <w:p>
-      <w:pPr>
-        <w:spacing w:after="120" w:line="240" w:lineRule="auto"/>
-        <w:jc w:val="center"/>
-        <w:rPr>
-          <w:rFonts w:ascii="Times New Roman" w:eastAsia="Times New Roman" w:hAnsi="Times New Roman" w:cs="Times New Roman"/>
-          <w:b/>
-          <w:i/>
-          <w:color w:val="FF0000"/>
-          <w:sz w:val="24"/>
-          <w:szCs w:val="24"/>
-        </w:rPr>
-      </w:pPr>
-      <w:r>
-        <w:rPr>
-          <w:rFonts w:ascii="Times New Roman" w:eastAsia="Times New Roman" w:hAnsi="Times New Roman" w:cs="Times New Roman"/>
-          <w:b/>
-          <w:i/>
-          <w:color w:val="FF0000"/>
-          <w:sz w:val="24"/>
-          <w:szCs w:val="24"/>
-        </w:rPr>
-        <w:t>Псалом 116</w:t>
-      </w:r>
-    </w:p>
-    <w:p>
-      <w:pPr>
-        <w:spacing w:after="120" w:line="240" w:lineRule="auto"/>
-        <w:jc w:val="both"/>
-        <w:rPr>
-          <w:rFonts w:ascii="Times New Roman" w:eastAsia="Times New Roman" w:hAnsi="Times New Roman" w:cs="Times New Roman"/>
-          <w:sz w:val="24"/>
-          <w:szCs w:val="24"/>
+          <w:rFonts w:ascii="Times New Roman" w:hAnsi="Times New Roman"/>
+          <w:sz w:val="24"/>
           <w:u w:val="single"/>
         </w:rPr>
-      </w:pPr>
-      <w:r>
-        <w:rPr>
-          <w:rFonts w:ascii="Times New Roman" w:eastAsia="Times New Roman" w:hAnsi="Times New Roman" w:cs="Times New Roman"/>
-          <w:i/>
-          <w:color w:val="FF0000"/>
-          <w:sz w:val="24"/>
-          <w:szCs w:val="24"/>
-        </w:rPr>
-        <w:t>Стих:</w:t>
-      </w:r>
-      <w:r>
-        <w:rPr>
-          <w:rFonts w:ascii="Times New Roman" w:eastAsia="Times New Roman" w:hAnsi="Times New Roman" w:cs="Times New Roman"/>
-          <w:i/>
-          <w:sz w:val="24"/>
-          <w:szCs w:val="24"/>
+        <w:t>нас</w:t>
+      </w:r>
+      <w:r>
+        <w:rPr>
+          <w:rFonts w:ascii="Times New Roman" w:hAnsi="Times New Roman"/>
+          <w:sz w:val="24"/>
+          <w:u w:val="single"/>
         </w:rPr>
         <w:t xml:space="preserve"> </w:t>
       </w:r>
       <w:r>
         <w:rPr>
-          <w:rFonts w:ascii="Times New Roman" w:eastAsia="Times New Roman" w:hAnsi="Times New Roman" w:cs="Times New Roman"/>
-          <w:sz w:val="24"/>
-          <w:szCs w:val="24"/>
+          <w:rFonts w:ascii="Times New Roman" w:hAnsi="Times New Roman"/>
+          <w:sz w:val="24"/>
           <w:u w:val="single"/>
         </w:rPr>
-        <w:t>Хваліте Господа всі народи!* Прославляйте його всі люди!</w:t>
-      </w:r>
-    </w:p>
-    <w:p>
-      <w:pPr>
-        <w:spacing w:after="120" w:line="240" w:lineRule="auto"/>
-        <w:jc w:val="both"/>
-        <w:rPr>
-          <w:rFonts w:ascii="Times New Roman" w:eastAsia="Times New Roman" w:hAnsi="Times New Roman" w:cs="Times New Roman"/>
-          <w:sz w:val="24"/>
-          <w:szCs w:val="24"/>
-        </w:rPr>
-      </w:pPr>
-      <w:r>
-        <w:rPr>
-          <w:rFonts w:ascii="Times New Roman" w:eastAsia="Times New Roman" w:hAnsi="Times New Roman" w:cs="Times New Roman"/>
-          <w:sz w:val="24"/>
-          <w:szCs w:val="24"/>
-        </w:rPr>
-        <w:t>Ангельського життя запрагнула ти,* коли розкішну їжу виплюнула,* вправляючись у воздержності і чуванні,* долу лежанні й упокоренні;* тоді щонайчистішою посудиною Божественного Духа стала ти,* прикрашена Його пресвітлими харизмами, всемудра;* тим-то ревніст</w:t>
-      </w:r>
-      <w:r>
-        <w:rPr>
-          <w:rFonts w:ascii="Times New Roman" w:eastAsia="Times New Roman" w:hAnsi="Times New Roman" w:cs="Times New Roman"/>
-          <w:sz w:val="24"/>
-          <w:szCs w:val="24"/>
-        </w:rPr>
-        <w:t>ю твоєю божественною* притягнула ти людей* і привела, Меланіє, до Владики* і Спаса душ наших.</w:t>
-      </w:r>
-    </w:p>
-    <w:p>
-      <w:pPr>
-        <w:spacing w:after="120" w:line="240" w:lineRule="auto"/>
-        <w:jc w:val="both"/>
-        <w:rPr>
-          <w:rFonts w:ascii="Times New Roman" w:eastAsia="Times New Roman" w:hAnsi="Times New Roman" w:cs="Times New Roman"/>
-          <w:sz w:val="24"/>
-          <w:szCs w:val="24"/>
+        <w:t>Його́</w:t>
+      </w:r>
+      <w:r>
+        <w:rPr>
+          <w:rFonts w:ascii="Times New Roman" w:hAnsi="Times New Roman"/>
+          <w:sz w:val="24"/>
           <w:u w:val="single"/>
         </w:rPr>
-      </w:pPr>
-      <w:r>
-        <w:rPr>
-          <w:rFonts w:ascii="Times New Roman" w:eastAsia="Times New Roman" w:hAnsi="Times New Roman" w:cs="Times New Roman"/>
-          <w:i/>
-          <w:color w:val="FF0000"/>
-          <w:sz w:val="24"/>
-          <w:szCs w:val="24"/>
-        </w:rPr>
-        <w:t>Стих:</w:t>
-      </w:r>
-      <w:r>
-        <w:rPr>
-          <w:rFonts w:ascii="Times New Roman" w:eastAsia="Times New Roman" w:hAnsi="Times New Roman" w:cs="Times New Roman"/>
-          <w:i/>
-          <w:sz w:val="24"/>
-          <w:szCs w:val="24"/>
-        </w:rPr>
         <w:t xml:space="preserve"> </w:t>
       </w:r>
       <w:r>
         <w:rPr>
-          <w:rFonts w:ascii="Times New Roman" w:eastAsia="Times New Roman" w:hAnsi="Times New Roman" w:cs="Times New Roman"/>
-          <w:sz w:val="24"/>
-          <w:szCs w:val="24"/>
+          <w:rFonts w:ascii="Times New Roman" w:hAnsi="Times New Roman"/>
+          <w:sz w:val="24"/>
           <w:u w:val="single"/>
         </w:rPr>
-        <w:t>Велике бо до нас його милосердя, і вірність Господа повіки.</w:t>
+        <w:t>милосе́рдя,*</w:t>
+      </w:r>
+      <w:r>
+        <w:rPr>
+          <w:rFonts w:ascii="Times New Roman" w:hAnsi="Times New Roman"/>
+          <w:sz w:val="24"/>
+          <w:u w:val="single"/>
+        </w:rPr>
+        <w:t xml:space="preserve"> </w:t>
+      </w:r>
+      <w:r>
+        <w:rPr>
+          <w:rFonts w:ascii="Times New Roman" w:hAnsi="Times New Roman"/>
+          <w:sz w:val="24"/>
+          <w:u w:val="single"/>
+        </w:rPr>
+        <w:t>і</w:t>
+      </w:r>
+      <w:r>
+        <w:rPr>
+          <w:rFonts w:ascii="Times New Roman" w:hAnsi="Times New Roman"/>
+          <w:sz w:val="24"/>
+          <w:u w:val="single"/>
+        </w:rPr>
+        <w:t xml:space="preserve"> </w:t>
+      </w:r>
+      <w:r>
+        <w:rPr>
+          <w:rFonts w:ascii="Times New Roman" w:hAnsi="Times New Roman"/>
+          <w:sz w:val="24"/>
+          <w:u w:val="single"/>
+        </w:rPr>
+        <w:t>ві́рність</w:t>
+      </w:r>
+      <w:r>
+        <w:rPr>
+          <w:rFonts w:ascii="Times New Roman" w:hAnsi="Times New Roman"/>
+          <w:sz w:val="24"/>
+          <w:u w:val="single"/>
+        </w:rPr>
+        <w:t xml:space="preserve"> </w:t>
+      </w:r>
+      <w:r>
+        <w:rPr>
+          <w:rFonts w:ascii="Times New Roman" w:hAnsi="Times New Roman"/>
+          <w:sz w:val="24"/>
+          <w:u w:val="single"/>
+        </w:rPr>
+        <w:t>Го́спода</w:t>
+      </w:r>
+      <w:r>
+        <w:rPr>
+          <w:rFonts w:ascii="Times New Roman" w:hAnsi="Times New Roman"/>
+          <w:sz w:val="24"/>
+          <w:u w:val="single"/>
+        </w:rPr>
+        <w:t xml:space="preserve"> </w:t>
+      </w:r>
+      <w:r>
+        <w:rPr>
+          <w:rFonts w:ascii="Times New Roman" w:hAnsi="Times New Roman"/>
+          <w:sz w:val="24"/>
+          <w:u w:val="single"/>
+        </w:rPr>
+        <w:t>пові́ки.</w:t>
       </w:r>
     </w:p>
     <w:p>
@@ -11867,7 +12775,7 @@
           <w:sz w:val="24"/>
           <w:szCs w:val="24"/>
         </w:rPr>
-        <w:t>(г. 1, подібний: Воїни, які стерегли):</w:t>
+        <w:t>(г. 1, подібний: Воїни, які стерегли):</w:t>
       </w:r>
       <w:r>
         <w:rPr>
@@ -12260,7 +13168,7 @@
           <w:sz w:val="24"/>
           <w:szCs w:val="24"/>
         </w:rPr>
-        <w:t>(г. 3, подібний: Красотою твого):</w:t>
+        <w:t>(г. 3, подібний: Красотою твого):</w:t>
       </w:r>
       <w:sdt>
         <w:sdtPr>
@@ -12898,7 +13806,7 @@
           <w:sz w:val="24"/>
           <w:szCs w:val="24"/>
         </w:rPr>
-        <w:t>Ірмос 1</w:t>
+        <w:t>Ірмос 1</w:t>
       </w:r>
       <w:r>
         <w:rPr>
@@ -13143,7 +14051,7 @@
           <w:sz w:val="24"/>
           <w:szCs w:val="24"/>
         </w:rPr>
-        <w:t>Ірмос 3</w:t>
+        <w:t>Ірмос 3</w:t>
       </w:r>
       <w:r>
         <w:rPr>
@@ -13419,24 +14327,126 @@
     </w:p>
     <w:p>
       <w:pPr>
-        <w:spacing w:after="120" w:line="240" w:lineRule="auto"/>
-        <w:jc w:val="both"/>
-        <w:rPr>
-          <w:rFonts w:ascii="Times New Roman" w:eastAsia="Times New Roman" w:hAnsi="Times New Roman" w:cs="Times New Roman"/>
-          <w:i/>
-          <w:color w:val="000000"/>
-          <w:sz w:val="24"/>
-          <w:szCs w:val="24"/>
-        </w:rPr>
-      </w:pPr>
-      <w:r>
-        <w:rPr>
-          <w:rFonts w:ascii="Times New Roman" w:eastAsia="Times New Roman" w:hAnsi="Times New Roman" w:cs="Times New Roman"/>
-          <w:color w:val="000000"/>
-          <w:sz w:val="24"/>
-          <w:szCs w:val="24"/>
-        </w:rPr>
-        <w:t>Заступи, спаси, помилуй і охорони нас, Боже, твоєю благодаттю.</w:t>
+        <w:spacing w:after="120"/>
+      </w:pPr>
+      <w:r>
+        <w:rPr>
+          <w:rFonts w:ascii="Times New Roman" w:hAnsi="Times New Roman"/>
+          <w:sz w:val="24"/>
+        </w:rPr>
+        <w:t>Заступи,</w:t>
+      </w:r>
+      <w:r>
+        <w:rPr>
+          <w:rFonts w:ascii="Times New Roman" w:hAnsi="Times New Roman"/>
+          <w:sz w:val="24"/>
+        </w:rPr>
+        <w:t xml:space="preserve"> </w:t>
+      </w:r>
+      <w:r>
+        <w:rPr>
+          <w:rFonts w:ascii="Times New Roman" w:hAnsi="Times New Roman"/>
+          <w:sz w:val="24"/>
+        </w:rPr>
+        <w:t>спаси,</w:t>
+      </w:r>
+      <w:r>
+        <w:rPr>
+          <w:rFonts w:ascii="Times New Roman" w:hAnsi="Times New Roman"/>
+          <w:sz w:val="24"/>
+        </w:rPr>
+        <w:t xml:space="preserve"> </w:t>
+      </w:r>
+      <w:r>
+        <w:rPr>
+          <w:rFonts w:ascii="Times New Roman" w:hAnsi="Times New Roman"/>
+          <w:sz w:val="24"/>
+        </w:rPr>
+        <w:t>помилуй</w:t>
+      </w:r>
+      <w:r>
+        <w:rPr>
+          <w:rFonts w:ascii="Times New Roman" w:hAnsi="Times New Roman"/>
+          <w:sz w:val="24"/>
+        </w:rPr>
+        <w:t xml:space="preserve"> </w:t>
+      </w:r>
+      <w:r>
+        <w:rPr>
+          <w:rFonts w:ascii="Times New Roman" w:hAnsi="Times New Roman"/>
+          <w:sz w:val="24"/>
+        </w:rPr>
+        <w:t>і</w:t>
+      </w:r>
+      <w:r>
+        <w:rPr>
+          <w:rFonts w:ascii="Times New Roman" w:hAnsi="Times New Roman"/>
+          <w:sz w:val="24"/>
+        </w:rPr>
+        <w:t xml:space="preserve"> </w:t>
+      </w:r>
+      <w:r>
+        <w:rPr>
+          <w:rFonts w:ascii="Times New Roman" w:hAnsi="Times New Roman"/>
+          <w:sz w:val="24"/>
+        </w:rPr>
+        <w:t>охорони</w:t>
+      </w:r>
+      <w:r>
+        <w:rPr>
+          <w:rFonts w:ascii="Times New Roman" w:hAnsi="Times New Roman"/>
+          <w:sz w:val="24"/>
+        </w:rPr>
+        <w:t xml:space="preserve"> </w:t>
+      </w:r>
+      <w:r>
+        <w:rPr>
+          <w:rFonts w:ascii="Times New Roman" w:hAnsi="Times New Roman"/>
+          <w:sz w:val="24"/>
+        </w:rPr>
+        <w:t>нас,</w:t>
+      </w:r>
+      <w:r>
+        <w:rPr>
+          <w:rFonts w:ascii="Times New Roman" w:hAnsi="Times New Roman"/>
+          <w:sz w:val="24"/>
+        </w:rPr>
+        <w:t xml:space="preserve"> </w:t>
+      </w:r>
+      <w:r>
+        <w:rPr>
+          <w:rFonts w:ascii="Times New Roman" w:hAnsi="Times New Roman"/>
+          <w:sz w:val="24"/>
+        </w:rPr>
+        <w:t>Боже,</w:t>
+      </w:r>
+      <w:r>
+        <w:rPr>
+          <w:rFonts w:ascii="Times New Roman" w:hAnsi="Times New Roman"/>
+          <w:sz w:val="24"/>
+        </w:rPr>
+        <w:t xml:space="preserve"> </w:t>
+      </w:r>
+      <w:r>
+        <w:rPr>
+          <w:rFonts w:ascii="Times New Roman" w:hAnsi="Times New Roman"/>
+          <w:sz w:val="24"/>
+        </w:rPr>
+        <w:t>Твоєю</w:t>
+      </w:r>
+      <w:r>
+        <w:rPr>
+          <w:rFonts w:ascii="Times New Roman" w:hAnsi="Times New Roman"/>
+          <w:sz w:val="24"/>
+        </w:rPr>
+        <w:t xml:space="preserve"> </w:t>
+      </w:r>
+      <w:r>
+        <w:rPr>
+          <w:rFonts w:ascii="Times New Roman" w:hAnsi="Times New Roman"/>
+          <w:sz w:val="24"/>
+        </w:rPr>
+        <w:t>благодаттю</w:t>
       </w:r>
     </w:p>
     <w:p>
@@ -13566,48 +14576,347 @@
     </w:p>
     <w:p>
       <w:pPr>
-        <w:spacing w:after="120" w:line="240" w:lineRule="auto"/>
-        <w:jc w:val="both"/>
-        <w:rPr>
-          <w:rFonts w:ascii="Times New Roman" w:eastAsia="Times New Roman" w:hAnsi="Times New Roman" w:cs="Times New Roman"/>
-          <w:sz w:val="24"/>
-          <w:szCs w:val="24"/>
-        </w:rPr>
-      </w:pPr>
-      <w:r>
-        <w:rPr>
-          <w:rFonts w:ascii="Times New Roman" w:eastAsia="Times New Roman" w:hAnsi="Times New Roman" w:cs="Times New Roman"/>
+        <w:spacing w:after="120"/>
+        <w:jc w:val="both"/>
+      </w:pPr>
+      <w:r>
+        <w:rPr>
+          <w:rFonts w:ascii="Times New Roman" w:hAnsi="Times New Roman"/>
           <w:i/>
           <w:color w:val="FF0000"/>
           <w:sz w:val="24"/>
-          <w:szCs w:val="24"/>
-        </w:rPr>
-        <w:t>Священик: </w:t>
-      </w:r>
-      <w:r>
-        <w:rPr>
-          <w:rFonts w:ascii="Times New Roman" w:eastAsia="Times New Roman" w:hAnsi="Times New Roman" w:cs="Times New Roman"/>
+        </w:rPr>
+        <w:t>Священник:</w:t>
+      </w:r>
+      <w:r>
+        <w:rPr>
+          <w:rFonts w:ascii="Times New Roman" w:hAnsi="Times New Roman"/>
+          <w:i/>
+          <w:color w:val="FF0000"/>
+          <w:sz w:val="24"/>
+        </w:rPr>
+        <w:t xml:space="preserve"> </w:t>
+      </w:r>
+      <w:r>
+        <w:rPr>
+          <w:rFonts w:ascii="Times New Roman" w:hAnsi="Times New Roman"/>
           <w:color w:val="000000"/>
           <w:sz w:val="24"/>
-          <w:szCs w:val="24"/>
-        </w:rPr>
-        <w:t>Бо Ти Бог наш і Тобі славу возсилаємо: Отцю, і Сину, і Святому Духові</w:t>
-      </w:r>
-      <w:r>
-        <w:rPr>
-          <w:rFonts w:ascii="Times New Roman" w:eastAsia="Times New Roman" w:hAnsi="Times New Roman" w:cs="Times New Roman"/>
-          <w:sz w:val="24"/>
-          <w:szCs w:val="24"/>
-        </w:rPr>
-        <w:t>, нині і повсякча</w:t>
-      </w:r>
-      <w:r>
-        <w:rPr>
-          <w:rFonts w:ascii="Times New Roman" w:eastAsia="Times New Roman" w:hAnsi="Times New Roman" w:cs="Times New Roman"/>
-          <w:sz w:val="24"/>
-          <w:szCs w:val="24"/>
-        </w:rPr>
-        <w:t>с, і на віки віків.</w:t>
+        </w:rPr>
+        <w:t>Бо</w:t>
+      </w:r>
+      <w:r>
+        <w:rPr>
+          <w:rFonts w:ascii="Times New Roman" w:hAnsi="Times New Roman"/>
+          <w:color w:val="000000"/>
+          <w:sz w:val="24"/>
+        </w:rPr>
+        <w:t xml:space="preserve"> </w:t>
+      </w:r>
+      <w:r>
+        <w:rPr>
+          <w:rFonts w:ascii="Times New Roman" w:hAnsi="Times New Roman"/>
+          <w:color w:val="000000"/>
+          <w:sz w:val="24"/>
+        </w:rPr>
+        <w:t>Ти</w:t>
+      </w:r>
+      <w:r>
+        <w:rPr>
+          <w:rFonts w:ascii="Times New Roman" w:hAnsi="Times New Roman"/>
+          <w:color w:val="000000"/>
+          <w:sz w:val="24"/>
+        </w:rPr>
+        <w:t xml:space="preserve"> </w:t>
+      </w:r>
+      <w:r>
+        <w:rPr>
+          <w:rFonts w:ascii="Times New Roman" w:hAnsi="Times New Roman"/>
+          <w:color w:val="000000"/>
+          <w:sz w:val="24"/>
+        </w:rPr>
+        <w:t>Бог</w:t>
+      </w:r>
+      <w:r>
+        <w:rPr>
+          <w:rFonts w:ascii="Times New Roman" w:hAnsi="Times New Roman"/>
+          <w:color w:val="000000"/>
+          <w:sz w:val="24"/>
+        </w:rPr>
+        <w:t xml:space="preserve"> </w:t>
+      </w:r>
+      <w:r>
+        <w:rPr>
+          <w:rFonts w:ascii="Times New Roman" w:hAnsi="Times New Roman"/>
+          <w:color w:val="000000"/>
+          <w:sz w:val="24"/>
+        </w:rPr>
+        <w:t>наш</w:t>
+      </w:r>
+      <w:r>
+        <w:rPr>
+          <w:rFonts w:ascii="Times New Roman" w:hAnsi="Times New Roman"/>
+          <w:color w:val="000000"/>
+          <w:sz w:val="24"/>
+        </w:rPr>
+        <w:t xml:space="preserve"> </w:t>
+      </w:r>
+      <w:r>
+        <w:rPr>
+          <w:rFonts w:ascii="Times New Roman" w:hAnsi="Times New Roman"/>
+          <w:color w:val="000000"/>
+          <w:sz w:val="24"/>
+        </w:rPr>
+        <w:t>і</w:t>
+      </w:r>
+      <w:r>
+        <w:rPr>
+          <w:rFonts w:ascii="Times New Roman" w:hAnsi="Times New Roman"/>
+          <w:color w:val="000000"/>
+          <w:sz w:val="24"/>
+        </w:rPr>
+        <w:t xml:space="preserve"> </w:t>
+      </w:r>
+      <w:r>
+        <w:rPr>
+          <w:rFonts w:ascii="Times New Roman" w:hAnsi="Times New Roman"/>
+          <w:color w:val="000000"/>
+          <w:sz w:val="24"/>
+        </w:rPr>
+        <w:t>Тобі</w:t>
+      </w:r>
+      <w:r>
+        <w:rPr>
+          <w:rFonts w:ascii="Times New Roman" w:hAnsi="Times New Roman"/>
+          <w:color w:val="000000"/>
+          <w:sz w:val="24"/>
+        </w:rPr>
+        <w:t xml:space="preserve"> </w:t>
+      </w:r>
+      <w:r>
+        <w:rPr>
+          <w:rFonts w:ascii="Times New Roman" w:hAnsi="Times New Roman"/>
+          <w:color w:val="000000"/>
+          <w:sz w:val="24"/>
+        </w:rPr>
+        <w:t>славу</w:t>
+      </w:r>
+      <w:r>
+        <w:rPr>
+          <w:rFonts w:ascii="Times New Roman" w:hAnsi="Times New Roman"/>
+          <w:color w:val="000000"/>
+          <w:sz w:val="24"/>
+        </w:rPr>
+        <w:t xml:space="preserve"> </w:t>
+      </w:r>
+      <w:r>
+        <w:rPr>
+          <w:rFonts w:ascii="Times New Roman" w:hAnsi="Times New Roman"/>
+          <w:color w:val="000000"/>
+          <w:sz w:val="24"/>
+        </w:rPr>
+        <w:t>возсилаємо:</w:t>
+      </w:r>
+      <w:r>
+        <w:rPr>
+          <w:rFonts w:ascii="Times New Roman" w:hAnsi="Times New Roman"/>
+          <w:color w:val="000000"/>
+          <w:sz w:val="24"/>
+        </w:rPr>
+        <w:t xml:space="preserve"> </w:t>
+      </w:r>
+      <w:r>
+        <w:rPr>
+          <w:rFonts w:ascii="Times New Roman" w:hAnsi="Times New Roman"/>
+          <w:color w:val="000000"/>
+          <w:sz w:val="24"/>
+        </w:rPr>
+        <w:t>Отцю,</w:t>
+      </w:r>
+      <w:r>
+        <w:rPr>
+          <w:rFonts w:ascii="Times New Roman" w:hAnsi="Times New Roman"/>
+          <w:color w:val="000000"/>
+          <w:sz w:val="24"/>
+        </w:rPr>
+        <w:t xml:space="preserve"> </w:t>
+      </w:r>
+      <w:r>
+        <w:rPr>
+          <w:rFonts w:ascii="Times New Roman" w:hAnsi="Times New Roman"/>
+          <w:color w:val="000000"/>
+          <w:sz w:val="24"/>
+        </w:rPr>
+        <w:t>і</w:t>
+      </w:r>
+      <w:r>
+        <w:rPr>
+          <w:rFonts w:ascii="Times New Roman" w:hAnsi="Times New Roman"/>
+          <w:color w:val="000000"/>
+          <w:sz w:val="24"/>
+        </w:rPr>
+        <w:t xml:space="preserve"> </w:t>
+      </w:r>
+      <w:r>
+        <w:rPr>
+          <w:rFonts w:ascii="Times New Roman" w:hAnsi="Times New Roman"/>
+          <w:color w:val="000000"/>
+          <w:sz w:val="24"/>
+        </w:rPr>
+        <w:t>Сину,</w:t>
+      </w:r>
+      <w:r>
+        <w:rPr>
+          <w:rFonts w:ascii="Times New Roman" w:hAnsi="Times New Roman"/>
+          <w:color w:val="000000"/>
+          <w:sz w:val="24"/>
+        </w:rPr>
+        <w:t xml:space="preserve"> </w:t>
+      </w:r>
+      <w:r>
+        <w:rPr>
+          <w:rFonts w:ascii="Times New Roman" w:hAnsi="Times New Roman"/>
+          <w:color w:val="000000"/>
+          <w:sz w:val="24"/>
+        </w:rPr>
+        <w:t>і</w:t>
+      </w:r>
+      <w:r>
+        <w:rPr>
+          <w:rFonts w:ascii="Times New Roman" w:hAnsi="Times New Roman"/>
+          <w:color w:val="000000"/>
+          <w:sz w:val="24"/>
+        </w:rPr>
+        <w:t xml:space="preserve"> </w:t>
+      </w:r>
+      <w:r>
+        <w:rPr>
+          <w:rFonts w:ascii="Times New Roman" w:hAnsi="Times New Roman"/>
+          <w:color w:val="000000"/>
+          <w:sz w:val="24"/>
+        </w:rPr>
+        <w:t>Святому</w:t>
+      </w:r>
+      <w:r>
+        <w:rPr>
+          <w:rFonts w:ascii="Times New Roman" w:hAnsi="Times New Roman"/>
+          <w:color w:val="000000"/>
+          <w:sz w:val="24"/>
+        </w:rPr>
+        <w:t xml:space="preserve"> </w:t>
+      </w:r>
+      <w:r>
+        <w:rPr>
+          <w:rFonts w:ascii="Times New Roman" w:hAnsi="Times New Roman"/>
+          <w:color w:val="000000"/>
+          <w:sz w:val="24"/>
+        </w:rPr>
+        <w:t>Духові</w:t>
+      </w:r>
+      <w:r>
+        <w:rPr>
+          <w:rFonts w:ascii="Times New Roman" w:hAnsi="Times New Roman"/>
+          <w:sz w:val="24"/>
+        </w:rPr>
+        <w:t>,</w:t>
+      </w:r>
+      <w:r>
+        <w:rPr>
+          <w:rFonts w:ascii="Times New Roman" w:hAnsi="Times New Roman"/>
+          <w:sz w:val="24"/>
+        </w:rPr>
+        <w:t xml:space="preserve"> </w:t>
+      </w:r>
+      <w:r>
+        <w:rPr>
+          <w:rFonts w:ascii="Times New Roman" w:hAnsi="Times New Roman"/>
+          <w:sz w:val="24"/>
+        </w:rPr>
+        <w:t>нині,</w:t>
+      </w:r>
+      <w:r>
+        <w:rPr>
+          <w:rFonts w:ascii="Times New Roman" w:hAnsi="Times New Roman"/>
+          <w:sz w:val="24"/>
+        </w:rPr>
+        <w:t xml:space="preserve"> </w:t>
+      </w:r>
+      <w:r>
+        <w:rPr>
+          <w:rFonts w:ascii="Times New Roman" w:hAnsi="Times New Roman"/>
+          <w:sz w:val="24"/>
+        </w:rPr>
+        <w:t>і</w:t>
+      </w:r>
+      <w:r>
+        <w:rPr>
+          <w:rFonts w:ascii="Times New Roman" w:hAnsi="Times New Roman"/>
+          <w:sz w:val="24"/>
+        </w:rPr>
+        <w:t xml:space="preserve"> </w:t>
+      </w:r>
+      <w:r>
+        <w:rPr>
+          <w:rFonts w:ascii="Times New Roman" w:hAnsi="Times New Roman"/>
+          <w:sz w:val="24"/>
+        </w:rPr>
+        <w:t>повсякчас,</w:t>
+      </w:r>
+      <w:r>
+        <w:rPr>
+          <w:rFonts w:ascii="Times New Roman" w:hAnsi="Times New Roman"/>
+          <w:sz w:val="24"/>
+        </w:rPr>
+        <w:t xml:space="preserve"> </w:t>
+      </w:r>
+      <w:r>
+        <w:rPr>
+          <w:rFonts w:ascii="Times New Roman" w:hAnsi="Times New Roman"/>
+          <w:sz w:val="24"/>
+        </w:rPr>
+        <w:t>і</w:t>
+      </w:r>
+      <w:r>
+        <w:rPr>
+          <w:rFonts w:ascii="Times New Roman" w:hAnsi="Times New Roman"/>
+          <w:sz w:val="24"/>
+        </w:rPr>
+        <w:t xml:space="preserve"> </w:t>
+      </w:r>
+      <w:r>
+        <w:rPr>
+          <w:rFonts w:ascii="Times New Roman" w:hAnsi="Times New Roman"/>
+          <w:sz w:val="24"/>
+        </w:rPr>
+        <w:t>на</w:t>
+      </w:r>
+      <w:r>
+        <w:rPr>
+          <w:rFonts w:ascii="Times New Roman" w:hAnsi="Times New Roman"/>
+          <w:sz w:val="24"/>
+        </w:rPr>
+        <w:t xml:space="preserve"> </w:t>
+      </w:r>
+      <w:r>
+        <w:rPr>
+          <w:rFonts w:ascii="Times New Roman" w:hAnsi="Times New Roman"/>
+          <w:sz w:val="24"/>
+        </w:rPr>
+        <w:t>віки</w:t>
+      </w:r>
+      <w:r>
+        <w:rPr>
+          <w:rFonts w:ascii="Times New Roman" w:hAnsi="Times New Roman"/>
+          <w:sz w:val="24"/>
+        </w:rPr>
+        <w:t xml:space="preserve"> </w:t>
+      </w:r>
+      <w:r>
+        <w:rPr>
+          <w:rFonts w:ascii="Times New Roman" w:hAnsi="Times New Roman"/>
+          <w:sz w:val="24"/>
+        </w:rPr>
+        <w:t>віків.</w:t>
       </w:r>
     </w:p>
     <w:p>
@@ -13742,7 +15051,7 @@
           <w:sz w:val="24"/>
           <w:szCs w:val="24"/>
         </w:rPr>
-        <w:t>Ірмос 4</w:t>
+        <w:t>Ірмос 4</w:t>
       </w:r>
       <w:r>
         <w:rPr>
@@ -13953,7 +15262,7 @@
           <w:sz w:val="24"/>
           <w:szCs w:val="24"/>
         </w:rPr>
-        <w:t>Ірмос 5</w:t>
+        <w:t>Ірмос 5</w:t>
       </w:r>
       <w:r>
         <w:rPr>
@@ -14105,7 +15414,7 @@
           <w:sz w:val="24"/>
           <w:szCs w:val="24"/>
         </w:rPr>
-        <w:t>Ірмос 6</w:t>
+        <w:t>Ірмос 6</w:t>
       </w:r>
       <w:r>
         <w:rPr>
@@ -14330,24 +15639,126 @@
     </w:p>
     <w:p>
       <w:pPr>
-        <w:spacing w:after="120" w:line="240" w:lineRule="auto"/>
-        <w:jc w:val="both"/>
-        <w:rPr>
-          <w:rFonts w:ascii="Times New Roman" w:eastAsia="Times New Roman" w:hAnsi="Times New Roman" w:cs="Times New Roman"/>
-          <w:i/>
-          <w:color w:val="000000"/>
-          <w:sz w:val="24"/>
-          <w:szCs w:val="24"/>
-        </w:rPr>
-      </w:pPr>
-      <w:r>
-        <w:rPr>
-          <w:rFonts w:ascii="Times New Roman" w:eastAsia="Times New Roman" w:hAnsi="Times New Roman" w:cs="Times New Roman"/>
-          <w:color w:val="000000"/>
-          <w:sz w:val="24"/>
-          <w:szCs w:val="24"/>
-        </w:rPr>
-        <w:t>Заступи, спаси, помилуй і охорони нас, Боже, твоєю благодаттю.</w:t>
+        <w:spacing w:after="120"/>
+      </w:pPr>
+      <w:r>
+        <w:rPr>
+          <w:rFonts w:ascii="Times New Roman" w:hAnsi="Times New Roman"/>
+          <w:sz w:val="24"/>
+        </w:rPr>
+        <w:t>Заступи,</w:t>
+      </w:r>
+      <w:r>
+        <w:rPr>
+          <w:rFonts w:ascii="Times New Roman" w:hAnsi="Times New Roman"/>
+          <w:sz w:val="24"/>
+        </w:rPr>
+        <w:t xml:space="preserve"> </w:t>
+      </w:r>
+      <w:r>
+        <w:rPr>
+          <w:rFonts w:ascii="Times New Roman" w:hAnsi="Times New Roman"/>
+          <w:sz w:val="24"/>
+        </w:rPr>
+        <w:t>спаси,</w:t>
+      </w:r>
+      <w:r>
+        <w:rPr>
+          <w:rFonts w:ascii="Times New Roman" w:hAnsi="Times New Roman"/>
+          <w:sz w:val="24"/>
+        </w:rPr>
+        <w:t xml:space="preserve"> </w:t>
+      </w:r>
+      <w:r>
+        <w:rPr>
+          <w:rFonts w:ascii="Times New Roman" w:hAnsi="Times New Roman"/>
+          <w:sz w:val="24"/>
+        </w:rPr>
+        <w:t>помилуй</w:t>
+      </w:r>
+      <w:r>
+        <w:rPr>
+          <w:rFonts w:ascii="Times New Roman" w:hAnsi="Times New Roman"/>
+          <w:sz w:val="24"/>
+        </w:rPr>
+        <w:t xml:space="preserve"> </w:t>
+      </w:r>
+      <w:r>
+        <w:rPr>
+          <w:rFonts w:ascii="Times New Roman" w:hAnsi="Times New Roman"/>
+          <w:sz w:val="24"/>
+        </w:rPr>
+        <w:t>і</w:t>
+      </w:r>
+      <w:r>
+        <w:rPr>
+          <w:rFonts w:ascii="Times New Roman" w:hAnsi="Times New Roman"/>
+          <w:sz w:val="24"/>
+        </w:rPr>
+        <w:t xml:space="preserve"> </w:t>
+      </w:r>
+      <w:r>
+        <w:rPr>
+          <w:rFonts w:ascii="Times New Roman" w:hAnsi="Times New Roman"/>
+          <w:sz w:val="24"/>
+        </w:rPr>
+        <w:t>охорони</w:t>
+      </w:r>
+      <w:r>
+        <w:rPr>
+          <w:rFonts w:ascii="Times New Roman" w:hAnsi="Times New Roman"/>
+          <w:sz w:val="24"/>
+        </w:rPr>
+        <w:t xml:space="preserve"> </w:t>
+      </w:r>
+      <w:r>
+        <w:rPr>
+          <w:rFonts w:ascii="Times New Roman" w:hAnsi="Times New Roman"/>
+          <w:sz w:val="24"/>
+        </w:rPr>
+        <w:t>нас,</w:t>
+      </w:r>
+      <w:r>
+        <w:rPr>
+          <w:rFonts w:ascii="Times New Roman" w:hAnsi="Times New Roman"/>
+          <w:sz w:val="24"/>
+        </w:rPr>
+        <w:t xml:space="preserve"> </w:t>
+      </w:r>
+      <w:r>
+        <w:rPr>
+          <w:rFonts w:ascii="Times New Roman" w:hAnsi="Times New Roman"/>
+          <w:sz w:val="24"/>
+        </w:rPr>
+        <w:t>Боже,</w:t>
+      </w:r>
+      <w:r>
+        <w:rPr>
+          <w:rFonts w:ascii="Times New Roman" w:hAnsi="Times New Roman"/>
+          <w:sz w:val="24"/>
+        </w:rPr>
+        <w:t xml:space="preserve"> </w:t>
+      </w:r>
+      <w:r>
+        <w:rPr>
+          <w:rFonts w:ascii="Times New Roman" w:hAnsi="Times New Roman"/>
+          <w:sz w:val="24"/>
+        </w:rPr>
+        <w:t>Твоєю</w:t>
+      </w:r>
+      <w:r>
+        <w:rPr>
+          <w:rFonts w:ascii="Times New Roman" w:hAnsi="Times New Roman"/>
+          <w:sz w:val="24"/>
+        </w:rPr>
+        <w:t xml:space="preserve"> </w:t>
+      </w:r>
+      <w:r>
+        <w:rPr>
+          <w:rFonts w:ascii="Times New Roman" w:hAnsi="Times New Roman"/>
+          <w:sz w:val="24"/>
+        </w:rPr>
+        <w:t>благодаттю</w:t>
       </w:r>
     </w:p>
     <w:p>
@@ -14485,40 +15896,427 @@
     </w:p>
     <w:p>
       <w:pPr>
-        <w:spacing w:after="120" w:line="240" w:lineRule="auto"/>
-        <w:jc w:val="both"/>
-        <w:rPr>
-          <w:rFonts w:ascii="Times New Roman" w:eastAsia="Times New Roman" w:hAnsi="Times New Roman" w:cs="Times New Roman"/>
-          <w:sz w:val="24"/>
-          <w:szCs w:val="24"/>
-        </w:rPr>
-      </w:pPr>
-      <w:r>
-        <w:rPr>
-          <w:rFonts w:ascii="Times New Roman" w:eastAsia="Times New Roman" w:hAnsi="Times New Roman" w:cs="Times New Roman"/>
+        <w:spacing w:after="120"/>
+        <w:jc w:val="both"/>
+      </w:pPr>
+      <w:r>
+        <w:rPr>
+          <w:rFonts w:ascii="Times New Roman" w:hAnsi="Times New Roman"/>
           <w:i/>
           <w:color w:val="FF0000"/>
           <w:sz w:val="24"/>
-          <w:szCs w:val="24"/>
-        </w:rPr>
-        <w:t>Священик: </w:t>
-      </w:r>
-      <w:r>
-        <w:rPr>
-          <w:rFonts w:ascii="Times New Roman" w:eastAsia="Times New Roman" w:hAnsi="Times New Roman" w:cs="Times New Roman"/>
+        </w:rPr>
+        <w:t>Священник:</w:t>
+      </w:r>
+      <w:r>
+        <w:rPr>
+          <w:rFonts w:ascii="Times New Roman" w:hAnsi="Times New Roman"/>
+          <w:i/>
+          <w:color w:val="FF0000"/>
+          <w:sz w:val="24"/>
+        </w:rPr>
+        <w:t xml:space="preserve"> </w:t>
+      </w:r>
+      <w:r>
+        <w:rPr>
+          <w:rFonts w:ascii="Times New Roman" w:hAnsi="Times New Roman"/>
           <w:color w:val="000000"/>
           <w:sz w:val="24"/>
-          <w:szCs w:val="24"/>
-        </w:rPr>
-        <w:t>Бо Ти цар миру і Спас душ наших і Тобі славу возсилаємо: Отцю, і Сину, і Святому Духові</w:t>
-      </w:r>
-      <w:r>
-        <w:rPr>
-          <w:rFonts w:ascii="Times New Roman" w:eastAsia="Times New Roman" w:hAnsi="Times New Roman" w:cs="Times New Roman"/>
-          <w:sz w:val="24"/>
-          <w:szCs w:val="24"/>
-        </w:rPr>
-        <w:t>, нині і повсякчас, і на віки віків.</w:t>
+        </w:rPr>
+        <w:t>Бо</w:t>
+      </w:r>
+      <w:r>
+        <w:rPr>
+          <w:rFonts w:ascii="Times New Roman" w:hAnsi="Times New Roman"/>
+          <w:color w:val="000000"/>
+          <w:sz w:val="24"/>
+        </w:rPr>
+        <w:t xml:space="preserve"> </w:t>
+      </w:r>
+      <w:r>
+        <w:rPr>
+          <w:rFonts w:ascii="Times New Roman" w:hAnsi="Times New Roman"/>
+          <w:color w:val="000000"/>
+          <w:sz w:val="24"/>
+        </w:rPr>
+        <w:t>Ти</w:t>
+      </w:r>
+      <w:r>
+        <w:rPr>
+          <w:rFonts w:ascii="Times New Roman" w:hAnsi="Times New Roman"/>
+          <w:color w:val="000000"/>
+          <w:sz w:val="24"/>
+        </w:rPr>
+        <w:t xml:space="preserve"> </w:t>
+      </w:r>
+      <w:r>
+        <w:rPr>
+          <w:rFonts w:ascii="Times New Roman" w:hAnsi="Times New Roman"/>
+          <w:color w:val="000000"/>
+          <w:sz w:val="24"/>
+        </w:rPr>
+        <w:t>цар</w:t>
+      </w:r>
+      <w:r>
+        <w:rPr>
+          <w:rFonts w:ascii="Times New Roman" w:hAnsi="Times New Roman"/>
+          <w:color w:val="000000"/>
+          <w:sz w:val="24"/>
+        </w:rPr>
+        <w:t xml:space="preserve"> </w:t>
+      </w:r>
+      <w:r>
+        <w:rPr>
+          <w:rFonts w:ascii="Times New Roman" w:hAnsi="Times New Roman"/>
+          <w:color w:val="000000"/>
+          <w:sz w:val="24"/>
+        </w:rPr>
+        <w:t>миру</w:t>
+      </w:r>
+      <w:r>
+        <w:rPr>
+          <w:rFonts w:ascii="Times New Roman" w:hAnsi="Times New Roman"/>
+          <w:color w:val="000000"/>
+          <w:sz w:val="24"/>
+        </w:rPr>
+        <w:t xml:space="preserve"> </w:t>
+      </w:r>
+      <w:r>
+        <w:rPr>
+          <w:rFonts w:ascii="Times New Roman" w:hAnsi="Times New Roman"/>
+          <w:color w:val="000000"/>
+          <w:sz w:val="24"/>
+        </w:rPr>
+        <w:t>і</w:t>
+      </w:r>
+      <w:r>
+        <w:rPr>
+          <w:rFonts w:ascii="Times New Roman" w:hAnsi="Times New Roman"/>
+          <w:color w:val="000000"/>
+          <w:sz w:val="24"/>
+        </w:rPr>
+        <w:t xml:space="preserve"> </w:t>
+      </w:r>
+      <w:r>
+        <w:rPr>
+          <w:rFonts w:ascii="Times New Roman" w:hAnsi="Times New Roman"/>
+          <w:color w:val="000000"/>
+          <w:sz w:val="24"/>
+        </w:rPr>
+        <w:t>Спас</w:t>
+      </w:r>
+      <w:r>
+        <w:rPr>
+          <w:rFonts w:ascii="Times New Roman" w:hAnsi="Times New Roman"/>
+          <w:color w:val="000000"/>
+          <w:sz w:val="24"/>
+        </w:rPr>
+        <w:t xml:space="preserve"> </w:t>
+      </w:r>
+      <w:r>
+        <w:rPr>
+          <w:rFonts w:ascii="Times New Roman" w:hAnsi="Times New Roman"/>
+          <w:color w:val="000000"/>
+          <w:sz w:val="24"/>
+        </w:rPr>
+        <w:t>душ</w:t>
+      </w:r>
+      <w:r>
+        <w:rPr>
+          <w:rFonts w:ascii="Times New Roman" w:hAnsi="Times New Roman"/>
+          <w:color w:val="000000"/>
+          <w:sz w:val="24"/>
+        </w:rPr>
+        <w:t xml:space="preserve"> </w:t>
+      </w:r>
+      <w:r>
+        <w:rPr>
+          <w:rFonts w:ascii="Times New Roman" w:hAnsi="Times New Roman"/>
+          <w:color w:val="000000"/>
+          <w:sz w:val="24"/>
+        </w:rPr>
+        <w:t>наших</w:t>
+      </w:r>
+      <w:r>
+        <w:rPr>
+          <w:rFonts w:ascii="Times New Roman" w:hAnsi="Times New Roman"/>
+          <w:color w:val="000000"/>
+          <w:sz w:val="24"/>
+        </w:rPr>
+        <w:t xml:space="preserve"> </w:t>
+      </w:r>
+      <w:r>
+        <w:rPr>
+          <w:rFonts w:ascii="Times New Roman" w:hAnsi="Times New Roman"/>
+          <w:color w:val="000000"/>
+          <w:sz w:val="24"/>
+        </w:rPr>
+        <w:t>–</w:t>
+      </w:r>
+      <w:r>
+        <w:rPr>
+          <w:rFonts w:ascii="Times New Roman" w:hAnsi="Times New Roman"/>
+          <w:color w:val="000000"/>
+          <w:sz w:val="24"/>
+        </w:rPr>
+        <w:t xml:space="preserve"> </w:t>
+      </w:r>
+      <w:r>
+        <w:rPr>
+          <w:rFonts w:ascii="Times New Roman" w:hAnsi="Times New Roman"/>
+          <w:color w:val="000000"/>
+          <w:sz w:val="24"/>
+        </w:rPr>
+        <w:t>і</w:t>
+      </w:r>
+      <w:r>
+        <w:rPr>
+          <w:rFonts w:ascii="Times New Roman" w:hAnsi="Times New Roman"/>
+          <w:color w:val="000000"/>
+          <w:sz w:val="24"/>
+        </w:rPr>
+        <w:t xml:space="preserve"> </w:t>
+      </w:r>
+      <w:r>
+        <w:rPr>
+          <w:rFonts w:ascii="Times New Roman" w:hAnsi="Times New Roman"/>
+          <w:color w:val="000000"/>
+          <w:sz w:val="24"/>
+        </w:rPr>
+        <w:t>Тобі</w:t>
+      </w:r>
+      <w:r>
+        <w:rPr>
+          <w:rFonts w:ascii="Times New Roman" w:hAnsi="Times New Roman"/>
+          <w:color w:val="000000"/>
+          <w:sz w:val="24"/>
+        </w:rPr>
+        <w:t xml:space="preserve"> </w:t>
+      </w:r>
+      <w:r>
+        <w:rPr>
+          <w:rFonts w:ascii="Times New Roman" w:hAnsi="Times New Roman"/>
+          <w:color w:val="000000"/>
+          <w:sz w:val="24"/>
+        </w:rPr>
+        <w:t>славу</w:t>
+      </w:r>
+      <w:r>
+        <w:rPr>
+          <w:rFonts w:ascii="Times New Roman" w:hAnsi="Times New Roman"/>
+          <w:color w:val="000000"/>
+          <w:sz w:val="24"/>
+        </w:rPr>
+        <w:t xml:space="preserve"> </w:t>
+      </w:r>
+      <w:r>
+        <w:rPr>
+          <w:rFonts w:ascii="Times New Roman" w:hAnsi="Times New Roman"/>
+          <w:color w:val="000000"/>
+          <w:sz w:val="24"/>
+        </w:rPr>
+        <w:t>возсилаємо,</w:t>
+      </w:r>
+      <w:r>
+        <w:rPr>
+          <w:rFonts w:ascii="Times New Roman" w:hAnsi="Times New Roman"/>
+          <w:color w:val="000000"/>
+          <w:sz w:val="24"/>
+        </w:rPr>
+        <w:t xml:space="preserve"> </w:t>
+      </w:r>
+      <w:r>
+        <w:rPr>
+          <w:rFonts w:ascii="Times New Roman" w:hAnsi="Times New Roman"/>
+          <w:color w:val="000000"/>
+          <w:sz w:val="24"/>
+        </w:rPr>
+        <w:t>Отцю,</w:t>
+      </w:r>
+      <w:r>
+        <w:rPr>
+          <w:rFonts w:ascii="Times New Roman" w:hAnsi="Times New Roman"/>
+          <w:color w:val="000000"/>
+          <w:sz w:val="24"/>
+        </w:rPr>
+        <w:t xml:space="preserve"> </w:t>
+      </w:r>
+      <w:r>
+        <w:rPr>
+          <w:rFonts w:ascii="Times New Roman" w:hAnsi="Times New Roman"/>
+          <w:color w:val="000000"/>
+          <w:sz w:val="24"/>
+        </w:rPr>
+        <w:t>і</w:t>
+      </w:r>
+      <w:r>
+        <w:rPr>
+          <w:rFonts w:ascii="Times New Roman" w:hAnsi="Times New Roman"/>
+          <w:color w:val="000000"/>
+          <w:sz w:val="24"/>
+        </w:rPr>
+        <w:t xml:space="preserve"> </w:t>
+      </w:r>
+      <w:r>
+        <w:rPr>
+          <w:rFonts w:ascii="Times New Roman" w:hAnsi="Times New Roman"/>
+          <w:color w:val="000000"/>
+          <w:sz w:val="24"/>
+        </w:rPr>
+        <w:t>Сину,</w:t>
+      </w:r>
+      <w:r>
+        <w:rPr>
+          <w:rFonts w:ascii="Times New Roman" w:hAnsi="Times New Roman"/>
+          <w:color w:val="000000"/>
+          <w:sz w:val="24"/>
+        </w:rPr>
+        <w:t xml:space="preserve"> </w:t>
+      </w:r>
+      <w:r>
+        <w:rPr>
+          <w:rFonts w:ascii="Times New Roman" w:hAnsi="Times New Roman"/>
+          <w:color w:val="000000"/>
+          <w:sz w:val="24"/>
+        </w:rPr>
+        <w:t>і</w:t>
+      </w:r>
+      <w:r>
+        <w:rPr>
+          <w:rFonts w:ascii="Times New Roman" w:hAnsi="Times New Roman"/>
+          <w:color w:val="000000"/>
+          <w:sz w:val="24"/>
+        </w:rPr>
+        <w:t xml:space="preserve"> </w:t>
+      </w:r>
+      <w:r>
+        <w:rPr>
+          <w:rFonts w:ascii="Times New Roman" w:hAnsi="Times New Roman"/>
+          <w:color w:val="000000"/>
+          <w:sz w:val="24"/>
+        </w:rPr>
+        <w:t>Святому</w:t>
+      </w:r>
+      <w:r>
+        <w:rPr>
+          <w:rFonts w:ascii="Times New Roman" w:hAnsi="Times New Roman"/>
+          <w:color w:val="000000"/>
+          <w:sz w:val="24"/>
+        </w:rPr>
+        <w:t xml:space="preserve"> </w:t>
+      </w:r>
+      <w:r>
+        <w:rPr>
+          <w:rFonts w:ascii="Times New Roman" w:hAnsi="Times New Roman"/>
+          <w:color w:val="000000"/>
+          <w:sz w:val="24"/>
+        </w:rPr>
+        <w:t>Духові</w:t>
+      </w:r>
+      <w:r>
+        <w:rPr>
+          <w:rFonts w:ascii="Times New Roman" w:hAnsi="Times New Roman"/>
+          <w:sz w:val="24"/>
+        </w:rPr>
+        <w:t>,</w:t>
+      </w:r>
+      <w:r>
+        <w:rPr>
+          <w:rFonts w:ascii="Times New Roman" w:hAnsi="Times New Roman"/>
+          <w:sz w:val="24"/>
+        </w:rPr>
+        <w:t xml:space="preserve"> </w:t>
+      </w:r>
+      <w:r>
+        <w:rPr>
+          <w:rFonts w:ascii="Times New Roman" w:hAnsi="Times New Roman"/>
+          <w:sz w:val="24"/>
+        </w:rPr>
+        <w:t>нині,</w:t>
+      </w:r>
+      <w:r>
+        <w:rPr>
+          <w:rFonts w:ascii="Times New Roman" w:hAnsi="Times New Roman"/>
+          <w:sz w:val="24"/>
+        </w:rPr>
+        <w:t xml:space="preserve"> </w:t>
+      </w:r>
+      <w:r>
+        <w:rPr>
+          <w:rFonts w:ascii="Times New Roman" w:hAnsi="Times New Roman"/>
+          <w:sz w:val="24"/>
+        </w:rPr>
+        <w:t>і</w:t>
+      </w:r>
+      <w:r>
+        <w:rPr>
+          <w:rFonts w:ascii="Times New Roman" w:hAnsi="Times New Roman"/>
+          <w:sz w:val="24"/>
+        </w:rPr>
+        <w:t xml:space="preserve"> </w:t>
+      </w:r>
+      <w:r>
+        <w:rPr>
+          <w:rFonts w:ascii="Times New Roman" w:hAnsi="Times New Roman"/>
+          <w:sz w:val="24"/>
+        </w:rPr>
+        <w:t>повсякчас,</w:t>
+      </w:r>
+      <w:r>
+        <w:rPr>
+          <w:rFonts w:ascii="Times New Roman" w:hAnsi="Times New Roman"/>
+          <w:sz w:val="24"/>
+        </w:rPr>
+        <w:t xml:space="preserve"> </w:t>
+      </w:r>
+      <w:r>
+        <w:rPr>
+          <w:rFonts w:ascii="Times New Roman" w:hAnsi="Times New Roman"/>
+          <w:sz w:val="24"/>
+        </w:rPr>
+        <w:t>і</w:t>
+      </w:r>
+      <w:r>
+        <w:rPr>
+          <w:rFonts w:ascii="Times New Roman" w:hAnsi="Times New Roman"/>
+          <w:sz w:val="24"/>
+        </w:rPr>
+        <w:t xml:space="preserve"> </w:t>
+      </w:r>
+      <w:r>
+        <w:rPr>
+          <w:rFonts w:ascii="Times New Roman" w:hAnsi="Times New Roman"/>
+          <w:sz w:val="24"/>
+        </w:rPr>
+        <w:t>на</w:t>
+      </w:r>
+      <w:r>
+        <w:rPr>
+          <w:rFonts w:ascii="Times New Roman" w:hAnsi="Times New Roman"/>
+          <w:sz w:val="24"/>
+        </w:rPr>
+        <w:t xml:space="preserve"> </w:t>
+      </w:r>
+      <w:r>
+        <w:rPr>
+          <w:rFonts w:ascii="Times New Roman" w:hAnsi="Times New Roman"/>
+          <w:sz w:val="24"/>
+        </w:rPr>
+        <w:t>віки</w:t>
+      </w:r>
+      <w:r>
+        <w:rPr>
+          <w:rFonts w:ascii="Times New Roman" w:hAnsi="Times New Roman"/>
+          <w:sz w:val="24"/>
+        </w:rPr>
+        <w:t xml:space="preserve"> </w:t>
+      </w:r>
+      <w:r>
+        <w:rPr>
+          <w:rFonts w:ascii="Times New Roman" w:hAnsi="Times New Roman"/>
+          <w:sz w:val="24"/>
+        </w:rPr>
+        <w:t>віків.</w:t>
       </w:r>
     </w:p>
     <w:p>
@@ -14711,7 +16509,7 @@
           <w:sz w:val="24"/>
           <w:szCs w:val="24"/>
         </w:rPr>
-        <w:t>Ірмос 7</w:t>
+        <w:t>Ірмос 7</w:t>
       </w:r>
       <w:r>
         <w:rPr>
@@ -14911,7 +16709,7 @@
           <w:sz w:val="24"/>
           <w:szCs w:val="24"/>
         </w:rPr>
-        <w:t>Ірмос 8</w:t>
+        <w:t>Ірмос 8</w:t>
       </w:r>
       <w:r>
         <w:rPr>
@@ -15413,7 +17211,7 @@
           <w:sz w:val="24"/>
           <w:szCs w:val="24"/>
         </w:rPr>
-        <w:t> </w:t>
+        <w:t xml:space="preserve"> </w:t>
       </w:r>
       <w:r>
         <w:rPr>
@@ -15423,7 +17221,7 @@
           <w:sz w:val="24"/>
           <w:szCs w:val="24"/>
         </w:rPr>
-        <w:t>(г. 1):</w:t>
+        <w:t>(г. 1):</w:t>
       </w:r>
       <w:r>
         <w:rPr>
@@ -18132,7 +19930,7 @@
           <w:sz w:val="24"/>
           <w:szCs w:val="24"/>
         </w:rPr>
-        <w:t>(г. 4):</w:t>
+        <w:t>(г. 4):</w:t>
       </w:r>
       <w:r>
         <w:rPr>
@@ -18328,7 +20126,7 @@
           <w:sz w:val="24"/>
           <w:szCs w:val="24"/>
         </w:rPr>
-        <w:t>(г. 2):</w:t>
+        <w:t>(г. 2):</w:t>
       </w:r>
       <w:r>
         <w:rPr>

--- a/flow/20230914_vu_template/drafts/2024-12-u/30-ПН-Анісії.docx
+++ b/flow/20230914_vu_template/drafts/2024-12-u/30-ПН-Анісії.docx
@@ -392,14 +392,7 @@
           <w:rFonts w:ascii="Times New Roman" w:hAnsi="Times New Roman"/>
           <w:sz w:val="24"/>
         </w:rPr>
-        <w:t xml:space="preserve"> Бо Твоє є царство, і</w:t>
-      </w:r>
-      <w:r>
-        <w:rPr>
-          <w:rFonts w:ascii="Times New Roman" w:hAnsi="Times New Roman"/>
-          <w:sz w:val="24"/>
-        </w:rPr>
-        <w:t xml:space="preserve"> сила, і слава, Отця, і Сина, і Святого Духа, нині, і повсякчас, і на віки віків.</w:t>
+        <w:t xml:space="preserve"> Бо Твоє є царство, і сила, і слава, Отця, і Сина, і Святого Духа, нині, і повсякчас, і на віки віків.</w:t>
       </w:r>
     </w:p>
     <w:p>
@@ -2675,14 +2668,7 @@
           <w:rFonts w:ascii="Times New Roman" w:hAnsi="Times New Roman"/>
           <w:sz w:val="24"/>
         </w:rPr>
-        <w:t xml:space="preserve"> Бо Тобі належить усяка слава, честь і поклоніння, Отцю, і Сину, і Святому Ду</w:t>
-      </w:r>
-      <w:r>
-        <w:rPr>
-          <w:rFonts w:ascii="Times New Roman" w:hAnsi="Times New Roman"/>
-          <w:sz w:val="24"/>
-        </w:rPr>
-        <w:t>хові, нині, і повсякчас, і на віки віків.</w:t>
+        <w:t xml:space="preserve"> Бо Тобі належить усяка слава, честь і поклоніння, Отцю, і Сину, і Святому Духові, нині, і повсякчас, і на віки віків.</w:t>
       </w:r>
     </w:p>
     <w:p>
@@ -5912,16 +5898,7 @@
           <w:color w:val="FF0000"/>
           <w:sz w:val="24"/>
         </w:rPr>
-        <w:t>Свящ</w:t>
-      </w:r>
-      <w:r>
-        <w:rPr>
-          <w:rFonts w:ascii="Times New Roman" w:hAnsi="Times New Roman"/>
-          <w:i/>
-          <w:color w:val="FF0000"/>
-          <w:sz w:val="24"/>
-        </w:rPr>
-        <w:t>енник:</w:t>
+        <w:t>Священник:</w:t>
       </w:r>
       <w:r>
         <w:rPr>
@@ -7550,14 +7527,7 @@
           <w:rFonts w:ascii="Times New Roman" w:hAnsi="Times New Roman"/>
           <w:sz w:val="24"/>
         </w:rPr>
-        <w:t xml:space="preserve"> Христос, істинний Бог наш, що народився у вертепі у Вифлеємі Юдейському і в яслах положився спасіння нашог</w:t>
-      </w:r>
-      <w:r>
-        <w:rPr>
-          <w:rFonts w:ascii="Times New Roman" w:hAnsi="Times New Roman"/>
-          <w:sz w:val="24"/>
-        </w:rPr>
-        <w:t>о ради - молитвами пречистої своєї Матері, якої пам'ять собору святкуємо, святих, славних і всехвальних апостолів, і святої мучениці Анісії, преподобного Зотика, пресвітера і кормителя сиріт, і всіх святих - помилує і спасе нас як благий і людинолюбний.</w:t>
+        <w:t xml:space="preserve"> Христос, істинний Бог наш, що народився у вертепі у Вифлеємі Юдейському і в яслах положився спасіння нашого ради - молитвами пречистої своєї Матері, якої пам'ять собору святкуємо, святих, славних і всехвальних апостолів, і святої мучениці Анісії, преподобного Зотика, пресвітера і кормителя сиріт, і всіх святих - помилує і спасе нас як благий і людинолюбний.</w:t>
       </w:r>
     </w:p>
     <w:p>
@@ -7746,14 +7716,7 @@
           <w:rFonts w:ascii="Times New Roman" w:hAnsi="Times New Roman"/>
           <w:sz w:val="24"/>
         </w:rPr>
-        <w:t xml:space="preserve"> Слава святій, одноістотній, животворчій і нер</w:t>
-      </w:r>
-      <w:r>
-        <w:rPr>
-          <w:rFonts w:ascii="Times New Roman" w:hAnsi="Times New Roman"/>
-          <w:sz w:val="24"/>
-        </w:rPr>
-        <w:t>оздільній Тройці, завжди, нині і повсякчас, і на віки віків.</w:t>
+        <w:t xml:space="preserve"> Слава святій, одноістотній, животворчій і нероздільній Тройці, завжди, нині і повсякчас, і на віки віків.</w:t>
       </w:r>
     </w:p>
     <w:p>
@@ -14591,332 +14554,9 @@
       <w:r>
         <w:rPr>
           <w:rFonts w:ascii="Times New Roman" w:hAnsi="Times New Roman"/>
-          <w:i/>
-          <w:color w:val="FF0000"/>
-          <w:sz w:val="24"/>
-        </w:rPr>
-        <w:t xml:space="preserve"> </w:t>
-      </w:r>
-      <w:r>
-        <w:rPr>
-          <w:rFonts w:ascii="Times New Roman" w:hAnsi="Times New Roman"/>
-          <w:color w:val="000000"/>
-          <w:sz w:val="24"/>
-        </w:rPr>
-        <w:t>Бо</w:t>
-      </w:r>
-      <w:r>
-        <w:rPr>
-          <w:rFonts w:ascii="Times New Roman" w:hAnsi="Times New Roman"/>
-          <w:color w:val="000000"/>
-          <w:sz w:val="24"/>
-        </w:rPr>
-        <w:t xml:space="preserve"> </w:t>
-      </w:r>
-      <w:r>
-        <w:rPr>
-          <w:rFonts w:ascii="Times New Roman" w:hAnsi="Times New Roman"/>
-          <w:color w:val="000000"/>
-          <w:sz w:val="24"/>
-        </w:rPr>
-        <w:t>Ти</w:t>
-      </w:r>
-      <w:r>
-        <w:rPr>
-          <w:rFonts w:ascii="Times New Roman" w:hAnsi="Times New Roman"/>
-          <w:color w:val="000000"/>
-          <w:sz w:val="24"/>
-        </w:rPr>
-        <w:t xml:space="preserve"> </w:t>
-      </w:r>
-      <w:r>
-        <w:rPr>
-          <w:rFonts w:ascii="Times New Roman" w:hAnsi="Times New Roman"/>
-          <w:color w:val="000000"/>
-          <w:sz w:val="24"/>
-        </w:rPr>
-        <w:t>Бог</w:t>
-      </w:r>
-      <w:r>
-        <w:rPr>
-          <w:rFonts w:ascii="Times New Roman" w:hAnsi="Times New Roman"/>
-          <w:color w:val="000000"/>
-          <w:sz w:val="24"/>
-        </w:rPr>
-        <w:t xml:space="preserve"> </w:t>
-      </w:r>
-      <w:r>
-        <w:rPr>
-          <w:rFonts w:ascii="Times New Roman" w:hAnsi="Times New Roman"/>
-          <w:color w:val="000000"/>
-          <w:sz w:val="24"/>
-        </w:rPr>
-        <w:t>наш</w:t>
-      </w:r>
-      <w:r>
-        <w:rPr>
-          <w:rFonts w:ascii="Times New Roman" w:hAnsi="Times New Roman"/>
-          <w:color w:val="000000"/>
-          <w:sz w:val="24"/>
-        </w:rPr>
-        <w:t xml:space="preserve"> </w:t>
-      </w:r>
-      <w:r>
-        <w:rPr>
-          <w:rFonts w:ascii="Times New Roman" w:hAnsi="Times New Roman"/>
-          <w:color w:val="000000"/>
-          <w:sz w:val="24"/>
-        </w:rPr>
-        <w:t>і</w:t>
-      </w:r>
-      <w:r>
-        <w:rPr>
-          <w:rFonts w:ascii="Times New Roman" w:hAnsi="Times New Roman"/>
-          <w:color w:val="000000"/>
-          <w:sz w:val="24"/>
-        </w:rPr>
-        <w:t xml:space="preserve"> </w:t>
-      </w:r>
-      <w:r>
-        <w:rPr>
-          <w:rFonts w:ascii="Times New Roman" w:hAnsi="Times New Roman"/>
-          <w:color w:val="000000"/>
-          <w:sz w:val="24"/>
-        </w:rPr>
-        <w:t>Тобі</w:t>
-      </w:r>
-      <w:r>
-        <w:rPr>
-          <w:rFonts w:ascii="Times New Roman" w:hAnsi="Times New Roman"/>
-          <w:color w:val="000000"/>
-          <w:sz w:val="24"/>
-        </w:rPr>
-        <w:t xml:space="preserve"> </w:t>
-      </w:r>
-      <w:r>
-        <w:rPr>
-          <w:rFonts w:ascii="Times New Roman" w:hAnsi="Times New Roman"/>
-          <w:color w:val="000000"/>
-          <w:sz w:val="24"/>
-        </w:rPr>
-        <w:t>славу</w:t>
-      </w:r>
-      <w:r>
-        <w:rPr>
-          <w:rFonts w:ascii="Times New Roman" w:hAnsi="Times New Roman"/>
-          <w:color w:val="000000"/>
-          <w:sz w:val="24"/>
-        </w:rPr>
-        <w:t xml:space="preserve"> </w:t>
-      </w:r>
-      <w:r>
-        <w:rPr>
-          <w:rFonts w:ascii="Times New Roman" w:hAnsi="Times New Roman"/>
-          <w:color w:val="000000"/>
-          <w:sz w:val="24"/>
-        </w:rPr>
-        <w:t>возсилаємо:</w:t>
-      </w:r>
-      <w:r>
-        <w:rPr>
-          <w:rFonts w:ascii="Times New Roman" w:hAnsi="Times New Roman"/>
-          <w:color w:val="000000"/>
-          <w:sz w:val="24"/>
-        </w:rPr>
-        <w:t xml:space="preserve"> </w:t>
-      </w:r>
-      <w:r>
-        <w:rPr>
-          <w:rFonts w:ascii="Times New Roman" w:hAnsi="Times New Roman"/>
-          <w:color w:val="000000"/>
-          <w:sz w:val="24"/>
-        </w:rPr>
-        <w:t>Отцю,</w:t>
-      </w:r>
-      <w:r>
-        <w:rPr>
-          <w:rFonts w:ascii="Times New Roman" w:hAnsi="Times New Roman"/>
-          <w:color w:val="000000"/>
-          <w:sz w:val="24"/>
-        </w:rPr>
-        <w:t xml:space="preserve"> </w:t>
-      </w:r>
-      <w:r>
-        <w:rPr>
-          <w:rFonts w:ascii="Times New Roman" w:hAnsi="Times New Roman"/>
-          <w:color w:val="000000"/>
-          <w:sz w:val="24"/>
-        </w:rPr>
-        <w:t>і</w:t>
-      </w:r>
-      <w:r>
-        <w:rPr>
-          <w:rFonts w:ascii="Times New Roman" w:hAnsi="Times New Roman"/>
-          <w:color w:val="000000"/>
-          <w:sz w:val="24"/>
-        </w:rPr>
-        <w:t xml:space="preserve"> </w:t>
-      </w:r>
-      <w:r>
-        <w:rPr>
-          <w:rFonts w:ascii="Times New Roman" w:hAnsi="Times New Roman"/>
-          <w:color w:val="000000"/>
-          <w:sz w:val="24"/>
-        </w:rPr>
-        <w:t>Сину,</w:t>
-      </w:r>
-      <w:r>
-        <w:rPr>
-          <w:rFonts w:ascii="Times New Roman" w:hAnsi="Times New Roman"/>
-          <w:color w:val="000000"/>
-          <w:sz w:val="24"/>
-        </w:rPr>
-        <w:t xml:space="preserve"> </w:t>
-      </w:r>
-      <w:r>
-        <w:rPr>
-          <w:rFonts w:ascii="Times New Roman" w:hAnsi="Times New Roman"/>
-          <w:color w:val="000000"/>
-          <w:sz w:val="24"/>
-        </w:rPr>
-        <w:t>і</w:t>
-      </w:r>
-      <w:r>
-        <w:rPr>
-          <w:rFonts w:ascii="Times New Roman" w:hAnsi="Times New Roman"/>
-          <w:color w:val="000000"/>
-          <w:sz w:val="24"/>
-        </w:rPr>
-        <w:t xml:space="preserve"> </w:t>
-      </w:r>
-      <w:r>
-        <w:rPr>
-          <w:rFonts w:ascii="Times New Roman" w:hAnsi="Times New Roman"/>
-          <w:color w:val="000000"/>
-          <w:sz w:val="24"/>
-        </w:rPr>
-        <w:t>Святому</w:t>
-      </w:r>
-      <w:r>
-        <w:rPr>
-          <w:rFonts w:ascii="Times New Roman" w:hAnsi="Times New Roman"/>
-          <w:color w:val="000000"/>
-          <w:sz w:val="24"/>
-        </w:rPr>
-        <w:t xml:space="preserve"> </w:t>
-      </w:r>
-      <w:r>
-        <w:rPr>
-          <w:rFonts w:ascii="Times New Roman" w:hAnsi="Times New Roman"/>
-          <w:color w:val="000000"/>
-          <w:sz w:val="24"/>
-        </w:rPr>
-        <w:t>Духові</w:t>
-      </w:r>
-      <w:r>
-        <w:rPr>
-          <w:rFonts w:ascii="Times New Roman" w:hAnsi="Times New Roman"/>
-          <w:sz w:val="24"/>
-        </w:rPr>
-        <w:t>,</w:t>
-      </w:r>
-      <w:r>
-        <w:rPr>
-          <w:rFonts w:ascii="Times New Roman" w:hAnsi="Times New Roman"/>
-          <w:sz w:val="24"/>
-        </w:rPr>
-        <w:t xml:space="preserve"> </w:t>
-      </w:r>
-      <w:r>
-        <w:rPr>
-          <w:rFonts w:ascii="Times New Roman" w:hAnsi="Times New Roman"/>
-          <w:sz w:val="24"/>
-        </w:rPr>
-        <w:t>нині,</w:t>
-      </w:r>
-      <w:r>
-        <w:rPr>
-          <w:rFonts w:ascii="Times New Roman" w:hAnsi="Times New Roman"/>
-          <w:sz w:val="24"/>
-        </w:rPr>
-        <w:t xml:space="preserve"> </w:t>
-      </w:r>
-      <w:r>
-        <w:rPr>
-          <w:rFonts w:ascii="Times New Roman" w:hAnsi="Times New Roman"/>
-          <w:sz w:val="24"/>
-        </w:rPr>
-        <w:t>і</w:t>
-      </w:r>
-      <w:r>
-        <w:rPr>
-          <w:rFonts w:ascii="Times New Roman" w:hAnsi="Times New Roman"/>
-          <w:sz w:val="24"/>
-        </w:rPr>
-        <w:t xml:space="preserve"> </w:t>
-      </w:r>
-      <w:r>
-        <w:rPr>
-          <w:rFonts w:ascii="Times New Roman" w:hAnsi="Times New Roman"/>
-          <w:sz w:val="24"/>
-        </w:rPr>
-        <w:t>повсякчас,</w:t>
-      </w:r>
-      <w:r>
-        <w:rPr>
-          <w:rFonts w:ascii="Times New Roman" w:hAnsi="Times New Roman"/>
-          <w:sz w:val="24"/>
-        </w:rPr>
-        <w:t xml:space="preserve"> </w:t>
-      </w:r>
-      <w:r>
-        <w:rPr>
-          <w:rFonts w:ascii="Times New Roman" w:hAnsi="Times New Roman"/>
-          <w:sz w:val="24"/>
-        </w:rPr>
-        <w:t>і</w:t>
-      </w:r>
-      <w:r>
-        <w:rPr>
-          <w:rFonts w:ascii="Times New Roman" w:hAnsi="Times New Roman"/>
-          <w:sz w:val="24"/>
-        </w:rPr>
-        <w:t xml:space="preserve"> </w:t>
-      </w:r>
-      <w:r>
-        <w:rPr>
-          <w:rFonts w:ascii="Times New Roman" w:hAnsi="Times New Roman"/>
-          <w:sz w:val="24"/>
-        </w:rPr>
-        <w:t>на</w:t>
-      </w:r>
-      <w:r>
-        <w:rPr>
-          <w:rFonts w:ascii="Times New Roman" w:hAnsi="Times New Roman"/>
-          <w:sz w:val="24"/>
-        </w:rPr>
-        <w:t xml:space="preserve"> </w:t>
-      </w:r>
-      <w:r>
-        <w:rPr>
-          <w:rFonts w:ascii="Times New Roman" w:hAnsi="Times New Roman"/>
-          <w:sz w:val="24"/>
-        </w:rPr>
-        <w:t>віки</w:t>
-      </w:r>
-      <w:r>
-        <w:rPr>
-          <w:rFonts w:ascii="Times New Roman" w:hAnsi="Times New Roman"/>
-          <w:sz w:val="24"/>
-        </w:rPr>
-        <w:t xml:space="preserve"> </w:t>
-      </w:r>
-      <w:r>
-        <w:rPr>
-          <w:rFonts w:ascii="Times New Roman" w:hAnsi="Times New Roman"/>
-          <w:sz w:val="24"/>
-        </w:rPr>
-        <w:t>віків.</w:t>
+          <w:sz w:val="24"/>
+        </w:rPr>
+        <w:t xml:space="preserve"> Бо Ти Бог наш і Тобі славу возсилаємо: Отцю, і Сину, і Святому Духові, нині, і повсякчас, і на віки віків.</w:t>
       </w:r>
     </w:p>
     <w:p>
@@ -15911,412 +15551,9 @@
       <w:r>
         <w:rPr>
           <w:rFonts w:ascii="Times New Roman" w:hAnsi="Times New Roman"/>
-          <w:i/>
-          <w:color w:val="FF0000"/>
-          <w:sz w:val="24"/>
-        </w:rPr>
-        <w:t xml:space="preserve"> </w:t>
-      </w:r>
-      <w:r>
-        <w:rPr>
-          <w:rFonts w:ascii="Times New Roman" w:hAnsi="Times New Roman"/>
-          <w:color w:val="000000"/>
-          <w:sz w:val="24"/>
-        </w:rPr>
-        <w:t>Бо</w:t>
-      </w:r>
-      <w:r>
-        <w:rPr>
-          <w:rFonts w:ascii="Times New Roman" w:hAnsi="Times New Roman"/>
-          <w:color w:val="000000"/>
-          <w:sz w:val="24"/>
-        </w:rPr>
-        <w:t xml:space="preserve"> </w:t>
-      </w:r>
-      <w:r>
-        <w:rPr>
-          <w:rFonts w:ascii="Times New Roman" w:hAnsi="Times New Roman"/>
-          <w:color w:val="000000"/>
-          <w:sz w:val="24"/>
-        </w:rPr>
-        <w:t>Ти</w:t>
-      </w:r>
-      <w:r>
-        <w:rPr>
-          <w:rFonts w:ascii="Times New Roman" w:hAnsi="Times New Roman"/>
-          <w:color w:val="000000"/>
-          <w:sz w:val="24"/>
-        </w:rPr>
-        <w:t xml:space="preserve"> </w:t>
-      </w:r>
-      <w:r>
-        <w:rPr>
-          <w:rFonts w:ascii="Times New Roman" w:hAnsi="Times New Roman"/>
-          <w:color w:val="000000"/>
-          <w:sz w:val="24"/>
-        </w:rPr>
-        <w:t>цар</w:t>
-      </w:r>
-      <w:r>
-        <w:rPr>
-          <w:rFonts w:ascii="Times New Roman" w:hAnsi="Times New Roman"/>
-          <w:color w:val="000000"/>
-          <w:sz w:val="24"/>
-        </w:rPr>
-        <w:t xml:space="preserve"> </w:t>
-      </w:r>
-      <w:r>
-        <w:rPr>
-          <w:rFonts w:ascii="Times New Roman" w:hAnsi="Times New Roman"/>
-          <w:color w:val="000000"/>
-          <w:sz w:val="24"/>
-        </w:rPr>
-        <w:t>миру</w:t>
-      </w:r>
-      <w:r>
-        <w:rPr>
-          <w:rFonts w:ascii="Times New Roman" w:hAnsi="Times New Roman"/>
-          <w:color w:val="000000"/>
-          <w:sz w:val="24"/>
-        </w:rPr>
-        <w:t xml:space="preserve"> </w:t>
-      </w:r>
-      <w:r>
-        <w:rPr>
-          <w:rFonts w:ascii="Times New Roman" w:hAnsi="Times New Roman"/>
-          <w:color w:val="000000"/>
-          <w:sz w:val="24"/>
-        </w:rPr>
-        <w:t>і</w:t>
-      </w:r>
-      <w:r>
-        <w:rPr>
-          <w:rFonts w:ascii="Times New Roman" w:hAnsi="Times New Roman"/>
-          <w:color w:val="000000"/>
-          <w:sz w:val="24"/>
-        </w:rPr>
-        <w:t xml:space="preserve"> </w:t>
-      </w:r>
-      <w:r>
-        <w:rPr>
-          <w:rFonts w:ascii="Times New Roman" w:hAnsi="Times New Roman"/>
-          <w:color w:val="000000"/>
-          <w:sz w:val="24"/>
-        </w:rPr>
-        <w:t>Спас</w:t>
-      </w:r>
-      <w:r>
-        <w:rPr>
-          <w:rFonts w:ascii="Times New Roman" w:hAnsi="Times New Roman"/>
-          <w:color w:val="000000"/>
-          <w:sz w:val="24"/>
-        </w:rPr>
-        <w:t xml:space="preserve"> </w:t>
-      </w:r>
-      <w:r>
-        <w:rPr>
-          <w:rFonts w:ascii="Times New Roman" w:hAnsi="Times New Roman"/>
-          <w:color w:val="000000"/>
-          <w:sz w:val="24"/>
-        </w:rPr>
-        <w:t>душ</w:t>
-      </w:r>
-      <w:r>
-        <w:rPr>
-          <w:rFonts w:ascii="Times New Roman" w:hAnsi="Times New Roman"/>
-          <w:color w:val="000000"/>
-          <w:sz w:val="24"/>
-        </w:rPr>
-        <w:t xml:space="preserve"> </w:t>
-      </w:r>
-      <w:r>
-        <w:rPr>
-          <w:rFonts w:ascii="Times New Roman" w:hAnsi="Times New Roman"/>
-          <w:color w:val="000000"/>
-          <w:sz w:val="24"/>
-        </w:rPr>
-        <w:t>наших</w:t>
-      </w:r>
-      <w:r>
-        <w:rPr>
-          <w:rFonts w:ascii="Times New Roman" w:hAnsi="Times New Roman"/>
-          <w:color w:val="000000"/>
-          <w:sz w:val="24"/>
-        </w:rPr>
-        <w:t xml:space="preserve"> </w:t>
-      </w:r>
-      <w:r>
-        <w:rPr>
-          <w:rFonts w:ascii="Times New Roman" w:hAnsi="Times New Roman"/>
-          <w:color w:val="000000"/>
-          <w:sz w:val="24"/>
-        </w:rPr>
-        <w:t>–</w:t>
-      </w:r>
-      <w:r>
-        <w:rPr>
-          <w:rFonts w:ascii="Times New Roman" w:hAnsi="Times New Roman"/>
-          <w:color w:val="000000"/>
-          <w:sz w:val="24"/>
-        </w:rPr>
-        <w:t xml:space="preserve"> </w:t>
-      </w:r>
-      <w:r>
-        <w:rPr>
-          <w:rFonts w:ascii="Times New Roman" w:hAnsi="Times New Roman"/>
-          <w:color w:val="000000"/>
-          <w:sz w:val="24"/>
-        </w:rPr>
-        <w:t>і</w:t>
-      </w:r>
-      <w:r>
-        <w:rPr>
-          <w:rFonts w:ascii="Times New Roman" w:hAnsi="Times New Roman"/>
-          <w:color w:val="000000"/>
-          <w:sz w:val="24"/>
-        </w:rPr>
-        <w:t xml:space="preserve"> </w:t>
-      </w:r>
-      <w:r>
-        <w:rPr>
-          <w:rFonts w:ascii="Times New Roman" w:hAnsi="Times New Roman"/>
-          <w:color w:val="000000"/>
-          <w:sz w:val="24"/>
-        </w:rPr>
-        <w:t>Тобі</w:t>
-      </w:r>
-      <w:r>
-        <w:rPr>
-          <w:rFonts w:ascii="Times New Roman" w:hAnsi="Times New Roman"/>
-          <w:color w:val="000000"/>
-          <w:sz w:val="24"/>
-        </w:rPr>
-        <w:t xml:space="preserve"> </w:t>
-      </w:r>
-      <w:r>
-        <w:rPr>
-          <w:rFonts w:ascii="Times New Roman" w:hAnsi="Times New Roman"/>
-          <w:color w:val="000000"/>
-          <w:sz w:val="24"/>
-        </w:rPr>
-        <w:t>славу</w:t>
-      </w:r>
-      <w:r>
-        <w:rPr>
-          <w:rFonts w:ascii="Times New Roman" w:hAnsi="Times New Roman"/>
-          <w:color w:val="000000"/>
-          <w:sz w:val="24"/>
-        </w:rPr>
-        <w:t xml:space="preserve"> </w:t>
-      </w:r>
-      <w:r>
-        <w:rPr>
-          <w:rFonts w:ascii="Times New Roman" w:hAnsi="Times New Roman"/>
-          <w:color w:val="000000"/>
-          <w:sz w:val="24"/>
-        </w:rPr>
-        <w:t>возсилаємо,</w:t>
-      </w:r>
-      <w:r>
-        <w:rPr>
-          <w:rFonts w:ascii="Times New Roman" w:hAnsi="Times New Roman"/>
-          <w:color w:val="000000"/>
-          <w:sz w:val="24"/>
-        </w:rPr>
-        <w:t xml:space="preserve"> </w:t>
-      </w:r>
-      <w:r>
-        <w:rPr>
-          <w:rFonts w:ascii="Times New Roman" w:hAnsi="Times New Roman"/>
-          <w:color w:val="000000"/>
-          <w:sz w:val="24"/>
-        </w:rPr>
-        <w:t>Отцю,</w:t>
-      </w:r>
-      <w:r>
-        <w:rPr>
-          <w:rFonts w:ascii="Times New Roman" w:hAnsi="Times New Roman"/>
-          <w:color w:val="000000"/>
-          <w:sz w:val="24"/>
-        </w:rPr>
-        <w:t xml:space="preserve"> </w:t>
-      </w:r>
-      <w:r>
-        <w:rPr>
-          <w:rFonts w:ascii="Times New Roman" w:hAnsi="Times New Roman"/>
-          <w:color w:val="000000"/>
-          <w:sz w:val="24"/>
-        </w:rPr>
-        <w:t>і</w:t>
-      </w:r>
-      <w:r>
-        <w:rPr>
-          <w:rFonts w:ascii="Times New Roman" w:hAnsi="Times New Roman"/>
-          <w:color w:val="000000"/>
-          <w:sz w:val="24"/>
-        </w:rPr>
-        <w:t xml:space="preserve"> </w:t>
-      </w:r>
-      <w:r>
-        <w:rPr>
-          <w:rFonts w:ascii="Times New Roman" w:hAnsi="Times New Roman"/>
-          <w:color w:val="000000"/>
-          <w:sz w:val="24"/>
-        </w:rPr>
-        <w:t>Сину,</w:t>
-      </w:r>
-      <w:r>
-        <w:rPr>
-          <w:rFonts w:ascii="Times New Roman" w:hAnsi="Times New Roman"/>
-          <w:color w:val="000000"/>
-          <w:sz w:val="24"/>
-        </w:rPr>
-        <w:t xml:space="preserve"> </w:t>
-      </w:r>
-      <w:r>
-        <w:rPr>
-          <w:rFonts w:ascii="Times New Roman" w:hAnsi="Times New Roman"/>
-          <w:color w:val="000000"/>
-          <w:sz w:val="24"/>
-        </w:rPr>
-        <w:t>і</w:t>
-      </w:r>
-      <w:r>
-        <w:rPr>
-          <w:rFonts w:ascii="Times New Roman" w:hAnsi="Times New Roman"/>
-          <w:color w:val="000000"/>
-          <w:sz w:val="24"/>
-        </w:rPr>
-        <w:t xml:space="preserve"> </w:t>
-      </w:r>
-      <w:r>
-        <w:rPr>
-          <w:rFonts w:ascii="Times New Roman" w:hAnsi="Times New Roman"/>
-          <w:color w:val="000000"/>
-          <w:sz w:val="24"/>
-        </w:rPr>
-        <w:t>Святому</w:t>
-      </w:r>
-      <w:r>
-        <w:rPr>
-          <w:rFonts w:ascii="Times New Roman" w:hAnsi="Times New Roman"/>
-          <w:color w:val="000000"/>
-          <w:sz w:val="24"/>
-        </w:rPr>
-        <w:t xml:space="preserve"> </w:t>
-      </w:r>
-      <w:r>
-        <w:rPr>
-          <w:rFonts w:ascii="Times New Roman" w:hAnsi="Times New Roman"/>
-          <w:color w:val="000000"/>
-          <w:sz w:val="24"/>
-        </w:rPr>
-        <w:t>Духові</w:t>
-      </w:r>
-      <w:r>
-        <w:rPr>
-          <w:rFonts w:ascii="Times New Roman" w:hAnsi="Times New Roman"/>
-          <w:sz w:val="24"/>
-        </w:rPr>
-        <w:t>,</w:t>
-      </w:r>
-      <w:r>
-        <w:rPr>
-          <w:rFonts w:ascii="Times New Roman" w:hAnsi="Times New Roman"/>
-          <w:sz w:val="24"/>
-        </w:rPr>
-        <w:t xml:space="preserve"> </w:t>
-      </w:r>
-      <w:r>
-        <w:rPr>
-          <w:rFonts w:ascii="Times New Roman" w:hAnsi="Times New Roman"/>
-          <w:sz w:val="24"/>
-        </w:rPr>
-        <w:t>нині,</w:t>
-      </w:r>
-      <w:r>
-        <w:rPr>
-          <w:rFonts w:ascii="Times New Roman" w:hAnsi="Times New Roman"/>
-          <w:sz w:val="24"/>
-        </w:rPr>
-        <w:t xml:space="preserve"> </w:t>
-      </w:r>
-      <w:r>
-        <w:rPr>
-          <w:rFonts w:ascii="Times New Roman" w:hAnsi="Times New Roman"/>
-          <w:sz w:val="24"/>
-        </w:rPr>
-        <w:t>і</w:t>
-      </w:r>
-      <w:r>
-        <w:rPr>
-          <w:rFonts w:ascii="Times New Roman" w:hAnsi="Times New Roman"/>
-          <w:sz w:val="24"/>
-        </w:rPr>
-        <w:t xml:space="preserve"> </w:t>
-      </w:r>
-      <w:r>
-        <w:rPr>
-          <w:rFonts w:ascii="Times New Roman" w:hAnsi="Times New Roman"/>
-          <w:sz w:val="24"/>
-        </w:rPr>
-        <w:t>повсякчас,</w:t>
-      </w:r>
-      <w:r>
-        <w:rPr>
-          <w:rFonts w:ascii="Times New Roman" w:hAnsi="Times New Roman"/>
-          <w:sz w:val="24"/>
-        </w:rPr>
-        <w:t xml:space="preserve"> </w:t>
-      </w:r>
-      <w:r>
-        <w:rPr>
-          <w:rFonts w:ascii="Times New Roman" w:hAnsi="Times New Roman"/>
-          <w:sz w:val="24"/>
-        </w:rPr>
-        <w:t>і</w:t>
-      </w:r>
-      <w:r>
-        <w:rPr>
-          <w:rFonts w:ascii="Times New Roman" w:hAnsi="Times New Roman"/>
-          <w:sz w:val="24"/>
-        </w:rPr>
-        <w:t xml:space="preserve"> </w:t>
-      </w:r>
-      <w:r>
-        <w:rPr>
-          <w:rFonts w:ascii="Times New Roman" w:hAnsi="Times New Roman"/>
-          <w:sz w:val="24"/>
-        </w:rPr>
-        <w:t>на</w:t>
-      </w:r>
-      <w:r>
-        <w:rPr>
-          <w:rFonts w:ascii="Times New Roman" w:hAnsi="Times New Roman"/>
-          <w:sz w:val="24"/>
-        </w:rPr>
-        <w:t xml:space="preserve"> </w:t>
-      </w:r>
-      <w:r>
-        <w:rPr>
-          <w:rFonts w:ascii="Times New Roman" w:hAnsi="Times New Roman"/>
-          <w:sz w:val="24"/>
-        </w:rPr>
-        <w:t>віки</w:t>
-      </w:r>
-      <w:r>
-        <w:rPr>
-          <w:rFonts w:ascii="Times New Roman" w:hAnsi="Times New Roman"/>
-          <w:sz w:val="24"/>
-        </w:rPr>
-        <w:t xml:space="preserve"> </w:t>
-      </w:r>
-      <w:r>
-        <w:rPr>
-          <w:rFonts w:ascii="Times New Roman" w:hAnsi="Times New Roman"/>
-          <w:sz w:val="24"/>
-        </w:rPr>
-        <w:t>віків.</w:t>
+          <w:sz w:val="24"/>
+        </w:rPr>
+        <w:t xml:space="preserve"> Бо Ти цар миру і Спас душ наших – і Тобі славу возсилаємо, Отцю, і Сину, і Святому Духові, нині, і повсякчас, і на віки віків.</w:t>
       </w:r>
     </w:p>
     <w:p>
@@ -19823,7 +19060,6 @@
           <w:color w:val="FF0000"/>
           <w:sz w:val="24"/>
         </w:rPr>
-        <w:lastRenderedPageBreak/>
         <w:t>Священник:</w:t>
       </w:r>
       <w:r>
@@ -19831,14 +19067,7 @@
           <w:rFonts w:ascii="Times New Roman" w:hAnsi="Times New Roman"/>
           <w:sz w:val="24"/>
         </w:rPr>
-        <w:t xml:space="preserve"> Бо до Тебе належить милувати і спасат</w:t>
-      </w:r>
-      <w:r>
-        <w:rPr>
-          <w:rFonts w:ascii="Times New Roman" w:hAnsi="Times New Roman"/>
-          <w:sz w:val="24"/>
-        </w:rPr>
-        <w:t>и нас, Боже наш, і Тобі славу возсилаємо, Отцю, і Сину, і Святому Духові, нині, і повсякчас, і на віки віків.</w:t>
+        <w:t xml:space="preserve"> Бо до Тебе належить милувати і спасати нас, Боже наш, і Тобі славу возсилаємо, Отцю, і Сину, і Святому Духові, нині, і повсякчас, і на віки віків.</w:t>
       </w:r>
     </w:p>
     <w:p>
@@ -20991,14 +20220,7 @@
           <w:rFonts w:ascii="Times New Roman" w:hAnsi="Times New Roman"/>
           <w:sz w:val="24"/>
         </w:rPr>
-        <w:t xml:space="preserve"> Бо милостивий і людинолюбний Бог єси, і Тобі славу возсилаєм</w:t>
-      </w:r>
-      <w:r>
-        <w:rPr>
-          <w:rFonts w:ascii="Times New Roman" w:hAnsi="Times New Roman"/>
-          <w:sz w:val="24"/>
-        </w:rPr>
-        <w:t>о, Отцю, і Сину, і Святому Духові, нині, і повсякчас, і на віки віків.</w:t>
+        <w:t xml:space="preserve"> Бо милостивий і людинолюбний Бог єси, і Тобі славу возсилаємо, Отцю, і Сину, і Святому Духові, нині, і повсякчас, і на віки віків.</w:t>
       </w:r>
     </w:p>
     <w:p>
@@ -21225,21 +20447,7 @@
           <w:rFonts w:ascii="Times New Roman" w:hAnsi="Times New Roman"/>
           <w:sz w:val="24"/>
         </w:rPr>
-        <w:t xml:space="preserve"> Христос, істинний Бо</w:t>
-      </w:r>
-      <w:r>
-        <w:rPr>
-          <w:rFonts w:ascii="Times New Roman" w:hAnsi="Times New Roman"/>
-          <w:sz w:val="24"/>
-        </w:rPr>
-        <w:t>г наш, що народився у вертепі у Вифлеємі Юдейському і в яслах положився спасіння нашого ради - молитвами пречистої своєї Матері, якої пам'ять собору святкуємо, святих, славних і всехвальних апостолів, і святої мучениці Анісії, преподобного Зотика, пресвіте</w:t>
-      </w:r>
-      <w:r>
-        <w:rPr>
-          <w:rFonts w:ascii="Times New Roman" w:hAnsi="Times New Roman"/>
-          <w:sz w:val="24"/>
-        </w:rPr>
-        <w:t>ра і кормителя сиріт, і всіх святих - помилує і спасе нас як благий і людинолюбний.</w:t>
+        <w:t xml:space="preserve"> Христос, істинний Бог наш, що народився у вертепі у Вифлеємі Юдейському і в яслах положився спасіння нашого ради - молитвами пречистої своєї Матері, якої пам'ять собору святкуємо, святих, славних і всехвальних апостолів, і святої мучениці Анісії, преподобного Зотика, пресвітера і кормителя сиріт, і всіх святих - помилує і спасе нас як благий і людинолюбний.</w:t>
       </w:r>
     </w:p>
     <w:p>
